--- a/SG/Parcial 2/Practica/Planeación de requerimientos de materiales - Ejercicio.docx
+++ b/SG/Parcial 2/Practica/Planeación de requerimientos de materiales - Ejercicio.docx
@@ -1,93 +1,83 @@
 
 <file path=word/document.xml><?xml version="1.0" encoding="utf-8"?>
-<w:document xmlns:mc="http://schemas.openxmlformats.org/markup-compatibility/2006" xmlns:o="urn:schemas-microsoft-com:office:office" xmlns:r="http://schemas.openxmlformats.org/officeDocument/2006/relationships" xmlns:m="http://schemas.openxmlformats.org/officeDocument/2006/math" xmlns:v="urn:schemas-microsoft-com:vml" xmlns:wp="http://schemas.openxmlformats.org/drawingml/2006/wordprocessingDrawing" xmlns:w10="urn:schemas-microsoft-com:office:word" xmlns:w="http://schemas.openxmlformats.org/wordprocessingml/2006/main" xmlns:wne="http://schemas.microsoft.com/office/word/2006/wordml" xmlns:sl="http://schemas.openxmlformats.org/schemaLibrary/2006/main" xmlns:a="http://schemas.openxmlformats.org/drawingml/2006/main" xmlns:pic="http://schemas.openxmlformats.org/drawingml/2006/picture" xmlns:c="http://schemas.openxmlformats.org/drawingml/2006/chart" xmlns:lc="http://schemas.openxmlformats.org/drawingml/2006/lockedCanvas" xmlns:dgm="http://schemas.openxmlformats.org/drawingml/2006/diagram" xmlns:wps="http://schemas.microsoft.com/office/word/2010/wordprocessingShape" xmlns:wpg="http://schemas.microsoft.com/office/word/2010/wordprocessingGroup" xmlns:w14="http://schemas.microsoft.com/office/word/2010/wordml" xmlns:w15="http://schemas.microsoft.com/office/word/2012/wordml" xmlns:w16="http://schemas.microsoft.com/office/word/2018/wordml" xmlns:w16cex="http://schemas.microsoft.com/office/word/2018/wordml/cex" xmlns:w16cid="http://schemas.microsoft.com/office/word/2016/wordml/cid" xmlns="http://schemas.microsoft.com/office/tasks/2019/documenttasks" xmlns:cr="http://schemas.microsoft.com/office/comments/2020/reactions">
+<w:document xmlns:wpc="http://schemas.microsoft.com/office/word/2010/wordprocessingCanvas" xmlns:cx="http://schemas.microsoft.com/office/drawing/2014/chartex" xmlns:cx1="http://schemas.microsoft.com/office/drawing/2015/9/8/chartex" xmlns:cx2="http://schemas.microsoft.com/office/drawing/2015/10/21/chartex" xmlns:cx3="http://schemas.microsoft.com/office/drawing/2016/5/9/chartex" xmlns:cx4="http://schemas.microsoft.com/office/drawing/2016/5/10/chartex" xmlns:cx5="http://schemas.microsoft.com/office/drawing/2016/5/11/chartex" xmlns:cx6="http://schemas.microsoft.com/office/drawing/2016/5/12/chartex" xmlns:cx7="http://schemas.microsoft.com/office/drawing/2016/5/13/chartex" xmlns:cx8="http://schemas.microsoft.com/office/drawing/2016/5/14/chartex" xmlns:mc="http://schemas.openxmlformats.org/markup-compatibility/2006" xmlns:aink="http://schemas.microsoft.com/office/drawing/2016/ink" xmlns:am3d="http://schemas.microsoft.com/office/drawing/2017/model3d" xmlns:o="urn:schemas-microsoft-com:office:office" xmlns:oel="http://schemas.microsoft.com/office/2019/extlst" xmlns:r="http://schemas.openxmlformats.org/officeDocument/2006/relationships" xmlns:m="http://schemas.openxmlformats.org/officeDocument/2006/math" xmlns:v="urn:schemas-microsoft-com:vml" xmlns:wp14="http://schemas.microsoft.com/office/word/2010/wordprocessingDrawing" xmlns:wp="http://schemas.openxmlformats.org/drawingml/2006/wordprocessingDrawing" xmlns:w10="urn:schemas-microsoft-com:office:word" xmlns:w="http://schemas.openxmlformats.org/wordprocessingml/2006/main" xmlns:w14="http://schemas.microsoft.com/office/word/2010/wordml" xmlns:w15="http://schemas.microsoft.com/office/word/2012/wordml" xmlns:w16cei="http://schemas.microsoft.com/office/word/2026/wordml/cei" xmlns:w16cex="http://schemas.microsoft.com/office/word/2018/wordml/cex" xmlns:w16cid="http://schemas.microsoft.com/office/word/2016/wordml/cid" xmlns:w16="http://schemas.microsoft.com/office/word/2018/wordml" xmlns:w16du="http://schemas.microsoft.com/office/word/2023/wordml/word16du" xmlns:w16sdtdh="http://schemas.microsoft.com/office/word/2020/wordml/sdtdatahash" xmlns:w16sdtfl="http://schemas.microsoft.com/office/word/2024/wordml/sdtformatlock" xmlns:w16se="http://schemas.microsoft.com/office/word/2015/wordml/symex" xmlns:wpg="http://schemas.microsoft.com/office/word/2010/wordprocessingGroup" xmlns:wpi="http://schemas.microsoft.com/office/word/2010/wordprocessingInk" xmlns:wne="http://schemas.microsoft.com/office/word/2006/wordml" xmlns:wps="http://schemas.microsoft.com/office/word/2010/wordprocessingShape" mc:Ignorable="w14 w15 w16se w16cid w16 w16cex w16sdtdh w16sdtfl w16du wp14">
   <w:body>
     <w:p>
       <w:pPr>
         <w:pBdr>
-          <w:bottom w:color="000000" w:space="1" w:sz="4" w:val="single"/>
+          <w:bottom w:val="single" w:sz="4" w:space="1" w:color="000000"/>
         </w:pBdr>
         <w:rPr>
-          <w:rFonts w:ascii="Arimo" w:cs="Arimo" w:eastAsia="Arimo" w:hAnsi="Arimo"/>
-          <w:b w:val="1"/>
+          <w:rFonts w:ascii="Arimo" w:eastAsia="Arimo" w:hAnsi="Arimo" w:cs="Arimo"/>
+          <w:b/>
           <w:sz w:val="24"/>
           <w:szCs w:val="24"/>
         </w:rPr>
       </w:pPr>
       <w:r>
         <w:rPr>
-          <w:rFonts w:ascii="Arimo" w:cs="Arimo" w:eastAsia="Arimo" w:hAnsi="Arimo"/>
-          <w:b w:val="1"/>
+          <w:rFonts w:ascii="Arimo" w:eastAsia="Arimo" w:hAnsi="Arimo" w:cs="Arimo"/>
+          <w:b/>
           <w:sz w:val="24"/>
           <w:szCs w:val="24"/>
-          <w:rtl w:val="0"/>
         </w:rPr>
-        <w:t xml:space="preserve">Planeación de Requerimientos de Materiales - MRP</w:t>
+        <w:t>Planeación de Requerimientos de Materiales - MRP</w:t>
       </w:r>
     </w:p>
     <w:p>
       <w:pPr>
         <w:rPr>
-          <w:rFonts w:ascii="Arimo" w:cs="Arimo" w:eastAsia="Arimo" w:hAnsi="Arimo"/>
-          <w:b w:val="1"/>
+          <w:rFonts w:ascii="Arimo" w:eastAsia="Arimo" w:hAnsi="Arimo" w:cs="Arimo"/>
+          <w:b/>
           <w:sz w:val="2"/>
           <w:szCs w:val="2"/>
         </w:rPr>
       </w:pPr>
-      <w:r>
-        <w:rPr>
-          <w:rtl w:val="0"/>
-        </w:rPr>
-      </w:r>
     </w:p>
     <w:p>
       <w:pPr>
         <w:rPr>
-          <w:rFonts w:ascii="Arimo" w:cs="Arimo" w:eastAsia="Arimo" w:hAnsi="Arimo"/>
-          <w:b w:val="1"/>
+          <w:rFonts w:ascii="Arimo" w:eastAsia="Arimo" w:hAnsi="Arimo" w:cs="Arimo"/>
+          <w:b/>
         </w:rPr>
       </w:pPr>
       <w:r>
         <w:rPr>
-          <w:rFonts w:ascii="Arimo" w:cs="Arimo" w:eastAsia="Arimo" w:hAnsi="Arimo"/>
-          <w:b w:val="1"/>
-          <w:rtl w:val="0"/>
+          <w:rFonts w:ascii="Arimo" w:eastAsia="Arimo" w:hAnsi="Arimo" w:cs="Arimo"/>
+          <w:b/>
         </w:rPr>
-        <w:t xml:space="preserve">Ejemplo A</w:t>
+        <w:t>Ejemplo A</w:t>
       </w:r>
     </w:p>
     <w:p>
       <w:pPr>
         <w:jc w:val="both"/>
         <w:rPr>
-          <w:rFonts w:ascii="Arimo" w:cs="Arimo" w:eastAsia="Arimo" w:hAnsi="Arimo"/>
+          <w:rFonts w:ascii="Arimo" w:eastAsia="Arimo" w:hAnsi="Arimo" w:cs="Arimo"/>
         </w:rPr>
       </w:pPr>
       <w:r>
         <w:rPr>
-          <w:rFonts w:ascii="Arimo" w:cs="Arimo" w:eastAsia="Arimo" w:hAnsi="Arimo"/>
-          <w:rtl w:val="0"/>
+          <w:rFonts w:ascii="Arimo" w:eastAsia="Arimo" w:hAnsi="Arimo" w:cs="Arimo"/>
         </w:rPr>
-        <w:t xml:space="preserve">Teniendo en cuenta el árbol de la estructura del producto "A“, el tiempo de entrega y la información de la demanda, determinar un plan de requerimientos de materiales que defina el número de unidades de cada componente y cuando se necesita:</w:t>
+        <w:t>Teniendo en cuenta el árbol de la estructura del producto "A“, el tiempo de entrega y la información de la demanda, determinar un plan de requerimientos de materiales que defina el número de unidades de cada componente y cuando se necesita:</w:t>
       </w:r>
     </w:p>
     <w:p>
       <w:pPr>
         <w:jc w:val="both"/>
         <w:rPr>
-          <w:rFonts w:ascii="Arimo" w:cs="Arimo" w:eastAsia="Arimo" w:hAnsi="Arimo"/>
+          <w:rFonts w:ascii="Arimo" w:eastAsia="Arimo" w:hAnsi="Arimo" w:cs="Arimo"/>
         </w:rPr>
       </w:pPr>
       <w:r>
         <w:rPr>
-          <w:rtl w:val="0"/>
+          <w:noProof/>
         </w:rPr>
-      </w:r>
-      <w:r>
         <mc:AlternateContent>
           <mc:Choice Requires="wpg">
             <w:drawing>
-              <wp:anchor allowOverlap="1" behindDoc="0" distB="0" distT="0" distL="114300" distR="114300" hidden="0" layoutInCell="1" locked="0" relativeHeight="0" simplePos="0">
+              <wp:anchor distT="0" distB="0" distL="114300" distR="114300" simplePos="0" relativeHeight="251658240" behindDoc="0" locked="0" layoutInCell="1" hidden="0" allowOverlap="1" wp14:anchorId="183793A7" wp14:editId="27283BF8">
                 <wp:simplePos x="0" y="0"/>
                 <wp:positionH relativeFrom="column">
                   <wp:posOffset>698500</wp:posOffset>
@@ -96,10 +86,11 @@
                   <wp:posOffset>38100</wp:posOffset>
                 </wp:positionV>
                 <wp:extent cx="3819525" cy="1638300"/>
-                <wp:effectExtent b="0" l="0" r="0" t="0"/>
+                <wp:effectExtent l="0" t="0" r="0" b="0"/>
                 <wp:wrapNone/>
-                <wp:docPr id="644" name=""/>
-                <a:graphic>
+                <wp:docPr id="644" name="Grupo 644"/>
+                <wp:cNvGraphicFramePr/>
+                <a:graphic xmlns:a="http://schemas.openxmlformats.org/drawingml/2006/main">
                   <a:graphicData uri="http://schemas.microsoft.com/office/word/2010/wordprocessingGroup">
                     <wpg:wgp>
                       <wpg:cNvGrpSpPr/>
@@ -112,6 +103,7 @@
                         </a:xfrm>
                       </wpg:grpSpPr>
                       <wpg:grpSp>
+                        <wpg:cNvPr id="1781774613" name="Grupo 1781774613"/>
                         <wpg:cNvGrpSpPr/>
                         <wpg:grpSpPr>
                           <a:xfrm>
@@ -122,8 +114,8 @@
                           </a:xfrm>
                         </wpg:grpSpPr>
                         <wps:wsp>
+                          <wps:cNvPr id="483448364" name="Rectángulo 483448364"/>
                           <wps:cNvSpPr/>
-                          <wps:cNvPr id="3" name="Shape 3"/>
                           <wps:spPr>
                             <a:xfrm>
                               <a:off x="0" y="0"/>
@@ -141,30 +133,32 @@
                             <w:txbxContent>
                               <w:p>
                                 <w:pPr>
-                                  <w:spacing w:after="0" w:before="0" w:line="240"/>
-                                  <w:ind w:left="0" w:right="0" w:firstLine="0"/>
-                                  <w:jc w:val="left"/>
+                                  <w:spacing w:after="0" w:line="240" w:lineRule="auto"/>
                                   <w:textDirection w:val="btLr"/>
                                 </w:pPr>
                               </w:p>
                             </w:txbxContent>
                           </wps:txbx>
-                          <wps:bodyPr anchorCtr="0" anchor="ctr" bIns="91425" lIns="91425" spcFirstLastPara="1" rIns="91425" wrap="square" tIns="91425">
+                          <wps:bodyPr spcFirstLastPara="1" wrap="square" lIns="91425" tIns="91425" rIns="91425" bIns="91425" anchor="ctr" anchorCtr="0">
                             <a:noAutofit/>
                           </wps:bodyPr>
                         </wps:wsp>
                         <wps:wsp>
+                          <wps:cNvPr id="565121894" name="Forma libre: forma 565121894"/>
                           <wps:cNvSpPr/>
-                          <wps:cNvPr id="9" name="Shape 9"/>
                           <wps:spPr>
                             <a:xfrm>
                               <a:off x="2647044" y="986442"/>
                               <a:ext cx="386195" cy="183793"/>
                             </a:xfrm>
                             <a:custGeom>
-                              <a:rect b="b" l="l" r="r" t="t"/>
+                              <a:avLst/>
+                              <a:gdLst/>
+                              <a:ahLst/>
+                              <a:cxnLst/>
+                              <a:rect l="l" t="t" r="r" b="b"/>
                               <a:pathLst>
-                                <a:path extrusionOk="0" h="120000" w="120000">
+                                <a:path w="120000" h="120000" extrusionOk="0">
                                   <a:moveTo>
                                     <a:pt x="0" y="0"/>
                                   </a:moveTo>
@@ -181,32 +175,36 @@
                               </a:pathLst>
                             </a:custGeom>
                             <a:noFill/>
-                            <a:ln cap="flat" cmpd="sng" w="25400">
+                            <a:ln w="25400" cap="flat" cmpd="sng">
                               <a:solidFill>
                                 <a:srgbClr val="4674AA"/>
                               </a:solidFill>
                               <a:prstDash val="solid"/>
                               <a:round/>
-                              <a:headEnd len="sm" w="sm" type="none"/>
-                              <a:tailEnd len="sm" w="sm" type="none"/>
+                              <a:headEnd type="none" w="sm" len="sm"/>
+                              <a:tailEnd type="none" w="sm" len="sm"/>
                             </a:ln>
                           </wps:spPr>
-                          <wps:bodyPr anchorCtr="0" anchor="ctr" bIns="91425" lIns="91425" spcFirstLastPara="1" rIns="91425" wrap="square" tIns="91425">
+                          <wps:bodyPr spcFirstLastPara="1" wrap="square" lIns="91425" tIns="91425" rIns="91425" bIns="91425" anchor="ctr" anchorCtr="0">
                             <a:noAutofit/>
                           </wps:bodyPr>
                         </wps:wsp>
                         <wps:wsp>
+                          <wps:cNvPr id="1856015900" name="Forma libre: forma 1856015900"/>
                           <wps:cNvSpPr/>
-                          <wps:cNvPr id="10" name="Shape 10"/>
                           <wps:spPr>
                             <a:xfrm>
                               <a:off x="2260849" y="986442"/>
                               <a:ext cx="386195" cy="183793"/>
                             </a:xfrm>
                             <a:custGeom>
-                              <a:rect b="b" l="l" r="r" t="t"/>
+                              <a:avLst/>
+                              <a:gdLst/>
+                              <a:ahLst/>
+                              <a:cxnLst/>
+                              <a:rect l="l" t="t" r="r" b="b"/>
                               <a:pathLst>
-                                <a:path extrusionOk="0" h="120000" w="120000">
+                                <a:path w="120000" h="120000" extrusionOk="0">
                                   <a:moveTo>
                                     <a:pt x="120000" y="0"/>
                                   </a:moveTo>
@@ -223,32 +221,36 @@
                               </a:pathLst>
                             </a:custGeom>
                             <a:noFill/>
-                            <a:ln cap="flat" cmpd="sng" w="25400">
+                            <a:ln w="25400" cap="flat" cmpd="sng">
                               <a:solidFill>
                                 <a:srgbClr val="4674AA"/>
                               </a:solidFill>
                               <a:prstDash val="solid"/>
                               <a:round/>
-                              <a:headEnd len="sm" w="sm" type="none"/>
-                              <a:tailEnd len="sm" w="sm" type="none"/>
+                              <a:headEnd type="none" w="sm" len="sm"/>
+                              <a:tailEnd type="none" w="sm" len="sm"/>
                             </a:ln>
                           </wps:spPr>
-                          <wps:bodyPr anchorCtr="0" anchor="ctr" bIns="91425" lIns="91425" spcFirstLastPara="1" rIns="91425" wrap="square" tIns="91425">
+                          <wps:bodyPr spcFirstLastPara="1" wrap="square" lIns="91425" tIns="91425" rIns="91425" bIns="91425" anchor="ctr" anchorCtr="0">
                             <a:noAutofit/>
                           </wps:bodyPr>
                         </wps:wsp>
                         <wps:wsp>
+                          <wps:cNvPr id="66728792" name="Forma libre: forma 66728792"/>
                           <wps:cNvSpPr/>
-                          <wps:cNvPr id="11" name="Shape 11"/>
                           <wps:spPr>
                             <a:xfrm>
                               <a:off x="1874653" y="401356"/>
                               <a:ext cx="772390" cy="183793"/>
                             </a:xfrm>
                             <a:custGeom>
-                              <a:rect b="b" l="l" r="r" t="t"/>
+                              <a:avLst/>
+                              <a:gdLst/>
+                              <a:ahLst/>
+                              <a:cxnLst/>
+                              <a:rect l="l" t="t" r="r" b="b"/>
                               <a:pathLst>
-                                <a:path extrusionOk="0" h="120000" w="120000">
+                                <a:path w="120000" h="120000" extrusionOk="0">
                                   <a:moveTo>
                                     <a:pt x="0" y="0"/>
                                   </a:moveTo>
@@ -265,32 +267,36 @@
                               </a:pathLst>
                             </a:custGeom>
                             <a:noFill/>
-                            <a:ln cap="flat" cmpd="sng" w="25400">
+                            <a:ln w="25400" cap="flat" cmpd="sng">
                               <a:solidFill>
                                 <a:srgbClr val="3B6495"/>
                               </a:solidFill>
                               <a:prstDash val="solid"/>
                               <a:round/>
-                              <a:headEnd len="sm" w="sm" type="none"/>
-                              <a:tailEnd len="sm" w="sm" type="none"/>
+                              <a:headEnd type="none" w="sm" len="sm"/>
+                              <a:tailEnd type="none" w="sm" len="sm"/>
                             </a:ln>
                           </wps:spPr>
-                          <wps:bodyPr anchorCtr="0" anchor="ctr" bIns="91425" lIns="91425" spcFirstLastPara="1" rIns="91425" wrap="square" tIns="91425">
+                          <wps:bodyPr spcFirstLastPara="1" wrap="square" lIns="91425" tIns="91425" rIns="91425" bIns="91425" anchor="ctr" anchorCtr="0">
                             <a:noAutofit/>
                           </wps:bodyPr>
                         </wps:wsp>
                         <wps:wsp>
+                          <wps:cNvPr id="861930151" name="Forma libre: forma 861930151"/>
                           <wps:cNvSpPr/>
-                          <wps:cNvPr id="12" name="Shape 12"/>
                           <wps:spPr>
                             <a:xfrm>
                               <a:off x="1102263" y="986442"/>
                               <a:ext cx="386195" cy="183793"/>
                             </a:xfrm>
                             <a:custGeom>
-                              <a:rect b="b" l="l" r="r" t="t"/>
+                              <a:avLst/>
+                              <a:gdLst/>
+                              <a:ahLst/>
+                              <a:cxnLst/>
+                              <a:rect l="l" t="t" r="r" b="b"/>
                               <a:pathLst>
-                                <a:path extrusionOk="0" h="120000" w="120000">
+                                <a:path w="120000" h="120000" extrusionOk="0">
                                   <a:moveTo>
                                     <a:pt x="0" y="0"/>
                                   </a:moveTo>
@@ -307,32 +313,36 @@
                               </a:pathLst>
                             </a:custGeom>
                             <a:noFill/>
-                            <a:ln cap="flat" cmpd="sng" w="25400">
+                            <a:ln w="25400" cap="flat" cmpd="sng">
                               <a:solidFill>
                                 <a:srgbClr val="4674AA"/>
                               </a:solidFill>
                               <a:prstDash val="solid"/>
                               <a:round/>
-                              <a:headEnd len="sm" w="sm" type="none"/>
-                              <a:tailEnd len="sm" w="sm" type="none"/>
+                              <a:headEnd type="none" w="sm" len="sm"/>
+                              <a:tailEnd type="none" w="sm" len="sm"/>
                             </a:ln>
                           </wps:spPr>
-                          <wps:bodyPr anchorCtr="0" anchor="ctr" bIns="91425" lIns="91425" spcFirstLastPara="1" rIns="91425" wrap="square" tIns="91425">
+                          <wps:bodyPr spcFirstLastPara="1" wrap="square" lIns="91425" tIns="91425" rIns="91425" bIns="91425" anchor="ctr" anchorCtr="0">
                             <a:noAutofit/>
                           </wps:bodyPr>
                         </wps:wsp>
                         <wps:wsp>
+                          <wps:cNvPr id="1440594091" name="Forma libre: forma 1440594091"/>
                           <wps:cNvSpPr/>
-                          <wps:cNvPr id="13" name="Shape 13"/>
                           <wps:spPr>
                             <a:xfrm>
                               <a:off x="716067" y="986442"/>
                               <a:ext cx="386195" cy="183793"/>
                             </a:xfrm>
                             <a:custGeom>
-                              <a:rect b="b" l="l" r="r" t="t"/>
+                              <a:avLst/>
+                              <a:gdLst/>
+                              <a:ahLst/>
+                              <a:cxnLst/>
+                              <a:rect l="l" t="t" r="r" b="b"/>
                               <a:pathLst>
-                                <a:path extrusionOk="0" h="120000" w="120000">
+                                <a:path w="120000" h="120000" extrusionOk="0">
                                   <a:moveTo>
                                     <a:pt x="120000" y="0"/>
                                   </a:moveTo>
@@ -349,32 +359,36 @@
                               </a:pathLst>
                             </a:custGeom>
                             <a:noFill/>
-                            <a:ln cap="flat" cmpd="sng" w="25400">
+                            <a:ln w="25400" cap="flat" cmpd="sng">
                               <a:solidFill>
                                 <a:srgbClr val="4674AA"/>
                               </a:solidFill>
                               <a:prstDash val="solid"/>
                               <a:round/>
-                              <a:headEnd len="sm" w="sm" type="none"/>
-                              <a:tailEnd len="sm" w="sm" type="none"/>
+                              <a:headEnd type="none" w="sm" len="sm"/>
+                              <a:tailEnd type="none" w="sm" len="sm"/>
                             </a:ln>
                           </wps:spPr>
-                          <wps:bodyPr anchorCtr="0" anchor="ctr" bIns="91425" lIns="91425" spcFirstLastPara="1" rIns="91425" wrap="square" tIns="91425">
+                          <wps:bodyPr spcFirstLastPara="1" wrap="square" lIns="91425" tIns="91425" rIns="91425" bIns="91425" anchor="ctr" anchorCtr="0">
                             <a:noAutofit/>
                           </wps:bodyPr>
                         </wps:wsp>
                         <wps:wsp>
+                          <wps:cNvPr id="1736734160" name="Forma libre: forma 1736734160"/>
                           <wps:cNvSpPr/>
-                          <wps:cNvPr id="14" name="Shape 14"/>
                           <wps:spPr>
                             <a:xfrm>
                               <a:off x="1102263" y="401356"/>
                               <a:ext cx="772390" cy="183793"/>
                             </a:xfrm>
                             <a:custGeom>
-                              <a:rect b="b" l="l" r="r" t="t"/>
+                              <a:avLst/>
+                              <a:gdLst/>
+                              <a:ahLst/>
+                              <a:cxnLst/>
+                              <a:rect l="l" t="t" r="r" b="b"/>
                               <a:pathLst>
-                                <a:path extrusionOk="0" h="120000" w="120000">
+                                <a:path w="120000" h="120000" extrusionOk="0">
                                   <a:moveTo>
                                     <a:pt x="120000" y="0"/>
                                   </a:moveTo>
@@ -391,23 +405,23 @@
                               </a:pathLst>
                             </a:custGeom>
                             <a:noFill/>
-                            <a:ln cap="flat" cmpd="sng" w="25400">
+                            <a:ln w="25400" cap="flat" cmpd="sng">
                               <a:solidFill>
                                 <a:srgbClr val="3B6495"/>
                               </a:solidFill>
                               <a:prstDash val="solid"/>
                               <a:round/>
-                              <a:headEnd len="sm" w="sm" type="none"/>
-                              <a:tailEnd len="sm" w="sm" type="none"/>
+                              <a:headEnd type="none" w="sm" len="sm"/>
+                              <a:tailEnd type="none" w="sm" len="sm"/>
                             </a:ln>
                           </wps:spPr>
-                          <wps:bodyPr anchorCtr="0" anchor="ctr" bIns="91425" lIns="91425" spcFirstLastPara="1" rIns="91425" wrap="square" tIns="91425">
+                          <wps:bodyPr spcFirstLastPara="1" wrap="square" lIns="91425" tIns="91425" rIns="91425" bIns="91425" anchor="ctr" anchorCtr="0">
                             <a:noAutofit/>
                           </wps:bodyPr>
                         </wps:wsp>
                         <wps:wsp>
+                          <wps:cNvPr id="1088167195" name="Rectángulo: esquinas redondeadas 1088167195"/>
                           <wps:cNvSpPr/>
-                          <wps:cNvPr id="15" name="Shape 15"/>
                           <wps:spPr>
                             <a:xfrm>
                               <a:off x="1558675" y="64"/>
@@ -415,41 +429,39 @@
                             </a:xfrm>
                             <a:prstGeom prst="roundRect">
                               <a:avLst>
-                                <a:gd fmla="val 10000" name="adj"/>
+                                <a:gd name="adj" fmla="val 10000"/>
                               </a:avLst>
                             </a:prstGeom>
                             <a:solidFill>
                               <a:schemeClr val="accent1"/>
                             </a:solidFill>
-                            <a:ln cap="flat" cmpd="sng" w="25400">
+                            <a:ln w="25400" cap="flat" cmpd="sng">
                               <a:solidFill>
                                 <a:schemeClr val="lt1"/>
                               </a:solidFill>
                               <a:prstDash val="solid"/>
                               <a:round/>
-                              <a:headEnd len="sm" w="sm" type="none"/>
-                              <a:tailEnd len="sm" w="sm" type="none"/>
+                              <a:headEnd type="none" w="sm" len="sm"/>
+                              <a:tailEnd type="none" w="sm" len="sm"/>
                             </a:ln>
                           </wps:spPr>
                           <wps:txbx>
                             <w:txbxContent>
                               <w:p>
                                 <w:pPr>
-                                  <w:spacing w:after="0" w:before="0" w:line="240"/>
-                                  <w:ind w:left="0" w:right="0" w:firstLine="0"/>
-                                  <w:jc w:val="left"/>
+                                  <w:spacing w:after="0" w:line="240" w:lineRule="auto"/>
                                   <w:textDirection w:val="btLr"/>
                                 </w:pPr>
                               </w:p>
                             </w:txbxContent>
                           </wps:txbx>
-                          <wps:bodyPr anchorCtr="0" anchor="ctr" bIns="91425" lIns="91425" spcFirstLastPara="1" rIns="91425" wrap="square" tIns="91425">
+                          <wps:bodyPr spcFirstLastPara="1" wrap="square" lIns="91425" tIns="91425" rIns="91425" bIns="91425" anchor="ctr" anchorCtr="0">
                             <a:noAutofit/>
                           </wps:bodyPr>
                         </wps:wsp>
                         <wps:wsp>
+                          <wps:cNvPr id="1579183124" name="Rectángulo: esquinas redondeadas 1579183124"/>
                           <wps:cNvSpPr/>
-                          <wps:cNvPr id="16" name="Shape 16"/>
                           <wps:spPr>
                             <a:xfrm>
                               <a:off x="1628893" y="66771"/>
@@ -457,7 +469,7 @@
                             </a:xfrm>
                             <a:prstGeom prst="roundRect">
                               <a:avLst>
-                                <a:gd fmla="val 10000" name="adj"/>
+                                <a:gd name="adj" fmla="val 10000"/>
                               </a:avLst>
                             </a:prstGeom>
                             <a:solidFill>
@@ -465,35 +477,33 @@
                                 <a:alpha val="89803"/>
                               </a:schemeClr>
                             </a:solidFill>
-                            <a:ln cap="flat" cmpd="sng" w="25400">
+                            <a:ln w="25400" cap="flat" cmpd="sng">
                               <a:solidFill>
                                 <a:schemeClr val="accent1"/>
                               </a:solidFill>
                               <a:prstDash val="solid"/>
                               <a:round/>
-                              <a:headEnd len="sm" w="sm" type="none"/>
-                              <a:tailEnd len="sm" w="sm" type="none"/>
+                              <a:headEnd type="none" w="sm" len="sm"/>
+                              <a:tailEnd type="none" w="sm" len="sm"/>
                             </a:ln>
                           </wps:spPr>
                           <wps:txbx>
                             <w:txbxContent>
                               <w:p>
                                 <w:pPr>
-                                  <w:spacing w:after="0" w:before="0" w:line="240"/>
-                                  <w:ind w:left="0" w:right="0" w:firstLine="0"/>
-                                  <w:jc w:val="left"/>
+                                  <w:spacing w:after="0" w:line="240" w:lineRule="auto"/>
                                   <w:textDirection w:val="btLr"/>
                                 </w:pPr>
                               </w:p>
                             </w:txbxContent>
                           </wps:txbx>
-                          <wps:bodyPr anchorCtr="0" anchor="ctr" bIns="91425" lIns="91425" spcFirstLastPara="1" rIns="91425" wrap="square" tIns="91425">
+                          <wps:bodyPr spcFirstLastPara="1" wrap="square" lIns="91425" tIns="91425" rIns="91425" bIns="91425" anchor="ctr" anchorCtr="0">
                             <a:noAutofit/>
                           </wps:bodyPr>
                         </wps:wsp>
                         <wps:wsp>
+                          <wps:cNvPr id="549101717" name="Cuadro de texto 549101717"/>
                           <wps:cNvSpPr txBox="1"/>
-                          <wps:cNvPr id="17" name="Shape 17"/>
                           <wps:spPr>
                             <a:xfrm>
                               <a:off x="1640646" y="78524"/>
@@ -511,34 +521,27 @@
                             <w:txbxContent>
                               <w:p>
                                 <w:pPr>
-                                  <w:spacing w:after="0" w:before="0" w:line="215.9999942779541"/>
-                                  <w:ind w:left="0" w:right="0" w:firstLine="0"/>
+                                  <w:spacing w:after="0" w:line="215" w:lineRule="auto"/>
                                   <w:jc w:val="center"/>
                                   <w:textDirection w:val="btLr"/>
                                 </w:pPr>
                                 <w:r>
                                   <w:rPr>
-                                    <w:rFonts w:ascii="Calibri" w:cs="Calibri" w:eastAsia="Calibri" w:hAnsi="Calibri"/>
-                                    <w:b w:val="0"/>
-                                    <w:i w:val="0"/>
-                                    <w:smallCaps w:val="0"/>
-                                    <w:strike w:val="0"/>
                                     <w:color w:val="000000"/>
                                     <w:sz w:val="34"/>
-                                    <w:vertAlign w:val="baseline"/>
                                   </w:rPr>
-                                  <w:t xml:space="preserve">A</w:t>
+                                  <w:t>A</w:t>
                                 </w:r>
                               </w:p>
                             </w:txbxContent>
                           </wps:txbx>
-                          <wps:bodyPr anchorCtr="0" anchor="ctr" bIns="64750" lIns="64750" spcFirstLastPara="1" rIns="64750" wrap="square" tIns="64750">
+                          <wps:bodyPr spcFirstLastPara="1" wrap="square" lIns="64750" tIns="64750" rIns="64750" bIns="64750" anchor="ctr" anchorCtr="0">
                             <a:noAutofit/>
                           </wps:bodyPr>
                         </wps:wsp>
                         <wps:wsp>
+                          <wps:cNvPr id="716807489" name="Rectángulo: esquinas redondeadas 716807489"/>
                           <wps:cNvSpPr/>
-                          <wps:cNvPr id="18" name="Shape 18"/>
                           <wps:spPr>
                             <a:xfrm>
                               <a:off x="786285" y="585150"/>
@@ -546,41 +549,39 @@
                             </a:xfrm>
                             <a:prstGeom prst="roundRect">
                               <a:avLst>
-                                <a:gd fmla="val 10000" name="adj"/>
+                                <a:gd name="adj" fmla="val 10000"/>
                               </a:avLst>
                             </a:prstGeom>
                             <a:solidFill>
                               <a:schemeClr val="accent1"/>
                             </a:solidFill>
-                            <a:ln cap="flat" cmpd="sng" w="25400">
+                            <a:ln w="25400" cap="flat" cmpd="sng">
                               <a:solidFill>
                                 <a:schemeClr val="lt1"/>
                               </a:solidFill>
                               <a:prstDash val="solid"/>
                               <a:round/>
-                              <a:headEnd len="sm" w="sm" type="none"/>
-                              <a:tailEnd len="sm" w="sm" type="none"/>
+                              <a:headEnd type="none" w="sm" len="sm"/>
+                              <a:tailEnd type="none" w="sm" len="sm"/>
                             </a:ln>
                           </wps:spPr>
                           <wps:txbx>
                             <w:txbxContent>
                               <w:p>
                                 <w:pPr>
-                                  <w:spacing w:after="0" w:before="0" w:line="240"/>
-                                  <w:ind w:left="0" w:right="0" w:firstLine="0"/>
-                                  <w:jc w:val="left"/>
+                                  <w:spacing w:after="0" w:line="240" w:lineRule="auto"/>
                                   <w:textDirection w:val="btLr"/>
                                 </w:pPr>
                               </w:p>
                             </w:txbxContent>
                           </wps:txbx>
-                          <wps:bodyPr anchorCtr="0" anchor="ctr" bIns="91425" lIns="91425" spcFirstLastPara="1" rIns="91425" wrap="square" tIns="91425">
+                          <wps:bodyPr spcFirstLastPara="1" wrap="square" lIns="91425" tIns="91425" rIns="91425" bIns="91425" anchor="ctr" anchorCtr="0">
                             <a:noAutofit/>
                           </wps:bodyPr>
                         </wps:wsp>
                         <wps:wsp>
+                          <wps:cNvPr id="1686492015" name="Rectángulo: esquinas redondeadas 1686492015"/>
                           <wps:cNvSpPr/>
-                          <wps:cNvPr id="19" name="Shape 19"/>
                           <wps:spPr>
                             <a:xfrm>
                               <a:off x="856502" y="651857"/>
@@ -588,7 +589,7 @@
                             </a:xfrm>
                             <a:prstGeom prst="roundRect">
                               <a:avLst>
-                                <a:gd fmla="val 10000" name="adj"/>
+                                <a:gd name="adj" fmla="val 10000"/>
                               </a:avLst>
                             </a:prstGeom>
                             <a:solidFill>
@@ -596,35 +597,33 @@
                                 <a:alpha val="89803"/>
                               </a:schemeClr>
                             </a:solidFill>
-                            <a:ln cap="flat" cmpd="sng" w="25400">
+                            <a:ln w="25400" cap="flat" cmpd="sng">
                               <a:solidFill>
                                 <a:schemeClr val="accent1"/>
                               </a:solidFill>
                               <a:prstDash val="solid"/>
                               <a:round/>
-                              <a:headEnd len="sm" w="sm" type="none"/>
-                              <a:tailEnd len="sm" w="sm" type="none"/>
+                              <a:headEnd type="none" w="sm" len="sm"/>
+                              <a:tailEnd type="none" w="sm" len="sm"/>
                             </a:ln>
                           </wps:spPr>
                           <wps:txbx>
                             <w:txbxContent>
                               <w:p>
                                 <w:pPr>
-                                  <w:spacing w:after="0" w:before="0" w:line="240"/>
-                                  <w:ind w:left="0" w:right="0" w:firstLine="0"/>
-                                  <w:jc w:val="left"/>
+                                  <w:spacing w:after="0" w:line="240" w:lineRule="auto"/>
                                   <w:textDirection w:val="btLr"/>
                                 </w:pPr>
                               </w:p>
                             </w:txbxContent>
                           </wps:txbx>
-                          <wps:bodyPr anchorCtr="0" anchor="ctr" bIns="91425" lIns="91425" spcFirstLastPara="1" rIns="91425" wrap="square" tIns="91425">
+                          <wps:bodyPr spcFirstLastPara="1" wrap="square" lIns="91425" tIns="91425" rIns="91425" bIns="91425" anchor="ctr" anchorCtr="0">
                             <a:noAutofit/>
                           </wps:bodyPr>
                         </wps:wsp>
                         <wps:wsp>
+                          <wps:cNvPr id="1687902614" name="Cuadro de texto 1687902614"/>
                           <wps:cNvSpPr txBox="1"/>
-                          <wps:cNvPr id="20" name="Shape 20"/>
                           <wps:spPr>
                             <a:xfrm>
                               <a:off x="868255" y="663610"/>
@@ -642,34 +641,27 @@
                             <w:txbxContent>
                               <w:p>
                                 <w:pPr>
-                                  <w:spacing w:after="0" w:before="0" w:line="215.9999942779541"/>
-                                  <w:ind w:left="0" w:right="0" w:firstLine="0"/>
+                                  <w:spacing w:after="0" w:line="215" w:lineRule="auto"/>
                                   <w:jc w:val="center"/>
                                   <w:textDirection w:val="btLr"/>
                                 </w:pPr>
                                 <w:r>
                                   <w:rPr>
-                                    <w:rFonts w:ascii="Calibri" w:cs="Calibri" w:eastAsia="Calibri" w:hAnsi="Calibri"/>
-                                    <w:b w:val="0"/>
-                                    <w:i w:val="0"/>
-                                    <w:smallCaps w:val="0"/>
-                                    <w:strike w:val="0"/>
                                     <w:color w:val="000000"/>
                                     <w:sz w:val="34"/>
-                                    <w:vertAlign w:val="baseline"/>
                                   </w:rPr>
-                                  <w:t xml:space="preserve">B(4)</w:t>
+                                  <w:t>B(4)</w:t>
                                 </w:r>
                               </w:p>
                             </w:txbxContent>
                           </wps:txbx>
-                          <wps:bodyPr anchorCtr="0" anchor="ctr" bIns="64750" lIns="64750" spcFirstLastPara="1" rIns="64750" wrap="square" tIns="64750">
+                          <wps:bodyPr spcFirstLastPara="1" wrap="square" lIns="64750" tIns="64750" rIns="64750" bIns="64750" anchor="ctr" anchorCtr="0">
                             <a:noAutofit/>
                           </wps:bodyPr>
                         </wps:wsp>
                         <wps:wsp>
+                          <wps:cNvPr id="306060150" name="Rectángulo: esquinas redondeadas 306060150"/>
                           <wps:cNvSpPr/>
-                          <wps:cNvPr id="21" name="Shape 21"/>
                           <wps:spPr>
                             <a:xfrm>
                               <a:off x="400089" y="1170236"/>
@@ -677,41 +669,39 @@
                             </a:xfrm>
                             <a:prstGeom prst="roundRect">
                               <a:avLst>
-                                <a:gd fmla="val 10000" name="adj"/>
+                                <a:gd name="adj" fmla="val 10000"/>
                               </a:avLst>
                             </a:prstGeom>
                             <a:solidFill>
                               <a:schemeClr val="accent1"/>
                             </a:solidFill>
-                            <a:ln cap="flat" cmpd="sng" w="25400">
+                            <a:ln w="25400" cap="flat" cmpd="sng">
                               <a:solidFill>
                                 <a:schemeClr val="lt1"/>
                               </a:solidFill>
                               <a:prstDash val="solid"/>
                               <a:round/>
-                              <a:headEnd len="sm" w="sm" type="none"/>
-                              <a:tailEnd len="sm" w="sm" type="none"/>
+                              <a:headEnd type="none" w="sm" len="sm"/>
+                              <a:tailEnd type="none" w="sm" len="sm"/>
                             </a:ln>
                           </wps:spPr>
                           <wps:txbx>
                             <w:txbxContent>
                               <w:p>
                                 <w:pPr>
-                                  <w:spacing w:after="0" w:before="0" w:line="240"/>
-                                  <w:ind w:left="0" w:right="0" w:firstLine="0"/>
-                                  <w:jc w:val="left"/>
+                                  <w:spacing w:after="0" w:line="240" w:lineRule="auto"/>
                                   <w:textDirection w:val="btLr"/>
                                 </w:pPr>
                               </w:p>
                             </w:txbxContent>
                           </wps:txbx>
-                          <wps:bodyPr anchorCtr="0" anchor="ctr" bIns="91425" lIns="91425" spcFirstLastPara="1" rIns="91425" wrap="square" tIns="91425">
+                          <wps:bodyPr spcFirstLastPara="1" wrap="square" lIns="91425" tIns="91425" rIns="91425" bIns="91425" anchor="ctr" anchorCtr="0">
                             <a:noAutofit/>
                           </wps:bodyPr>
                         </wps:wsp>
                         <wps:wsp>
+                          <wps:cNvPr id="924758313" name="Rectángulo: esquinas redondeadas 924758313"/>
                           <wps:cNvSpPr/>
-                          <wps:cNvPr id="22" name="Shape 22"/>
                           <wps:spPr>
                             <a:xfrm>
                               <a:off x="470306" y="1236943"/>
@@ -719,7 +709,7 @@
                             </a:xfrm>
                             <a:prstGeom prst="roundRect">
                               <a:avLst>
-                                <a:gd fmla="val 10000" name="adj"/>
+                                <a:gd name="adj" fmla="val 10000"/>
                               </a:avLst>
                             </a:prstGeom>
                             <a:solidFill>
@@ -727,35 +717,33 @@
                                 <a:alpha val="89803"/>
                               </a:schemeClr>
                             </a:solidFill>
-                            <a:ln cap="flat" cmpd="sng" w="25400">
+                            <a:ln w="25400" cap="flat" cmpd="sng">
                               <a:solidFill>
                                 <a:schemeClr val="accent1"/>
                               </a:solidFill>
                               <a:prstDash val="solid"/>
                               <a:round/>
-                              <a:headEnd len="sm" w="sm" type="none"/>
-                              <a:tailEnd len="sm" w="sm" type="none"/>
+                              <a:headEnd type="none" w="sm" len="sm"/>
+                              <a:tailEnd type="none" w="sm" len="sm"/>
                             </a:ln>
                           </wps:spPr>
                           <wps:txbx>
                             <w:txbxContent>
                               <w:p>
                                 <w:pPr>
-                                  <w:spacing w:after="0" w:before="0" w:line="240"/>
-                                  <w:ind w:left="0" w:right="0" w:firstLine="0"/>
-                                  <w:jc w:val="left"/>
+                                  <w:spacing w:after="0" w:line="240" w:lineRule="auto"/>
                                   <w:textDirection w:val="btLr"/>
                                 </w:pPr>
                               </w:p>
                             </w:txbxContent>
                           </wps:txbx>
-                          <wps:bodyPr anchorCtr="0" anchor="ctr" bIns="91425" lIns="91425" spcFirstLastPara="1" rIns="91425" wrap="square" tIns="91425">
+                          <wps:bodyPr spcFirstLastPara="1" wrap="square" lIns="91425" tIns="91425" rIns="91425" bIns="91425" anchor="ctr" anchorCtr="0">
                             <a:noAutofit/>
                           </wps:bodyPr>
                         </wps:wsp>
                         <wps:wsp>
+                          <wps:cNvPr id="953359953" name="Cuadro de texto 953359953"/>
                           <wps:cNvSpPr txBox="1"/>
-                          <wps:cNvPr id="23" name="Shape 23"/>
                           <wps:spPr>
                             <a:xfrm>
                               <a:off x="482059" y="1248696"/>
@@ -773,34 +761,27 @@
                             <w:txbxContent>
                               <w:p>
                                 <w:pPr>
-                                  <w:spacing w:after="0" w:before="0" w:line="215.9999942779541"/>
-                                  <w:ind w:left="0" w:right="0" w:firstLine="0"/>
+                                  <w:spacing w:after="0" w:line="215" w:lineRule="auto"/>
                                   <w:jc w:val="center"/>
                                   <w:textDirection w:val="btLr"/>
                                 </w:pPr>
                                 <w:r>
                                   <w:rPr>
-                                    <w:rFonts w:ascii="Calibri" w:cs="Calibri" w:eastAsia="Calibri" w:hAnsi="Calibri"/>
-                                    <w:b w:val="0"/>
-                                    <w:i w:val="0"/>
-                                    <w:smallCaps w:val="0"/>
-                                    <w:strike w:val="0"/>
                                     <w:color w:val="000000"/>
                                     <w:sz w:val="34"/>
-                                    <w:vertAlign w:val="baseline"/>
                                   </w:rPr>
-                                  <w:t xml:space="preserve">D(2)</w:t>
+                                  <w:t>D(2)</w:t>
                                 </w:r>
                               </w:p>
                             </w:txbxContent>
                           </wps:txbx>
-                          <wps:bodyPr anchorCtr="0" anchor="ctr" bIns="64750" lIns="64750" spcFirstLastPara="1" rIns="64750" wrap="square" tIns="64750">
+                          <wps:bodyPr spcFirstLastPara="1" wrap="square" lIns="64750" tIns="64750" rIns="64750" bIns="64750" anchor="ctr" anchorCtr="0">
                             <a:noAutofit/>
                           </wps:bodyPr>
                         </wps:wsp>
                         <wps:wsp>
+                          <wps:cNvPr id="119423522" name="Rectángulo: esquinas redondeadas 119423522"/>
                           <wps:cNvSpPr/>
-                          <wps:cNvPr id="24" name="Shape 24"/>
                           <wps:spPr>
                             <a:xfrm>
                               <a:off x="1172480" y="1170236"/>
@@ -808,41 +789,39 @@
                             </a:xfrm>
                             <a:prstGeom prst="roundRect">
                               <a:avLst>
-                                <a:gd fmla="val 10000" name="adj"/>
+                                <a:gd name="adj" fmla="val 10000"/>
                               </a:avLst>
                             </a:prstGeom>
                             <a:solidFill>
                               <a:schemeClr val="accent1"/>
                             </a:solidFill>
-                            <a:ln cap="flat" cmpd="sng" w="25400">
+                            <a:ln w="25400" cap="flat" cmpd="sng">
                               <a:solidFill>
                                 <a:schemeClr val="lt1"/>
                               </a:solidFill>
                               <a:prstDash val="solid"/>
                               <a:round/>
-                              <a:headEnd len="sm" w="sm" type="none"/>
-                              <a:tailEnd len="sm" w="sm" type="none"/>
+                              <a:headEnd type="none" w="sm" len="sm"/>
+                              <a:tailEnd type="none" w="sm" len="sm"/>
                             </a:ln>
                           </wps:spPr>
                           <wps:txbx>
                             <w:txbxContent>
                               <w:p>
                                 <w:pPr>
-                                  <w:spacing w:after="0" w:before="0" w:line="240"/>
-                                  <w:ind w:left="0" w:right="0" w:firstLine="0"/>
-                                  <w:jc w:val="left"/>
+                                  <w:spacing w:after="0" w:line="240" w:lineRule="auto"/>
                                   <w:textDirection w:val="btLr"/>
                                 </w:pPr>
                               </w:p>
                             </w:txbxContent>
                           </wps:txbx>
-                          <wps:bodyPr anchorCtr="0" anchor="ctr" bIns="91425" lIns="91425" spcFirstLastPara="1" rIns="91425" wrap="square" tIns="91425">
+                          <wps:bodyPr spcFirstLastPara="1" wrap="square" lIns="91425" tIns="91425" rIns="91425" bIns="91425" anchor="ctr" anchorCtr="0">
                             <a:noAutofit/>
                           </wps:bodyPr>
                         </wps:wsp>
                         <wps:wsp>
+                          <wps:cNvPr id="2015550932" name="Rectángulo: esquinas redondeadas 2015550932"/>
                           <wps:cNvSpPr/>
-                          <wps:cNvPr id="25" name="Shape 25"/>
                           <wps:spPr>
                             <a:xfrm>
                               <a:off x="1242697" y="1236943"/>
@@ -850,7 +829,7 @@
                             </a:xfrm>
                             <a:prstGeom prst="roundRect">
                               <a:avLst>
-                                <a:gd fmla="val 10000" name="adj"/>
+                                <a:gd name="adj" fmla="val 10000"/>
                               </a:avLst>
                             </a:prstGeom>
                             <a:solidFill>
@@ -858,35 +837,33 @@
                                 <a:alpha val="89803"/>
                               </a:schemeClr>
                             </a:solidFill>
-                            <a:ln cap="flat" cmpd="sng" w="25400">
+                            <a:ln w="25400" cap="flat" cmpd="sng">
                               <a:solidFill>
                                 <a:schemeClr val="accent1"/>
                               </a:solidFill>
                               <a:prstDash val="solid"/>
                               <a:round/>
-                              <a:headEnd len="sm" w="sm" type="none"/>
-                              <a:tailEnd len="sm" w="sm" type="none"/>
+                              <a:headEnd type="none" w="sm" len="sm"/>
+                              <a:tailEnd type="none" w="sm" len="sm"/>
                             </a:ln>
                           </wps:spPr>
                           <wps:txbx>
                             <w:txbxContent>
                               <w:p>
                                 <w:pPr>
-                                  <w:spacing w:after="0" w:before="0" w:line="240"/>
-                                  <w:ind w:left="0" w:right="0" w:firstLine="0"/>
-                                  <w:jc w:val="left"/>
+                                  <w:spacing w:after="0" w:line="240" w:lineRule="auto"/>
                                   <w:textDirection w:val="btLr"/>
                                 </w:pPr>
                               </w:p>
                             </w:txbxContent>
                           </wps:txbx>
-                          <wps:bodyPr anchorCtr="0" anchor="ctr" bIns="91425" lIns="91425" spcFirstLastPara="1" rIns="91425" wrap="square" tIns="91425">
+                          <wps:bodyPr spcFirstLastPara="1" wrap="square" lIns="91425" tIns="91425" rIns="91425" bIns="91425" anchor="ctr" anchorCtr="0">
                             <a:noAutofit/>
                           </wps:bodyPr>
                         </wps:wsp>
                         <wps:wsp>
+                          <wps:cNvPr id="1480235748" name="Cuadro de texto 1480235748"/>
                           <wps:cNvSpPr txBox="1"/>
-                          <wps:cNvPr id="26" name="Shape 26"/>
                           <wps:spPr>
                             <a:xfrm>
                               <a:off x="1254450" y="1248696"/>
@@ -904,34 +881,27 @@
                             <w:txbxContent>
                               <w:p>
                                 <w:pPr>
-                                  <w:spacing w:after="0" w:before="0" w:line="215.9999942779541"/>
-                                  <w:ind w:left="0" w:right="0" w:firstLine="0"/>
+                                  <w:spacing w:after="0" w:line="215" w:lineRule="auto"/>
                                   <w:jc w:val="center"/>
                                   <w:textDirection w:val="btLr"/>
                                 </w:pPr>
                                 <w:r>
                                   <w:rPr>
-                                    <w:rFonts w:ascii="Calibri" w:cs="Calibri" w:eastAsia="Calibri" w:hAnsi="Calibri"/>
-                                    <w:b w:val="0"/>
-                                    <w:i w:val="0"/>
-                                    <w:smallCaps w:val="0"/>
-                                    <w:strike w:val="0"/>
                                     <w:color w:val="000000"/>
                                     <w:sz w:val="34"/>
-                                    <w:vertAlign w:val="baseline"/>
                                   </w:rPr>
-                                  <w:t xml:space="preserve">E(1)</w:t>
+                                  <w:t>E(1)</w:t>
                                 </w:r>
                               </w:p>
                             </w:txbxContent>
                           </wps:txbx>
-                          <wps:bodyPr anchorCtr="0" anchor="ctr" bIns="64750" lIns="64750" spcFirstLastPara="1" rIns="64750" wrap="square" tIns="64750">
+                          <wps:bodyPr spcFirstLastPara="1" wrap="square" lIns="64750" tIns="64750" rIns="64750" bIns="64750" anchor="ctr" anchorCtr="0">
                             <a:noAutofit/>
                           </wps:bodyPr>
                         </wps:wsp>
                         <wps:wsp>
+                          <wps:cNvPr id="1240759767" name="Rectángulo: esquinas redondeadas 1240759767"/>
                           <wps:cNvSpPr/>
-                          <wps:cNvPr id="27" name="Shape 27"/>
                           <wps:spPr>
                             <a:xfrm>
                               <a:off x="2331066" y="585150"/>
@@ -939,41 +909,39 @@
                             </a:xfrm>
                             <a:prstGeom prst="roundRect">
                               <a:avLst>
-                                <a:gd fmla="val 10000" name="adj"/>
+                                <a:gd name="adj" fmla="val 10000"/>
                               </a:avLst>
                             </a:prstGeom>
                             <a:solidFill>
                               <a:schemeClr val="accent1"/>
                             </a:solidFill>
-                            <a:ln cap="flat" cmpd="sng" w="25400">
+                            <a:ln w="25400" cap="flat" cmpd="sng">
                               <a:solidFill>
                                 <a:schemeClr val="lt1"/>
                               </a:solidFill>
                               <a:prstDash val="solid"/>
                               <a:round/>
-                              <a:headEnd len="sm" w="sm" type="none"/>
-                              <a:tailEnd len="sm" w="sm" type="none"/>
+                              <a:headEnd type="none" w="sm" len="sm"/>
+                              <a:tailEnd type="none" w="sm" len="sm"/>
                             </a:ln>
                           </wps:spPr>
                           <wps:txbx>
                             <w:txbxContent>
                               <w:p>
                                 <w:pPr>
-                                  <w:spacing w:after="0" w:before="0" w:line="240"/>
-                                  <w:ind w:left="0" w:right="0" w:firstLine="0"/>
-                                  <w:jc w:val="left"/>
+                                  <w:spacing w:after="0" w:line="240" w:lineRule="auto"/>
                                   <w:textDirection w:val="btLr"/>
                                 </w:pPr>
                               </w:p>
                             </w:txbxContent>
                           </wps:txbx>
-                          <wps:bodyPr anchorCtr="0" anchor="ctr" bIns="91425" lIns="91425" spcFirstLastPara="1" rIns="91425" wrap="square" tIns="91425">
+                          <wps:bodyPr spcFirstLastPara="1" wrap="square" lIns="91425" tIns="91425" rIns="91425" bIns="91425" anchor="ctr" anchorCtr="0">
                             <a:noAutofit/>
                           </wps:bodyPr>
                         </wps:wsp>
                         <wps:wsp>
+                          <wps:cNvPr id="1284689255" name="Rectángulo: esquinas redondeadas 1284689255"/>
                           <wps:cNvSpPr/>
-                          <wps:cNvPr id="28" name="Shape 28"/>
                           <wps:spPr>
                             <a:xfrm>
                               <a:off x="2401283" y="651857"/>
@@ -981,7 +949,7 @@
                             </a:xfrm>
                             <a:prstGeom prst="roundRect">
                               <a:avLst>
-                                <a:gd fmla="val 10000" name="adj"/>
+                                <a:gd name="adj" fmla="val 10000"/>
                               </a:avLst>
                             </a:prstGeom>
                             <a:solidFill>
@@ -989,35 +957,33 @@
                                 <a:alpha val="89803"/>
                               </a:schemeClr>
                             </a:solidFill>
-                            <a:ln cap="flat" cmpd="sng" w="25400">
+                            <a:ln w="25400" cap="flat" cmpd="sng">
                               <a:solidFill>
                                 <a:schemeClr val="accent1"/>
                               </a:solidFill>
                               <a:prstDash val="solid"/>
                               <a:round/>
-                              <a:headEnd len="sm" w="sm" type="none"/>
-                              <a:tailEnd len="sm" w="sm" type="none"/>
+                              <a:headEnd type="none" w="sm" len="sm"/>
+                              <a:tailEnd type="none" w="sm" len="sm"/>
                             </a:ln>
                           </wps:spPr>
                           <wps:txbx>
                             <w:txbxContent>
                               <w:p>
                                 <w:pPr>
-                                  <w:spacing w:after="0" w:before="0" w:line="240"/>
-                                  <w:ind w:left="0" w:right="0" w:firstLine="0"/>
-                                  <w:jc w:val="left"/>
+                                  <w:spacing w:after="0" w:line="240" w:lineRule="auto"/>
                                   <w:textDirection w:val="btLr"/>
                                 </w:pPr>
                               </w:p>
                             </w:txbxContent>
                           </wps:txbx>
-                          <wps:bodyPr anchorCtr="0" anchor="ctr" bIns="91425" lIns="91425" spcFirstLastPara="1" rIns="91425" wrap="square" tIns="91425">
+                          <wps:bodyPr spcFirstLastPara="1" wrap="square" lIns="91425" tIns="91425" rIns="91425" bIns="91425" anchor="ctr" anchorCtr="0">
                             <a:noAutofit/>
                           </wps:bodyPr>
                         </wps:wsp>
                         <wps:wsp>
+                          <wps:cNvPr id="1678418670" name="Cuadro de texto 1678418670"/>
                           <wps:cNvSpPr txBox="1"/>
-                          <wps:cNvPr id="29" name="Shape 29"/>
                           <wps:spPr>
                             <a:xfrm>
                               <a:off x="2413036" y="663610"/>
@@ -1035,34 +1001,27 @@
                             <w:txbxContent>
                               <w:p>
                                 <w:pPr>
-                                  <w:spacing w:after="0" w:before="0" w:line="215.9999942779541"/>
-                                  <w:ind w:left="0" w:right="0" w:firstLine="0"/>
+                                  <w:spacing w:after="0" w:line="215" w:lineRule="auto"/>
                                   <w:jc w:val="center"/>
                                   <w:textDirection w:val="btLr"/>
                                 </w:pPr>
                                 <w:r>
                                   <w:rPr>
-                                    <w:rFonts w:ascii="Calibri" w:cs="Calibri" w:eastAsia="Calibri" w:hAnsi="Calibri"/>
-                                    <w:b w:val="0"/>
-                                    <w:i w:val="0"/>
-                                    <w:smallCaps w:val="0"/>
-                                    <w:strike w:val="0"/>
                                     <w:color w:val="000000"/>
                                     <w:sz w:val="34"/>
-                                    <w:vertAlign w:val="baseline"/>
                                   </w:rPr>
-                                  <w:t xml:space="preserve">C(2)</w:t>
+                                  <w:t>C(2)</w:t>
                                 </w:r>
                               </w:p>
                             </w:txbxContent>
                           </wps:txbx>
-                          <wps:bodyPr anchorCtr="0" anchor="ctr" bIns="64750" lIns="64750" spcFirstLastPara="1" rIns="64750" wrap="square" tIns="64750">
+                          <wps:bodyPr spcFirstLastPara="1" wrap="square" lIns="64750" tIns="64750" rIns="64750" bIns="64750" anchor="ctr" anchorCtr="0">
                             <a:noAutofit/>
                           </wps:bodyPr>
                         </wps:wsp>
                         <wps:wsp>
+                          <wps:cNvPr id="1145392171" name="Rectángulo: esquinas redondeadas 1145392171"/>
                           <wps:cNvSpPr/>
-                          <wps:cNvPr id="30" name="Shape 30"/>
                           <wps:spPr>
                             <a:xfrm>
                               <a:off x="1944871" y="1170236"/>
@@ -1070,41 +1029,39 @@
                             </a:xfrm>
                             <a:prstGeom prst="roundRect">
                               <a:avLst>
-                                <a:gd fmla="val 10000" name="adj"/>
+                                <a:gd name="adj" fmla="val 10000"/>
                               </a:avLst>
                             </a:prstGeom>
                             <a:solidFill>
                               <a:schemeClr val="accent1"/>
                             </a:solidFill>
-                            <a:ln cap="flat" cmpd="sng" w="25400">
+                            <a:ln w="25400" cap="flat" cmpd="sng">
                               <a:solidFill>
                                 <a:schemeClr val="lt1"/>
                               </a:solidFill>
                               <a:prstDash val="solid"/>
                               <a:round/>
-                              <a:headEnd len="sm" w="sm" type="none"/>
-                              <a:tailEnd len="sm" w="sm" type="none"/>
+                              <a:headEnd type="none" w="sm" len="sm"/>
+                              <a:tailEnd type="none" w="sm" len="sm"/>
                             </a:ln>
                           </wps:spPr>
                           <wps:txbx>
                             <w:txbxContent>
                               <w:p>
                                 <w:pPr>
-                                  <w:spacing w:after="0" w:before="0" w:line="240"/>
-                                  <w:ind w:left="0" w:right="0" w:firstLine="0"/>
-                                  <w:jc w:val="left"/>
+                                  <w:spacing w:after="0" w:line="240" w:lineRule="auto"/>
                                   <w:textDirection w:val="btLr"/>
                                 </w:pPr>
                               </w:p>
                             </w:txbxContent>
                           </wps:txbx>
-                          <wps:bodyPr anchorCtr="0" anchor="ctr" bIns="91425" lIns="91425" spcFirstLastPara="1" rIns="91425" wrap="square" tIns="91425">
+                          <wps:bodyPr spcFirstLastPara="1" wrap="square" lIns="91425" tIns="91425" rIns="91425" bIns="91425" anchor="ctr" anchorCtr="0">
                             <a:noAutofit/>
                           </wps:bodyPr>
                         </wps:wsp>
                         <wps:wsp>
+                          <wps:cNvPr id="1705325190" name="Rectángulo: esquinas redondeadas 1705325190"/>
                           <wps:cNvSpPr/>
-                          <wps:cNvPr id="31" name="Shape 31"/>
                           <wps:spPr>
                             <a:xfrm>
                               <a:off x="2015088" y="1236943"/>
@@ -1112,7 +1069,7 @@
                             </a:xfrm>
                             <a:prstGeom prst="roundRect">
                               <a:avLst>
-                                <a:gd fmla="val 10000" name="adj"/>
+                                <a:gd name="adj" fmla="val 10000"/>
                               </a:avLst>
                             </a:prstGeom>
                             <a:solidFill>
@@ -1120,35 +1077,33 @@
                                 <a:alpha val="89803"/>
                               </a:schemeClr>
                             </a:solidFill>
-                            <a:ln cap="flat" cmpd="sng" w="25400">
+                            <a:ln w="25400" cap="flat" cmpd="sng">
                               <a:solidFill>
                                 <a:schemeClr val="accent1"/>
                               </a:solidFill>
                               <a:prstDash val="solid"/>
                               <a:round/>
-                              <a:headEnd len="sm" w="sm" type="none"/>
-                              <a:tailEnd len="sm" w="sm" type="none"/>
+                              <a:headEnd type="none" w="sm" len="sm"/>
+                              <a:tailEnd type="none" w="sm" len="sm"/>
                             </a:ln>
                           </wps:spPr>
                           <wps:txbx>
                             <w:txbxContent>
                               <w:p>
                                 <w:pPr>
-                                  <w:spacing w:after="0" w:before="0" w:line="240"/>
-                                  <w:ind w:left="0" w:right="0" w:firstLine="0"/>
-                                  <w:jc w:val="left"/>
+                                  <w:spacing w:after="0" w:line="240" w:lineRule="auto"/>
                                   <w:textDirection w:val="btLr"/>
                                 </w:pPr>
                               </w:p>
                             </w:txbxContent>
                           </wps:txbx>
-                          <wps:bodyPr anchorCtr="0" anchor="ctr" bIns="91425" lIns="91425" spcFirstLastPara="1" rIns="91425" wrap="square" tIns="91425">
+                          <wps:bodyPr spcFirstLastPara="1" wrap="square" lIns="91425" tIns="91425" rIns="91425" bIns="91425" anchor="ctr" anchorCtr="0">
                             <a:noAutofit/>
                           </wps:bodyPr>
                         </wps:wsp>
                         <wps:wsp>
+                          <wps:cNvPr id="2081976277" name="Cuadro de texto 2081976277"/>
                           <wps:cNvSpPr txBox="1"/>
-                          <wps:cNvPr id="32" name="Shape 32"/>
                           <wps:spPr>
                             <a:xfrm>
                               <a:off x="2026841" y="1248696"/>
@@ -1166,34 +1121,27 @@
                             <w:txbxContent>
                               <w:p>
                                 <w:pPr>
-                                  <w:spacing w:after="0" w:before="0" w:line="215.9999942779541"/>
-                                  <w:ind w:left="0" w:right="0" w:firstLine="0"/>
+                                  <w:spacing w:after="0" w:line="215" w:lineRule="auto"/>
                                   <w:jc w:val="center"/>
                                   <w:textDirection w:val="btLr"/>
                                 </w:pPr>
                                 <w:r>
                                   <w:rPr>
-                                    <w:rFonts w:ascii="Calibri" w:cs="Calibri" w:eastAsia="Calibri" w:hAnsi="Calibri"/>
-                                    <w:b w:val="0"/>
-                                    <w:i w:val="0"/>
-                                    <w:smallCaps w:val="0"/>
-                                    <w:strike w:val="0"/>
                                     <w:color w:val="000000"/>
                                     <w:sz w:val="34"/>
-                                    <w:vertAlign w:val="baseline"/>
                                   </w:rPr>
-                                  <w:t xml:space="preserve">D(3)</w:t>
+                                  <w:t>D(3)</w:t>
                                 </w:r>
                               </w:p>
                             </w:txbxContent>
                           </wps:txbx>
-                          <wps:bodyPr anchorCtr="0" anchor="ctr" bIns="64750" lIns="64750" spcFirstLastPara="1" rIns="64750" wrap="square" tIns="64750">
+                          <wps:bodyPr spcFirstLastPara="1" wrap="square" lIns="64750" tIns="64750" rIns="64750" bIns="64750" anchor="ctr" anchorCtr="0">
                             <a:noAutofit/>
                           </wps:bodyPr>
                         </wps:wsp>
                         <wps:wsp>
+                          <wps:cNvPr id="316876513" name="Rectángulo: esquinas redondeadas 316876513"/>
                           <wps:cNvSpPr/>
-                          <wps:cNvPr id="33" name="Shape 33"/>
                           <wps:spPr>
                             <a:xfrm>
                               <a:off x="2717261" y="1170236"/>
@@ -1201,41 +1149,39 @@
                             </a:xfrm>
                             <a:prstGeom prst="roundRect">
                               <a:avLst>
-                                <a:gd fmla="val 10000" name="adj"/>
+                                <a:gd name="adj" fmla="val 10000"/>
                               </a:avLst>
                             </a:prstGeom>
                             <a:solidFill>
                               <a:schemeClr val="accent1"/>
                             </a:solidFill>
-                            <a:ln cap="flat" cmpd="sng" w="25400">
+                            <a:ln w="25400" cap="flat" cmpd="sng">
                               <a:solidFill>
                                 <a:schemeClr val="lt1"/>
                               </a:solidFill>
                               <a:prstDash val="solid"/>
                               <a:round/>
-                              <a:headEnd len="sm" w="sm" type="none"/>
-                              <a:tailEnd len="sm" w="sm" type="none"/>
+                              <a:headEnd type="none" w="sm" len="sm"/>
+                              <a:tailEnd type="none" w="sm" len="sm"/>
                             </a:ln>
                           </wps:spPr>
                           <wps:txbx>
                             <w:txbxContent>
                               <w:p>
                                 <w:pPr>
-                                  <w:spacing w:after="0" w:before="0" w:line="240"/>
-                                  <w:ind w:left="0" w:right="0" w:firstLine="0"/>
-                                  <w:jc w:val="left"/>
+                                  <w:spacing w:after="0" w:line="240" w:lineRule="auto"/>
                                   <w:textDirection w:val="btLr"/>
                                 </w:pPr>
                               </w:p>
                             </w:txbxContent>
                           </wps:txbx>
-                          <wps:bodyPr anchorCtr="0" anchor="ctr" bIns="91425" lIns="91425" spcFirstLastPara="1" rIns="91425" wrap="square" tIns="91425">
+                          <wps:bodyPr spcFirstLastPara="1" wrap="square" lIns="91425" tIns="91425" rIns="91425" bIns="91425" anchor="ctr" anchorCtr="0">
                             <a:noAutofit/>
                           </wps:bodyPr>
                         </wps:wsp>
                         <wps:wsp>
+                          <wps:cNvPr id="1068086340" name="Rectángulo: esquinas redondeadas 1068086340"/>
                           <wps:cNvSpPr/>
-                          <wps:cNvPr id="34" name="Shape 34"/>
                           <wps:spPr>
                             <a:xfrm>
                               <a:off x="2787479" y="1236943"/>
@@ -1243,7 +1189,7 @@
                             </a:xfrm>
                             <a:prstGeom prst="roundRect">
                               <a:avLst>
-                                <a:gd fmla="val 10000" name="adj"/>
+                                <a:gd name="adj" fmla="val 10000"/>
                               </a:avLst>
                             </a:prstGeom>
                             <a:solidFill>
@@ -1251,35 +1197,33 @@
                                 <a:alpha val="89803"/>
                               </a:schemeClr>
                             </a:solidFill>
-                            <a:ln cap="flat" cmpd="sng" w="25400">
+                            <a:ln w="25400" cap="flat" cmpd="sng">
                               <a:solidFill>
                                 <a:schemeClr val="accent1"/>
                               </a:solidFill>
                               <a:prstDash val="solid"/>
                               <a:round/>
-                              <a:headEnd len="sm" w="sm" type="none"/>
-                              <a:tailEnd len="sm" w="sm" type="none"/>
+                              <a:headEnd type="none" w="sm" len="sm"/>
+                              <a:tailEnd type="none" w="sm" len="sm"/>
                             </a:ln>
                           </wps:spPr>
                           <wps:txbx>
                             <w:txbxContent>
                               <w:p>
                                 <w:pPr>
-                                  <w:spacing w:after="0" w:before="0" w:line="240"/>
-                                  <w:ind w:left="0" w:right="0" w:firstLine="0"/>
-                                  <w:jc w:val="left"/>
+                                  <w:spacing w:after="0" w:line="240" w:lineRule="auto"/>
                                   <w:textDirection w:val="btLr"/>
                                 </w:pPr>
                               </w:p>
                             </w:txbxContent>
                           </wps:txbx>
-                          <wps:bodyPr anchorCtr="0" anchor="ctr" bIns="91425" lIns="91425" spcFirstLastPara="1" rIns="91425" wrap="square" tIns="91425">
+                          <wps:bodyPr spcFirstLastPara="1" wrap="square" lIns="91425" tIns="91425" rIns="91425" bIns="91425" anchor="ctr" anchorCtr="0">
                             <a:noAutofit/>
                           </wps:bodyPr>
                         </wps:wsp>
                         <wps:wsp>
+                          <wps:cNvPr id="769665080" name="Cuadro de texto 769665080"/>
                           <wps:cNvSpPr txBox="1"/>
-                          <wps:cNvPr id="35" name="Shape 35"/>
                           <wps:spPr>
                             <a:xfrm>
                               <a:off x="2799232" y="1248696"/>
@@ -1297,28 +1241,21 @@
                             <w:txbxContent>
                               <w:p>
                                 <w:pPr>
-                                  <w:spacing w:after="0" w:before="0" w:line="215.9999942779541"/>
-                                  <w:ind w:left="0" w:right="0" w:firstLine="0"/>
+                                  <w:spacing w:after="0" w:line="215" w:lineRule="auto"/>
                                   <w:jc w:val="center"/>
                                   <w:textDirection w:val="btLr"/>
                                 </w:pPr>
                                 <w:r>
                                   <w:rPr>
-                                    <w:rFonts w:ascii="Calibri" w:cs="Calibri" w:eastAsia="Calibri" w:hAnsi="Calibri"/>
-                                    <w:b w:val="0"/>
-                                    <w:i w:val="0"/>
-                                    <w:smallCaps w:val="0"/>
-                                    <w:strike w:val="0"/>
                                     <w:color w:val="000000"/>
                                     <w:sz w:val="34"/>
-                                    <w:vertAlign w:val="baseline"/>
                                   </w:rPr>
-                                  <w:t xml:space="preserve">F(2)</w:t>
+                                  <w:t>F(2)</w:t>
                                 </w:r>
                               </w:p>
                             </w:txbxContent>
                           </wps:txbx>
-                          <wps:bodyPr anchorCtr="0" anchor="ctr" bIns="64750" lIns="64750" spcFirstLastPara="1" rIns="64750" wrap="square" tIns="64750">
+                          <wps:bodyPr spcFirstLastPara="1" wrap="square" lIns="64750" tIns="64750" rIns="64750" bIns="64750" anchor="ctr" anchorCtr="0">
                             <a:noAutofit/>
                           </wps:bodyPr>
                         </wps:wsp>
@@ -1330,46 +1267,381 @@
             </w:drawing>
           </mc:Choice>
           <mc:Fallback>
-            <w:drawing>
-              <wp:anchor allowOverlap="1" behindDoc="0" distB="0" distT="0" distL="114300" distR="114300" hidden="0" layoutInCell="1" locked="0" relativeHeight="0" simplePos="0">
-                <wp:simplePos x="0" y="0"/>
-                <wp:positionH relativeFrom="column">
-                  <wp:posOffset>698500</wp:posOffset>
-                </wp:positionH>
-                <wp:positionV relativeFrom="paragraph">
-                  <wp:posOffset>38100</wp:posOffset>
-                </wp:positionV>
-                <wp:extent cx="3819525" cy="1638300"/>
-                <wp:effectExtent b="0" l="0" r="0" t="0"/>
-                <wp:wrapNone/>
-                <wp:docPr id="644" name="image2.png"/>
-                <a:graphic>
-                  <a:graphicData uri="http://schemas.openxmlformats.org/drawingml/2006/picture">
-                    <pic:pic>
-                      <pic:nvPicPr>
-                        <pic:cNvPr id="0" name="image2.png"/>
-                        <pic:cNvPicPr preferRelativeResize="0"/>
-                      </pic:nvPicPr>
-                      <pic:blipFill>
-                        <a:blip r:embed="rId7"/>
-                        <a:srcRect/>
-                        <a:stretch>
-                          <a:fillRect/>
-                        </a:stretch>
-                      </pic:blipFill>
-                      <pic:spPr>
-                        <a:xfrm>
-                          <a:off x="0" y="0"/>
-                          <a:ext cx="3819525" cy="1638300"/>
-                        </a:xfrm>
-                        <a:prstGeom prst="rect"/>
-                        <a:ln/>
-                      </pic:spPr>
-                    </pic:pic>
-                  </a:graphicData>
-                </a:graphic>
-              </wp:anchor>
-            </w:drawing>
+            <w:pict>
+              <v:group w14:anchorId="183793A7" id="Grupo 644" o:spid="_x0000_s1026" style="position:absolute;left:0;text-align:left;margin-left:55pt;margin-top:3pt;width:300.75pt;height:129pt;z-index:251658240" coordsize="38195,16509" o:gfxdata="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">
+                <v:group id="Grupo 1781774613" o:spid="_x0000_s1027" style="position:absolute;width:38195;height:16383" coordsize="38195,16383" o:gfxdata="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">
+                  <v:rect id="Rectángulo 483448364" o:spid="_x0000_s1028" style="position:absolute;width:38195;height:16383;visibility:visible;mso-wrap-style:square;v-text-anchor:middle" o:gfxdata="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" filled="f" stroked="f">
+                    <v:textbox inset="2.53958mm,2.53958mm,2.53958mm,2.53958mm">
+                      <w:txbxContent>
+                        <w:p>
+                          <w:pPr>
+                            <w:spacing w:after="0" w:line="240" w:lineRule="auto"/>
+                            <w:textDirection w:val="btLr"/>
+                          </w:pPr>
+                        </w:p>
+                      </w:txbxContent>
+                    </v:textbox>
+                  </v:rect>
+                  <v:shape id="Forma libre: forma 565121894" o:spid="_x0000_s1029" style="position:absolute;left:26470;top:9864;width:3862;height:1838;visibility:visible;mso-wrap-style:square;v-text-anchor:middle" coordsize="120000,120000" o:gfxdata="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" path="m,l,81777r120000,l120000,120000e" filled="f" strokecolor="#4674aa" strokeweight="2pt">
+                    <v:stroke startarrowwidth="narrow" startarrowlength="short" endarrowwidth="narrow" endarrowlength="short"/>
+                    <v:path arrowok="t" o:extrusionok="f"/>
+                  </v:shape>
+                  <v:shape id="Forma libre: forma 1856015900" o:spid="_x0000_s1030" style="position:absolute;left:22608;top:9864;width:3862;height:1838;visibility:visible;mso-wrap-style:square;v-text-anchor:middle" coordsize="120000,120000" o:gfxdata="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" path="m120000,r,81777l,81777r,38223e" filled="f" strokecolor="#4674aa" strokeweight="2pt">
+                    <v:stroke startarrowwidth="narrow" startarrowlength="short" endarrowwidth="narrow" endarrowlength="short"/>
+                    <v:path arrowok="t" o:extrusionok="f"/>
+                  </v:shape>
+                  <v:shape id="Forma libre: forma 66728792" o:spid="_x0000_s1031" style="position:absolute;left:18746;top:4013;width:7724;height:1838;visibility:visible;mso-wrap-style:square;v-text-anchor:middle" coordsize="120000,120000" o:gfxdata="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" path="m,l,81777r120000,l120000,120000e" filled="f" strokecolor="#3b6495" strokeweight="2pt">
+                    <v:stroke startarrowwidth="narrow" startarrowlength="short" endarrowwidth="narrow" endarrowlength="short"/>
+                    <v:path arrowok="t" o:extrusionok="f"/>
+                  </v:shape>
+                  <v:shape id="Forma libre: forma 861930151" o:spid="_x0000_s1032" style="position:absolute;left:11022;top:9864;width:3862;height:1838;visibility:visible;mso-wrap-style:square;v-text-anchor:middle" coordsize="120000,120000" o:gfxdata="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" path="m,l,81777r120000,l120000,120000e" filled="f" strokecolor="#4674aa" strokeweight="2pt">
+                    <v:stroke startarrowwidth="narrow" startarrowlength="short" endarrowwidth="narrow" endarrowlength="short"/>
+                    <v:path arrowok="t" o:extrusionok="f"/>
+                  </v:shape>
+                  <v:shape id="Forma libre: forma 1440594091" o:spid="_x0000_s1033" style="position:absolute;left:7160;top:9864;width:3862;height:1838;visibility:visible;mso-wrap-style:square;v-text-anchor:middle" coordsize="120000,120000" o:gfxdata="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" path="m120000,r,81777l,81777r,38223e" filled="f" strokecolor="#4674aa" strokeweight="2pt">
+                    <v:stroke startarrowwidth="narrow" startarrowlength="short" endarrowwidth="narrow" endarrowlength="short"/>
+                    <v:path arrowok="t" o:extrusionok="f"/>
+                  </v:shape>
+                  <v:shape id="Forma libre: forma 1736734160" o:spid="_x0000_s1034" style="position:absolute;left:11022;top:4013;width:7724;height:1838;visibility:visible;mso-wrap-style:square;v-text-anchor:middle" coordsize="120000,120000" o:gfxdata="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" path="m120000,r,81777l,81777r,38223e" filled="f" strokecolor="#3b6495" strokeweight="2pt">
+                    <v:stroke startarrowwidth="narrow" startarrowlength="short" endarrowwidth="narrow" endarrowlength="short"/>
+                    <v:path arrowok="t" o:extrusionok="f"/>
+                  </v:shape>
+                  <v:roundrect id="Rectángulo: esquinas redondeadas 1088167195" o:spid="_x0000_s1035" style="position:absolute;left:15586;width:6320;height:4013;visibility:visible;mso-wrap-style:square;v-text-anchor:middle" arcsize="6554f" o:gfxdata="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" fillcolor="#4f81bd [3204]" strokecolor="white [3201]" strokeweight="2pt">
+                    <v:stroke startarrowwidth="narrow" startarrowlength="short" endarrowwidth="narrow" endarrowlength="short"/>
+                    <v:textbox inset="2.53958mm,2.53958mm,2.53958mm,2.53958mm">
+                      <w:txbxContent>
+                        <w:p>
+                          <w:pPr>
+                            <w:spacing w:after="0" w:line="240" w:lineRule="auto"/>
+                            <w:textDirection w:val="btLr"/>
+                          </w:pPr>
+                        </w:p>
+                      </w:txbxContent>
+                    </v:textbox>
+                  </v:roundrect>
+                  <v:roundrect id="Rectángulo: esquinas redondeadas 1579183124" o:spid="_x0000_s1036" style="position:absolute;left:16288;top:667;width:6320;height:4013;visibility:visible;mso-wrap-style:square;v-text-anchor:middle" arcsize="6554f" o:gfxdata="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" fillcolor="white [3201]" strokecolor="#4f81bd [3204]" strokeweight="2pt">
+                    <v:fill opacity="58853f"/>
+                    <v:stroke startarrowwidth="narrow" startarrowlength="short" endarrowwidth="narrow" endarrowlength="short"/>
+                    <v:textbox inset="2.53958mm,2.53958mm,2.53958mm,2.53958mm">
+                      <w:txbxContent>
+                        <w:p>
+                          <w:pPr>
+                            <w:spacing w:after="0" w:line="240" w:lineRule="auto"/>
+                            <w:textDirection w:val="btLr"/>
+                          </w:pPr>
+                        </w:p>
+                      </w:txbxContent>
+                    </v:textbox>
+                  </v:roundrect>
+                  <v:shapetype id="_x0000_t202" coordsize="21600,21600" o:spt="202" path="m,l,21600r21600,l21600,xe">
+                    <v:stroke joinstyle="miter"/>
+                    <v:path gradientshapeok="t" o:connecttype="rect"/>
+                  </v:shapetype>
+                  <v:shape id="Cuadro de texto 549101717" o:spid="_x0000_s1037" type="#_x0000_t202" style="position:absolute;left:16406;top:785;width:6084;height:3778;visibility:visible;mso-wrap-style:square;v-text-anchor:middle" o:gfxdata="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" filled="f" stroked="f">
+                    <v:textbox inset="1.79861mm,1.79861mm,1.79861mm,1.79861mm">
+                      <w:txbxContent>
+                        <w:p>
+                          <w:pPr>
+                            <w:spacing w:after="0" w:line="215" w:lineRule="auto"/>
+                            <w:jc w:val="center"/>
+                            <w:textDirection w:val="btLr"/>
+                          </w:pPr>
+                          <w:r>
+                            <w:rPr>
+                              <w:color w:val="000000"/>
+                              <w:sz w:val="34"/>
+                            </w:rPr>
+                            <w:t>A</w:t>
+                          </w:r>
+                        </w:p>
+                      </w:txbxContent>
+                    </v:textbox>
+                  </v:shape>
+                  <v:roundrect id="Rectángulo: esquinas redondeadas 716807489" o:spid="_x0000_s1038" style="position:absolute;left:7862;top:5851;width:6320;height:4013;visibility:visible;mso-wrap-style:square;v-text-anchor:middle" arcsize="6554f" o:gfxdata="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" fillcolor="#4f81bd [3204]" strokecolor="white [3201]" strokeweight="2pt">
+                    <v:stroke startarrowwidth="narrow" startarrowlength="short" endarrowwidth="narrow" endarrowlength="short"/>
+                    <v:textbox inset="2.53958mm,2.53958mm,2.53958mm,2.53958mm">
+                      <w:txbxContent>
+                        <w:p>
+                          <w:pPr>
+                            <w:spacing w:after="0" w:line="240" w:lineRule="auto"/>
+                            <w:textDirection w:val="btLr"/>
+                          </w:pPr>
+                        </w:p>
+                      </w:txbxContent>
+                    </v:textbox>
+                  </v:roundrect>
+                  <v:roundrect id="Rectángulo: esquinas redondeadas 1686492015" o:spid="_x0000_s1039" style="position:absolute;left:8565;top:6518;width:6319;height:4013;visibility:visible;mso-wrap-style:square;v-text-anchor:middle" arcsize="6554f" o:gfxdata="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" fillcolor="white [3201]" strokecolor="#4f81bd [3204]" strokeweight="2pt">
+                    <v:fill opacity="58853f"/>
+                    <v:stroke startarrowwidth="narrow" startarrowlength="short" endarrowwidth="narrow" endarrowlength="short"/>
+                    <v:textbox inset="2.53958mm,2.53958mm,2.53958mm,2.53958mm">
+                      <w:txbxContent>
+                        <w:p>
+                          <w:pPr>
+                            <w:spacing w:after="0" w:line="240" w:lineRule="auto"/>
+                            <w:textDirection w:val="btLr"/>
+                          </w:pPr>
+                        </w:p>
+                      </w:txbxContent>
+                    </v:textbox>
+                  </v:roundrect>
+                  <v:shape id="Cuadro de texto 1687902614" o:spid="_x0000_s1040" type="#_x0000_t202" style="position:absolute;left:8682;top:6636;width:6085;height:3777;visibility:visible;mso-wrap-style:square;v-text-anchor:middle" o:gfxdata="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" filled="f" stroked="f">
+                    <v:textbox inset="1.79861mm,1.79861mm,1.79861mm,1.79861mm">
+                      <w:txbxContent>
+                        <w:p>
+                          <w:pPr>
+                            <w:spacing w:after="0" w:line="215" w:lineRule="auto"/>
+                            <w:jc w:val="center"/>
+                            <w:textDirection w:val="btLr"/>
+                          </w:pPr>
+                          <w:r>
+                            <w:rPr>
+                              <w:color w:val="000000"/>
+                              <w:sz w:val="34"/>
+                            </w:rPr>
+                            <w:t>B(4)</w:t>
+                          </w:r>
+                        </w:p>
+                      </w:txbxContent>
+                    </v:textbox>
+                  </v:shape>
+                  <v:roundrect id="Rectángulo: esquinas redondeadas 306060150" o:spid="_x0000_s1041" style="position:absolute;left:4000;top:11702;width:6320;height:4013;visibility:visible;mso-wrap-style:square;v-text-anchor:middle" arcsize="6554f" o:gfxdata="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" fillcolor="#4f81bd [3204]" strokecolor="white [3201]" strokeweight="2pt">
+                    <v:stroke startarrowwidth="narrow" startarrowlength="short" endarrowwidth="narrow" endarrowlength="short"/>
+                    <v:textbox inset="2.53958mm,2.53958mm,2.53958mm,2.53958mm">
+                      <w:txbxContent>
+                        <w:p>
+                          <w:pPr>
+                            <w:spacing w:after="0" w:line="240" w:lineRule="auto"/>
+                            <w:textDirection w:val="btLr"/>
+                          </w:pPr>
+                        </w:p>
+                      </w:txbxContent>
+                    </v:textbox>
+                  </v:roundrect>
+                  <v:roundrect id="Rectángulo: esquinas redondeadas 924758313" o:spid="_x0000_s1042" style="position:absolute;left:4703;top:12369;width:6319;height:4013;visibility:visible;mso-wrap-style:square;v-text-anchor:middle" arcsize="6554f" o:gfxdata="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" fillcolor="white [3201]" strokecolor="#4f81bd [3204]" strokeweight="2pt">
+                    <v:fill opacity="58853f"/>
+                    <v:stroke startarrowwidth="narrow" startarrowlength="short" endarrowwidth="narrow" endarrowlength="short"/>
+                    <v:textbox inset="2.53958mm,2.53958mm,2.53958mm,2.53958mm">
+                      <w:txbxContent>
+                        <w:p>
+                          <w:pPr>
+                            <w:spacing w:after="0" w:line="240" w:lineRule="auto"/>
+                            <w:textDirection w:val="btLr"/>
+                          </w:pPr>
+                        </w:p>
+                      </w:txbxContent>
+                    </v:textbox>
+                  </v:roundrect>
+                  <v:shape id="Cuadro de texto 953359953" o:spid="_x0000_s1043" type="#_x0000_t202" style="position:absolute;left:4820;top:12486;width:6085;height:3778;visibility:visible;mso-wrap-style:square;v-text-anchor:middle" o:gfxdata="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" filled="f" stroked="f">
+                    <v:textbox inset="1.79861mm,1.79861mm,1.79861mm,1.79861mm">
+                      <w:txbxContent>
+                        <w:p>
+                          <w:pPr>
+                            <w:spacing w:after="0" w:line="215" w:lineRule="auto"/>
+                            <w:jc w:val="center"/>
+                            <w:textDirection w:val="btLr"/>
+                          </w:pPr>
+                          <w:r>
+                            <w:rPr>
+                              <w:color w:val="000000"/>
+                              <w:sz w:val="34"/>
+                            </w:rPr>
+                            <w:t>D(2)</w:t>
+                          </w:r>
+                        </w:p>
+                      </w:txbxContent>
+                    </v:textbox>
+                  </v:shape>
+                  <v:roundrect id="Rectángulo: esquinas redondeadas 119423522" o:spid="_x0000_s1044" style="position:absolute;left:11724;top:11702;width:6320;height:4013;visibility:visible;mso-wrap-style:square;v-text-anchor:middle" arcsize="6554f" o:gfxdata="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" fillcolor="#4f81bd [3204]" strokecolor="white [3201]" strokeweight="2pt">
+                    <v:stroke startarrowwidth="narrow" startarrowlength="short" endarrowwidth="narrow" endarrowlength="short"/>
+                    <v:textbox inset="2.53958mm,2.53958mm,2.53958mm,2.53958mm">
+                      <w:txbxContent>
+                        <w:p>
+                          <w:pPr>
+                            <w:spacing w:after="0" w:line="240" w:lineRule="auto"/>
+                            <w:textDirection w:val="btLr"/>
+                          </w:pPr>
+                        </w:p>
+                      </w:txbxContent>
+                    </v:textbox>
+                  </v:roundrect>
+                  <v:roundrect id="Rectángulo: esquinas redondeadas 2015550932" o:spid="_x0000_s1045" style="position:absolute;left:12426;top:12369;width:6320;height:4013;visibility:visible;mso-wrap-style:square;v-text-anchor:middle" arcsize="6554f" o:gfxdata="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" fillcolor="white [3201]" strokecolor="#4f81bd [3204]" strokeweight="2pt">
+                    <v:fill opacity="58853f"/>
+                    <v:stroke startarrowwidth="narrow" startarrowlength="short" endarrowwidth="narrow" endarrowlength="short"/>
+                    <v:textbox inset="2.53958mm,2.53958mm,2.53958mm,2.53958mm">
+                      <w:txbxContent>
+                        <w:p>
+                          <w:pPr>
+                            <w:spacing w:after="0" w:line="240" w:lineRule="auto"/>
+                            <w:textDirection w:val="btLr"/>
+                          </w:pPr>
+                        </w:p>
+                      </w:txbxContent>
+                    </v:textbox>
+                  </v:roundrect>
+                  <v:shape id="Cuadro de texto 1480235748" o:spid="_x0000_s1046" type="#_x0000_t202" style="position:absolute;left:12544;top:12486;width:6085;height:3778;visibility:visible;mso-wrap-style:square;v-text-anchor:middle" o:gfxdata="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" filled="f" stroked="f">
+                    <v:textbox inset="1.79861mm,1.79861mm,1.79861mm,1.79861mm">
+                      <w:txbxContent>
+                        <w:p>
+                          <w:pPr>
+                            <w:spacing w:after="0" w:line="215" w:lineRule="auto"/>
+                            <w:jc w:val="center"/>
+                            <w:textDirection w:val="btLr"/>
+                          </w:pPr>
+                          <w:r>
+                            <w:rPr>
+                              <w:color w:val="000000"/>
+                              <w:sz w:val="34"/>
+                            </w:rPr>
+                            <w:t>E(1)</w:t>
+                          </w:r>
+                        </w:p>
+                      </w:txbxContent>
+                    </v:textbox>
+                  </v:shape>
+                  <v:roundrect id="Rectángulo: esquinas redondeadas 1240759767" o:spid="_x0000_s1047" style="position:absolute;left:23310;top:5851;width:6320;height:4013;visibility:visible;mso-wrap-style:square;v-text-anchor:middle" arcsize="6554f" o:gfxdata="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" fillcolor="#4f81bd [3204]" strokecolor="white [3201]" strokeweight="2pt">
+                    <v:stroke startarrowwidth="narrow" startarrowlength="short" endarrowwidth="narrow" endarrowlength="short"/>
+                    <v:textbox inset="2.53958mm,2.53958mm,2.53958mm,2.53958mm">
+                      <w:txbxContent>
+                        <w:p>
+                          <w:pPr>
+                            <w:spacing w:after="0" w:line="240" w:lineRule="auto"/>
+                            <w:textDirection w:val="btLr"/>
+                          </w:pPr>
+                        </w:p>
+                      </w:txbxContent>
+                    </v:textbox>
+                  </v:roundrect>
+                  <v:roundrect id="Rectángulo: esquinas redondeadas 1284689255" o:spid="_x0000_s1048" style="position:absolute;left:24012;top:6518;width:6320;height:4013;visibility:visible;mso-wrap-style:square;v-text-anchor:middle" arcsize="6554f" o:gfxdata="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" fillcolor="white [3201]" strokecolor="#4f81bd [3204]" strokeweight="2pt">
+                    <v:fill opacity="58853f"/>
+                    <v:stroke startarrowwidth="narrow" startarrowlength="short" endarrowwidth="narrow" endarrowlength="short"/>
+                    <v:textbox inset="2.53958mm,2.53958mm,2.53958mm,2.53958mm">
+                      <w:txbxContent>
+                        <w:p>
+                          <w:pPr>
+                            <w:spacing w:after="0" w:line="240" w:lineRule="auto"/>
+                            <w:textDirection w:val="btLr"/>
+                          </w:pPr>
+                        </w:p>
+                      </w:txbxContent>
+                    </v:textbox>
+                  </v:roundrect>
+                  <v:shape id="Cuadro de texto 1678418670" o:spid="_x0000_s1049" type="#_x0000_t202" style="position:absolute;left:24130;top:6636;width:6084;height:3777;visibility:visible;mso-wrap-style:square;v-text-anchor:middle" o:gfxdata="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" filled="f" stroked="f">
+                    <v:textbox inset="1.79861mm,1.79861mm,1.79861mm,1.79861mm">
+                      <w:txbxContent>
+                        <w:p>
+                          <w:pPr>
+                            <w:spacing w:after="0" w:line="215" w:lineRule="auto"/>
+                            <w:jc w:val="center"/>
+                            <w:textDirection w:val="btLr"/>
+                          </w:pPr>
+                          <w:r>
+                            <w:rPr>
+                              <w:color w:val="000000"/>
+                              <w:sz w:val="34"/>
+                            </w:rPr>
+                            <w:t>C(2)</w:t>
+                          </w:r>
+                        </w:p>
+                      </w:txbxContent>
+                    </v:textbox>
+                  </v:shape>
+                  <v:roundrect id="Rectángulo: esquinas redondeadas 1145392171" o:spid="_x0000_s1050" style="position:absolute;left:19448;top:11702;width:6320;height:4013;visibility:visible;mso-wrap-style:square;v-text-anchor:middle" arcsize="6554f" o:gfxdata="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" fillcolor="#4f81bd [3204]" strokecolor="white [3201]" strokeweight="2pt">
+                    <v:stroke startarrowwidth="narrow" startarrowlength="short" endarrowwidth="narrow" endarrowlength="short"/>
+                    <v:textbox inset="2.53958mm,2.53958mm,2.53958mm,2.53958mm">
+                      <w:txbxContent>
+                        <w:p>
+                          <w:pPr>
+                            <w:spacing w:after="0" w:line="240" w:lineRule="auto"/>
+                            <w:textDirection w:val="btLr"/>
+                          </w:pPr>
+                        </w:p>
+                      </w:txbxContent>
+                    </v:textbox>
+                  </v:roundrect>
+                  <v:roundrect id="Rectángulo: esquinas redondeadas 1705325190" o:spid="_x0000_s1051" style="position:absolute;left:20150;top:12369;width:6320;height:4013;visibility:visible;mso-wrap-style:square;v-text-anchor:middle" arcsize="6554f" o:gfxdata="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" fillcolor="white [3201]" strokecolor="#4f81bd [3204]" strokeweight="2pt">
+                    <v:fill opacity="58853f"/>
+                    <v:stroke startarrowwidth="narrow" startarrowlength="short" endarrowwidth="narrow" endarrowlength="short"/>
+                    <v:textbox inset="2.53958mm,2.53958mm,2.53958mm,2.53958mm">
+                      <w:txbxContent>
+                        <w:p>
+                          <w:pPr>
+                            <w:spacing w:after="0" w:line="240" w:lineRule="auto"/>
+                            <w:textDirection w:val="btLr"/>
+                          </w:pPr>
+                        </w:p>
+                      </w:txbxContent>
+                    </v:textbox>
+                  </v:roundrect>
+                  <v:shape id="Cuadro de texto 2081976277" o:spid="_x0000_s1052" type="#_x0000_t202" style="position:absolute;left:20268;top:12486;width:6084;height:3778;visibility:visible;mso-wrap-style:square;v-text-anchor:middle" o:gfxdata="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" filled="f" stroked="f">
+                    <v:textbox inset="1.79861mm,1.79861mm,1.79861mm,1.79861mm">
+                      <w:txbxContent>
+                        <w:p>
+                          <w:pPr>
+                            <w:spacing w:after="0" w:line="215" w:lineRule="auto"/>
+                            <w:jc w:val="center"/>
+                            <w:textDirection w:val="btLr"/>
+                          </w:pPr>
+                          <w:r>
+                            <w:rPr>
+                              <w:color w:val="000000"/>
+                              <w:sz w:val="34"/>
+                            </w:rPr>
+                            <w:t>D(3)</w:t>
+                          </w:r>
+                        </w:p>
+                      </w:txbxContent>
+                    </v:textbox>
+                  </v:shape>
+                  <v:roundrect id="Rectángulo: esquinas redondeadas 316876513" o:spid="_x0000_s1053" style="position:absolute;left:27172;top:11702;width:6320;height:4013;visibility:visible;mso-wrap-style:square;v-text-anchor:middle" arcsize="6554f" o:gfxdata="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" fillcolor="#4f81bd [3204]" strokecolor="white [3201]" strokeweight="2pt">
+                    <v:stroke startarrowwidth="narrow" startarrowlength="short" endarrowwidth="narrow" endarrowlength="short"/>
+                    <v:textbox inset="2.53958mm,2.53958mm,2.53958mm,2.53958mm">
+                      <w:txbxContent>
+                        <w:p>
+                          <w:pPr>
+                            <w:spacing w:after="0" w:line="240" w:lineRule="auto"/>
+                            <w:textDirection w:val="btLr"/>
+                          </w:pPr>
+                        </w:p>
+                      </w:txbxContent>
+                    </v:textbox>
+                  </v:roundrect>
+                  <v:roundrect id="Rectángulo: esquinas redondeadas 1068086340" o:spid="_x0000_s1054" style="position:absolute;left:27874;top:12369;width:6320;height:4013;visibility:visible;mso-wrap-style:square;v-text-anchor:middle" arcsize="6554f" o:gfxdata="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" fillcolor="white [3201]" strokecolor="#4f81bd [3204]" strokeweight="2pt">
+                    <v:fill opacity="58853f"/>
+                    <v:stroke startarrowwidth="narrow" startarrowlength="short" endarrowwidth="narrow" endarrowlength="short"/>
+                    <v:textbox inset="2.53958mm,2.53958mm,2.53958mm,2.53958mm">
+                      <w:txbxContent>
+                        <w:p>
+                          <w:pPr>
+                            <w:spacing w:after="0" w:line="240" w:lineRule="auto"/>
+                            <w:textDirection w:val="btLr"/>
+                          </w:pPr>
+                        </w:p>
+                      </w:txbxContent>
+                    </v:textbox>
+                  </v:roundrect>
+                  <v:shape id="Cuadro de texto 769665080" o:spid="_x0000_s1055" type="#_x0000_t202" style="position:absolute;left:27992;top:12486;width:6084;height:3778;visibility:visible;mso-wrap-style:square;v-text-anchor:middle" o:gfxdata="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" filled="f" stroked="f">
+                    <v:textbox inset="1.79861mm,1.79861mm,1.79861mm,1.79861mm">
+                      <w:txbxContent>
+                        <w:p>
+                          <w:pPr>
+                            <w:spacing w:after="0" w:line="215" w:lineRule="auto"/>
+                            <w:jc w:val="center"/>
+                            <w:textDirection w:val="btLr"/>
+                          </w:pPr>
+                          <w:r>
+                            <w:rPr>
+                              <w:color w:val="000000"/>
+                              <w:sz w:val="34"/>
+                            </w:rPr>
+                            <w:t>F(2)</w:t>
+                          </w:r>
+                        </w:p>
+                      </w:txbxContent>
+                    </v:textbox>
+                  </v:shape>
+                </v:group>
+              </v:group>
+            </w:pict>
           </mc:Fallback>
         </mc:AlternateContent>
       </w:r>
@@ -1378,449 +1650,313 @@
       <w:pPr>
         <w:jc w:val="both"/>
         <w:rPr>
-          <w:rFonts w:ascii="Arimo" w:cs="Arimo" w:eastAsia="Arimo" w:hAnsi="Arimo"/>
+          <w:rFonts w:ascii="Arimo" w:eastAsia="Arimo" w:hAnsi="Arimo" w:cs="Arimo"/>
         </w:rPr>
       </w:pPr>
-      <w:r>
-        <w:rPr>
-          <w:rtl w:val="0"/>
-        </w:rPr>
-      </w:r>
     </w:p>
     <w:p>
       <w:pPr>
         <w:rPr>
-          <w:rFonts w:ascii="Arimo" w:cs="Arimo" w:eastAsia="Arimo" w:hAnsi="Arimo"/>
+          <w:rFonts w:ascii="Arimo" w:eastAsia="Arimo" w:hAnsi="Arimo" w:cs="Arimo"/>
         </w:rPr>
       </w:pPr>
-      <w:r>
-        <w:rPr>
-          <w:rtl w:val="0"/>
-        </w:rPr>
-      </w:r>
     </w:p>
-    <w:p>
-      <w:pPr>
-        <w:rPr/>
-      </w:pPr>
-      <w:r>
-        <w:rPr>
-          <w:rtl w:val="0"/>
-        </w:rPr>
-      </w:r>
-    </w:p>
-    <w:p>
-      <w:pPr>
-        <w:rPr/>
-      </w:pPr>
-      <w:r>
-        <w:rPr>
-          <w:rtl w:val="0"/>
-        </w:rPr>
-      </w:r>
-    </w:p>
-    <w:p>
-      <w:pPr>
-        <w:rPr/>
-      </w:pPr>
-      <w:r>
-        <w:rPr>
-          <w:rtl w:val="0"/>
-        </w:rPr>
-      </w:r>
-    </w:p>
+    <w:p/>
+    <w:p/>
+    <w:p/>
     <w:tbl>
       <w:tblPr>
-        <w:tblStyle w:val="Table1"/>
-        <w:tblW w:w="3045.0" w:type="dxa"/>
-        <w:jc w:val="left"/>
-        <w:tblInd w:w="-108.0" w:type="dxa"/>
+        <w:tblStyle w:val="a"/>
+        <w:tblW w:w="3045" w:type="dxa"/>
+        <w:tblInd w:w="-108" w:type="dxa"/>
         <w:tblBorders>
-          <w:top w:color="000000" w:space="0" w:sz="4" w:val="single"/>
-          <w:left w:color="000000" w:space="0" w:sz="4" w:val="single"/>
-          <w:bottom w:color="000000" w:space="0" w:sz="4" w:val="single"/>
-          <w:right w:color="000000" w:space="0" w:sz="4" w:val="single"/>
-          <w:insideH w:color="000000" w:space="0" w:sz="4" w:val="single"/>
-          <w:insideV w:color="000000" w:space="0" w:sz="4" w:val="single"/>
+          <w:top w:val="single" w:sz="4" w:space="0" w:color="000000"/>
+          <w:left w:val="single" w:sz="4" w:space="0" w:color="000000"/>
+          <w:bottom w:val="single" w:sz="4" w:space="0" w:color="000000"/>
+          <w:right w:val="single" w:sz="4" w:space="0" w:color="000000"/>
+          <w:insideH w:val="single" w:sz="4" w:space="0" w:color="000000"/>
+          <w:insideV w:val="single" w:sz="4" w:space="0" w:color="000000"/>
         </w:tblBorders>
         <w:tblLayout w:type="fixed"/>
-        <w:tblLook w:val="0400"/>
+        <w:tblLook w:val="0400" w:firstRow="0" w:lastRow="0" w:firstColumn="0" w:lastColumn="0" w:noHBand="0" w:noVBand="1"/>
       </w:tblPr>
       <w:tblGrid>
         <w:gridCol w:w="960"/>
         <w:gridCol w:w="2085"/>
-        <w:tblGridChange w:id="0">
-          <w:tblGrid>
-            <w:gridCol w:w="960"/>
-            <w:gridCol w:w="2085"/>
-          </w:tblGrid>
-        </w:tblGridChange>
       </w:tblGrid>
       <w:tr>
-        <w:trPr>
-          <w:cantSplit w:val="0"/>
-          <w:tblHeader w:val="0"/>
-        </w:trPr>
         <w:tc>
           <w:tcPr>
+            <w:tcW w:w="3045" w:type="dxa"/>
             <w:gridSpan w:val="2"/>
           </w:tcPr>
           <w:p>
             <w:pPr>
               <w:jc w:val="center"/>
               <w:rPr>
-                <w:b w:val="1"/>
+                <w:b/>
               </w:rPr>
             </w:pPr>
             <w:r>
               <w:rPr>
-                <w:b w:val="1"/>
-                <w:rtl w:val="0"/>
+                <w:b/>
               </w:rPr>
-              <w:t xml:space="preserve">Lead Times (días)</w:t>
+              <w:t>Lead Times (días)</w:t>
             </w:r>
           </w:p>
         </w:tc>
       </w:tr>
       <w:tr>
-        <w:trPr>
-          <w:cantSplit w:val="0"/>
-          <w:tblHeader w:val="0"/>
-        </w:trPr>
         <w:tc>
-          <w:tcPr/>
+          <w:tcPr>
+            <w:tcW w:w="960" w:type="dxa"/>
+          </w:tcPr>
           <w:p>
             <w:pPr>
               <w:jc w:val="center"/>
-              <w:rPr/>
             </w:pPr>
             <w:r>
-              <w:rPr>
-                <w:rtl w:val="0"/>
-              </w:rPr>
-              <w:t xml:space="preserve">A</w:t>
+              <w:t>A</w:t>
             </w:r>
           </w:p>
         </w:tc>
         <w:tc>
-          <w:tcPr/>
+          <w:tcPr>
+            <w:tcW w:w="2085" w:type="dxa"/>
+          </w:tcPr>
           <w:p>
             <w:pPr>
               <w:jc w:val="center"/>
-              <w:rPr/>
             </w:pPr>
             <w:r>
-              <w:rPr>
-                <w:rtl w:val="0"/>
-              </w:rPr>
-              <w:t xml:space="preserve">1</w:t>
+              <w:t>1</w:t>
             </w:r>
           </w:p>
         </w:tc>
       </w:tr>
       <w:tr>
-        <w:trPr>
-          <w:cantSplit w:val="0"/>
-          <w:tblHeader w:val="0"/>
-        </w:trPr>
         <w:tc>
-          <w:tcPr/>
+          <w:tcPr>
+            <w:tcW w:w="960" w:type="dxa"/>
+          </w:tcPr>
           <w:p>
             <w:pPr>
               <w:jc w:val="center"/>
-              <w:rPr/>
             </w:pPr>
             <w:r>
-              <w:rPr>
-                <w:rtl w:val="0"/>
-              </w:rPr>
-              <w:t xml:space="preserve">B</w:t>
+              <w:t>B</w:t>
             </w:r>
           </w:p>
         </w:tc>
         <w:tc>
-          <w:tcPr/>
+          <w:tcPr>
+            <w:tcW w:w="2085" w:type="dxa"/>
+          </w:tcPr>
           <w:p>
             <w:pPr>
               <w:jc w:val="center"/>
-              <w:rPr/>
             </w:pPr>
             <w:r>
-              <w:rPr>
-                <w:rtl w:val="0"/>
-              </w:rPr>
-              <w:t xml:space="preserve">2</w:t>
+              <w:t>2</w:t>
             </w:r>
           </w:p>
         </w:tc>
       </w:tr>
       <w:tr>
-        <w:trPr>
-          <w:cantSplit w:val="0"/>
-          <w:tblHeader w:val="0"/>
-        </w:trPr>
         <w:tc>
-          <w:tcPr/>
+          <w:tcPr>
+            <w:tcW w:w="960" w:type="dxa"/>
+          </w:tcPr>
           <w:p>
             <w:pPr>
               <w:jc w:val="center"/>
-              <w:rPr/>
             </w:pPr>
             <w:r>
-              <w:rPr>
-                <w:rtl w:val="0"/>
-              </w:rPr>
-              <w:t xml:space="preserve">C</w:t>
+              <w:t>C</w:t>
             </w:r>
           </w:p>
         </w:tc>
         <w:tc>
-          <w:tcPr/>
+          <w:tcPr>
+            <w:tcW w:w="2085" w:type="dxa"/>
+          </w:tcPr>
           <w:p>
             <w:pPr>
               <w:jc w:val="center"/>
-              <w:rPr/>
             </w:pPr>
             <w:r>
-              <w:rPr>
-                <w:rtl w:val="0"/>
-              </w:rPr>
-              <w:t xml:space="preserve">1</w:t>
+              <w:t>1</w:t>
             </w:r>
           </w:p>
         </w:tc>
       </w:tr>
       <w:tr>
-        <w:trPr>
-          <w:cantSplit w:val="0"/>
-          <w:tblHeader w:val="0"/>
-        </w:trPr>
         <w:tc>
-          <w:tcPr/>
+          <w:tcPr>
+            <w:tcW w:w="960" w:type="dxa"/>
+          </w:tcPr>
           <w:p>
             <w:pPr>
               <w:jc w:val="center"/>
-              <w:rPr/>
             </w:pPr>
             <w:r>
-              <w:rPr>
-                <w:rtl w:val="0"/>
-              </w:rPr>
-              <w:t xml:space="preserve">D</w:t>
+              <w:t>D</w:t>
             </w:r>
           </w:p>
         </w:tc>
         <w:tc>
-          <w:tcPr/>
+          <w:tcPr>
+            <w:tcW w:w="2085" w:type="dxa"/>
+          </w:tcPr>
           <w:p>
             <w:pPr>
               <w:jc w:val="center"/>
-              <w:rPr/>
             </w:pPr>
             <w:r>
-              <w:rPr>
-                <w:rtl w:val="0"/>
-              </w:rPr>
-              <w:t xml:space="preserve">3</w:t>
+              <w:t>3</w:t>
             </w:r>
           </w:p>
         </w:tc>
       </w:tr>
       <w:tr>
-        <w:trPr>
-          <w:cantSplit w:val="0"/>
-          <w:tblHeader w:val="0"/>
-        </w:trPr>
         <w:tc>
-          <w:tcPr/>
+          <w:tcPr>
+            <w:tcW w:w="960" w:type="dxa"/>
+          </w:tcPr>
           <w:p>
             <w:pPr>
               <w:jc w:val="center"/>
-              <w:rPr/>
             </w:pPr>
             <w:r>
-              <w:rPr>
-                <w:rtl w:val="0"/>
-              </w:rPr>
-              <w:t xml:space="preserve">E</w:t>
+              <w:t>E</w:t>
             </w:r>
           </w:p>
         </w:tc>
         <w:tc>
-          <w:tcPr/>
+          <w:tcPr>
+            <w:tcW w:w="2085" w:type="dxa"/>
+          </w:tcPr>
           <w:p>
             <w:pPr>
               <w:jc w:val="center"/>
-              <w:rPr/>
             </w:pPr>
             <w:r>
-              <w:rPr>
-                <w:rtl w:val="0"/>
-              </w:rPr>
-              <w:t xml:space="preserve">4</w:t>
+              <w:t>4</w:t>
             </w:r>
           </w:p>
         </w:tc>
       </w:tr>
       <w:tr>
-        <w:trPr>
-          <w:cantSplit w:val="0"/>
-          <w:tblHeader w:val="0"/>
-        </w:trPr>
         <w:tc>
-          <w:tcPr/>
+          <w:tcPr>
+            <w:tcW w:w="960" w:type="dxa"/>
+          </w:tcPr>
           <w:p>
             <w:pPr>
               <w:jc w:val="center"/>
-              <w:rPr/>
             </w:pPr>
             <w:r>
-              <w:rPr>
-                <w:rtl w:val="0"/>
-              </w:rPr>
-              <w:t xml:space="preserve">F</w:t>
+              <w:t>F</w:t>
             </w:r>
           </w:p>
         </w:tc>
         <w:tc>
-          <w:tcPr/>
+          <w:tcPr>
+            <w:tcW w:w="2085" w:type="dxa"/>
+          </w:tcPr>
           <w:p>
             <w:pPr>
               <w:jc w:val="center"/>
-              <w:rPr/>
             </w:pPr>
             <w:r>
-              <w:rPr>
-                <w:rtl w:val="0"/>
-              </w:rPr>
-              <w:t xml:space="preserve">1</w:t>
+              <w:t>1</w:t>
             </w:r>
           </w:p>
         </w:tc>
       </w:tr>
       <w:tr>
-        <w:trPr>
-          <w:cantSplit w:val="0"/>
-          <w:tblHeader w:val="0"/>
-        </w:trPr>
         <w:tc>
           <w:tcPr>
+            <w:tcW w:w="3045" w:type="dxa"/>
             <w:gridSpan w:val="2"/>
           </w:tcPr>
           <w:p>
             <w:pPr>
               <w:rPr>
-                <w:b w:val="1"/>
+                <w:b/>
               </w:rPr>
             </w:pPr>
             <w:r>
               <w:rPr>
-                <w:b w:val="1"/>
-                <w:rtl w:val="0"/>
+                <w:b/>
               </w:rPr>
-              <w:t xml:space="preserve">Demanda</w:t>
+              <w:t>Demanda</w:t>
             </w:r>
           </w:p>
         </w:tc>
       </w:tr>
       <w:tr>
-        <w:trPr>
-          <w:cantSplit w:val="0"/>
-          <w:tblHeader w:val="0"/>
-        </w:trPr>
         <w:tc>
-          <w:tcPr/>
+          <w:tcPr>
+            <w:tcW w:w="960" w:type="dxa"/>
+          </w:tcPr>
           <w:p>
-            <w:pPr>
-              <w:rPr/>
-            </w:pPr>
             <w:r>
-              <w:rPr>
-                <w:rtl w:val="0"/>
-              </w:rPr>
-              <w:t xml:space="preserve">Día 10</w:t>
+              <w:t>Día 10</w:t>
             </w:r>
           </w:p>
         </w:tc>
         <w:tc>
-          <w:tcPr/>
+          <w:tcPr>
+            <w:tcW w:w="2085" w:type="dxa"/>
+          </w:tcPr>
           <w:p>
-            <w:pPr>
-              <w:rPr/>
-            </w:pPr>
             <w:r>
-              <w:rPr>
-                <w:rtl w:val="0"/>
-              </w:rPr>
-              <w:t xml:space="preserve">50 A</w:t>
+              <w:t>50 A</w:t>
             </w:r>
           </w:p>
         </w:tc>
       </w:tr>
       <w:tr>
-        <w:trPr>
-          <w:cantSplit w:val="0"/>
-          <w:tblHeader w:val="0"/>
-        </w:trPr>
         <w:tc>
-          <w:tcPr/>
+          <w:tcPr>
+            <w:tcW w:w="960" w:type="dxa"/>
+          </w:tcPr>
           <w:p>
-            <w:pPr>
-              <w:rPr/>
-            </w:pPr>
             <w:r>
-              <w:rPr>
-                <w:rtl w:val="0"/>
-              </w:rPr>
-              <w:t xml:space="preserve">Día 8</w:t>
+              <w:t>Día 8</w:t>
             </w:r>
           </w:p>
         </w:tc>
         <w:tc>
-          <w:tcPr/>
+          <w:tcPr>
+            <w:tcW w:w="2085" w:type="dxa"/>
+          </w:tcPr>
           <w:p>
-            <w:pPr>
-              <w:rPr/>
-            </w:pPr>
             <w:r>
-              <w:rPr>
-                <w:rtl w:val="0"/>
-              </w:rPr>
-              <w:t xml:space="preserve">20 B (Repuestos)</w:t>
+              <w:t>20 B (Repuestos)</w:t>
             </w:r>
           </w:p>
         </w:tc>
       </w:tr>
       <w:tr>
-        <w:trPr>
-          <w:cantSplit w:val="0"/>
-          <w:tblHeader w:val="0"/>
-        </w:trPr>
         <w:tc>
-          <w:tcPr/>
+          <w:tcPr>
+            <w:tcW w:w="960" w:type="dxa"/>
+          </w:tcPr>
           <w:p>
-            <w:pPr>
-              <w:rPr/>
-            </w:pPr>
             <w:r>
-              <w:rPr>
-                <w:rtl w:val="0"/>
-              </w:rPr>
-              <w:t xml:space="preserve">Día 6</w:t>
+              <w:t>Día 6</w:t>
             </w:r>
           </w:p>
         </w:tc>
         <w:tc>
-          <w:tcPr/>
+          <w:tcPr>
+            <w:tcW w:w="2085" w:type="dxa"/>
+          </w:tcPr>
           <w:p>
-            <w:pPr>
-              <w:rPr/>
-            </w:pPr>
             <w:r>
-              <w:rPr>
-                <w:rtl w:val="0"/>
-              </w:rPr>
-              <w:t xml:space="preserve">15 D (Repuestos)</w:t>
+              <w:t>15 D (Repuestos)</w:t>
             </w:r>
           </w:p>
         </w:tc>
@@ -1829,41 +1965,50 @@
     <w:p>
       <w:pPr>
         <w:rPr>
-          <w:sz w:val="48"/>
-          <w:szCs w:val="48"/>
+          <w:sz w:val="16"/>
+          <w:szCs w:val="16"/>
+        </w:rPr>
+      </w:pPr>
+    </w:p>
+    <w:p>
+      <w:pPr>
+        <w:rPr>
+          <w:rFonts w:ascii="Arimo" w:eastAsia="Arimo" w:hAnsi="Arimo" w:cs="Arimo"/>
+          <w:b/>
         </w:rPr>
       </w:pPr>
       <w:r>
         <w:rPr>
-          <w:rtl w:val="0"/>
+          <w:rFonts w:ascii="Arimo" w:eastAsia="Arimo" w:hAnsi="Arimo" w:cs="Arimo"/>
+          <w:b/>
         </w:rPr>
+        <w:t>Ejemplo X</w:t>
       </w:r>
     </w:p>
     <w:p>
       <w:pPr>
+        <w:jc w:val="both"/>
         <w:rPr>
-          <w:rFonts w:ascii="Arimo" w:cs="Arimo" w:eastAsia="Arimo" w:hAnsi="Arimo"/>
-          <w:b w:val="1"/>
+          <w:rFonts w:ascii="Arimo" w:eastAsia="Arimo" w:hAnsi="Arimo" w:cs="Arimo"/>
         </w:rPr>
       </w:pPr>
+      <w:bookmarkStart w:id="0" w:name="_heading=h.gjdgxs" w:colFirst="0" w:colLast="0"/>
+      <w:bookmarkEnd w:id="0"/>
       <w:r>
         <w:rPr>
-          <w:rFonts w:ascii="Arimo" w:cs="Arimo" w:eastAsia="Arimo" w:hAnsi="Arimo"/>
-          <w:b w:val="1"/>
-          <w:rtl w:val="0"/>
+          <w:rFonts w:ascii="Arimo" w:eastAsia="Arimo" w:hAnsi="Arimo" w:cs="Arimo"/>
         </w:rPr>
-        <w:t xml:space="preserve">Ejemplo X</w:t>
+        <w:t>Teniendo en cuenta el árbol de la estructura del producto "X“, el tiempo de entrega y la información de la demanda, determinar un plan de requerimientos de materiales que defina el número de unidades de cada componente y cuando se necesita:</w:t>
       </w:r>
     </w:p>
     <w:tbl>
       <w:tblPr>
-        <w:tblStyle w:val="Table2"/>
-        <w:tblpPr w:leftFromText="141" w:rightFromText="141" w:topFromText="0" w:bottomFromText="0" w:vertAnchor="page" w:horzAnchor="page" w:tblpX="5481" w:tblpY="13351"/>
-        <w:tblW w:w="5240.0" w:type="dxa"/>
-        <w:jc w:val="left"/>
-        <w:tblInd w:w="-70.0" w:type="dxa"/>
+        <w:tblStyle w:val="a0"/>
+        <w:tblpPr w:leftFromText="141" w:rightFromText="141" w:vertAnchor="page" w:horzAnchor="page" w:tblpX="5356" w:tblpY="11926"/>
+        <w:tblW w:w="5240" w:type="dxa"/>
+        <w:tblInd w:w="0" w:type="dxa"/>
         <w:tblLayout w:type="fixed"/>
-        <w:tblLook w:val="0400"/>
+        <w:tblLook w:val="0400" w:firstRow="0" w:lastRow="0" w:firstColumn="0" w:lastColumn="0" w:noHBand="0" w:noVBand="1"/>
       </w:tblPr>
       <w:tblGrid>
         <w:gridCol w:w="2200"/>
@@ -1871,38 +2016,26 @@
         <w:gridCol w:w="760"/>
         <w:gridCol w:w="760"/>
         <w:gridCol w:w="760"/>
-        <w:tblGridChange w:id="0">
-          <w:tblGrid>
-            <w:gridCol w:w="2200"/>
-            <w:gridCol w:w="760"/>
-            <w:gridCol w:w="760"/>
-            <w:gridCol w:w="760"/>
-            <w:gridCol w:w="760"/>
-          </w:tblGrid>
-        </w:tblGridChange>
       </w:tblGrid>
       <w:tr>
         <w:trPr>
-          <w:cantSplit w:val="0"/>
-          <w:trHeight w:val="315" w:hRule="atLeast"/>
-          <w:tblHeader w:val="0"/>
+          <w:trHeight w:val="315"/>
         </w:trPr>
         <w:tc>
           <w:tcPr>
+            <w:tcW w:w="2200" w:type="dxa"/>
             <w:tcBorders>
-              <w:top w:color="000000" w:space="0" w:sz="4" w:val="single"/>
-              <w:left w:color="000000" w:space="0" w:sz="4" w:val="single"/>
-              <w:bottom w:color="000000" w:space="0" w:sz="4" w:val="single"/>
-              <w:right w:color="000000" w:space="0" w:sz="4" w:val="single"/>
+              <w:top w:val="single" w:sz="4" w:space="0" w:color="000000"/>
+              <w:left w:val="single" w:sz="4" w:space="0" w:color="000000"/>
+              <w:bottom w:val="single" w:sz="4" w:space="0" w:color="000000"/>
+              <w:right w:val="single" w:sz="4" w:space="0" w:color="000000"/>
             </w:tcBorders>
-            <w:shd w:fill="auto" w:val="clear"/>
             <w:vAlign w:val="bottom"/>
           </w:tcPr>
           <w:p>
             <w:pPr>
               <w:spacing w:after="0" w:line="240" w:lineRule="auto"/>
               <w:rPr>
-                <w:rFonts w:ascii="Calibri" w:cs="Calibri" w:eastAsia="Calibri" w:hAnsi="Calibri"/>
                 <w:color w:val="000000"/>
                 <w:sz w:val="24"/>
                 <w:szCs w:val="24"/>
@@ -1910,25 +2043,23 @@
             </w:pPr>
             <w:r>
               <w:rPr>
-                <w:rFonts w:ascii="Calibri" w:cs="Calibri" w:eastAsia="Calibri" w:hAnsi="Calibri"/>
                 <w:color w:val="000000"/>
                 <w:sz w:val="24"/>
                 <w:szCs w:val="24"/>
-                <w:rtl w:val="0"/>
               </w:rPr>
-              <w:t xml:space="preserve">Item</w:t>
+              <w:t>Item</w:t>
             </w:r>
           </w:p>
         </w:tc>
         <w:tc>
           <w:tcPr>
+            <w:tcW w:w="760" w:type="dxa"/>
             <w:tcBorders>
-              <w:top w:color="000000" w:space="0" w:sz="4" w:val="single"/>
-              <w:left w:color="000000" w:space="0" w:sz="0" w:val="nil"/>
-              <w:bottom w:color="000000" w:space="0" w:sz="4" w:val="single"/>
-              <w:right w:color="000000" w:space="0" w:sz="4" w:val="single"/>
+              <w:top w:val="single" w:sz="4" w:space="0" w:color="000000"/>
+              <w:left w:val="nil"/>
+              <w:bottom w:val="single" w:sz="4" w:space="0" w:color="000000"/>
+              <w:right w:val="single" w:sz="4" w:space="0" w:color="000000"/>
             </w:tcBorders>
-            <w:shd w:fill="auto" w:val="clear"/>
             <w:vAlign w:val="bottom"/>
           </w:tcPr>
           <w:p>
@@ -1936,8 +2067,7 @@
               <w:spacing w:after="0" w:line="240" w:lineRule="auto"/>
               <w:jc w:val="center"/>
               <w:rPr>
-                <w:rFonts w:ascii="Calibri" w:cs="Calibri" w:eastAsia="Calibri" w:hAnsi="Calibri"/>
-                <w:b w:val="1"/>
+                <w:b/>
                 <w:color w:val="000000"/>
                 <w:sz w:val="24"/>
                 <w:szCs w:val="24"/>
@@ -1945,26 +2075,24 @@
             </w:pPr>
             <w:r>
               <w:rPr>
-                <w:rFonts w:ascii="Calibri" w:cs="Calibri" w:eastAsia="Calibri" w:hAnsi="Calibri"/>
-                <w:b w:val="1"/>
+                <w:b/>
                 <w:color w:val="000000"/>
                 <w:sz w:val="24"/>
                 <w:szCs w:val="24"/>
-                <w:rtl w:val="0"/>
               </w:rPr>
-              <w:t xml:space="preserve">X</w:t>
+              <w:t>X</w:t>
             </w:r>
           </w:p>
         </w:tc>
         <w:tc>
           <w:tcPr>
+            <w:tcW w:w="760" w:type="dxa"/>
             <w:tcBorders>
-              <w:top w:color="000000" w:space="0" w:sz="4" w:val="single"/>
-              <w:left w:color="000000" w:space="0" w:sz="0" w:val="nil"/>
-              <w:bottom w:color="000000" w:space="0" w:sz="4" w:val="single"/>
-              <w:right w:color="000000" w:space="0" w:sz="4" w:val="single"/>
+              <w:top w:val="single" w:sz="4" w:space="0" w:color="000000"/>
+              <w:left w:val="nil"/>
+              <w:bottom w:val="single" w:sz="4" w:space="0" w:color="000000"/>
+              <w:right w:val="single" w:sz="4" w:space="0" w:color="000000"/>
             </w:tcBorders>
-            <w:shd w:fill="auto" w:val="clear"/>
             <w:vAlign w:val="bottom"/>
           </w:tcPr>
           <w:p>
@@ -1972,8 +2100,7 @@
               <w:spacing w:after="0" w:line="240" w:lineRule="auto"/>
               <w:jc w:val="center"/>
               <w:rPr>
-                <w:rFonts w:ascii="Calibri" w:cs="Calibri" w:eastAsia="Calibri" w:hAnsi="Calibri"/>
-                <w:b w:val="1"/>
+                <w:b/>
                 <w:color w:val="000000"/>
                 <w:sz w:val="24"/>
                 <w:szCs w:val="24"/>
@@ -1981,26 +2108,24 @@
             </w:pPr>
             <w:r>
               <w:rPr>
-                <w:rFonts w:ascii="Calibri" w:cs="Calibri" w:eastAsia="Calibri" w:hAnsi="Calibri"/>
-                <w:b w:val="1"/>
+                <w:b/>
                 <w:color w:val="000000"/>
                 <w:sz w:val="24"/>
                 <w:szCs w:val="24"/>
-                <w:rtl w:val="0"/>
               </w:rPr>
-              <w:t xml:space="preserve">A</w:t>
+              <w:t>A</w:t>
             </w:r>
           </w:p>
         </w:tc>
         <w:tc>
           <w:tcPr>
+            <w:tcW w:w="760" w:type="dxa"/>
             <w:tcBorders>
-              <w:top w:color="000000" w:space="0" w:sz="4" w:val="single"/>
-              <w:left w:color="000000" w:space="0" w:sz="0" w:val="nil"/>
-              <w:bottom w:color="000000" w:space="0" w:sz="4" w:val="single"/>
-              <w:right w:color="000000" w:space="0" w:sz="4" w:val="single"/>
+              <w:top w:val="single" w:sz="4" w:space="0" w:color="000000"/>
+              <w:left w:val="nil"/>
+              <w:bottom w:val="single" w:sz="4" w:space="0" w:color="000000"/>
+              <w:right w:val="single" w:sz="4" w:space="0" w:color="000000"/>
             </w:tcBorders>
-            <w:shd w:fill="auto" w:val="clear"/>
             <w:vAlign w:val="bottom"/>
           </w:tcPr>
           <w:p>
@@ -2008,8 +2133,7 @@
               <w:spacing w:after="0" w:line="240" w:lineRule="auto"/>
               <w:jc w:val="center"/>
               <w:rPr>
-                <w:rFonts w:ascii="Calibri" w:cs="Calibri" w:eastAsia="Calibri" w:hAnsi="Calibri"/>
-                <w:b w:val="1"/>
+                <w:b/>
                 <w:color w:val="000000"/>
                 <w:sz w:val="24"/>
                 <w:szCs w:val="24"/>
@@ -2017,26 +2141,24 @@
             </w:pPr>
             <w:r>
               <w:rPr>
-                <w:rFonts w:ascii="Calibri" w:cs="Calibri" w:eastAsia="Calibri" w:hAnsi="Calibri"/>
-                <w:b w:val="1"/>
+                <w:b/>
                 <w:color w:val="000000"/>
                 <w:sz w:val="24"/>
                 <w:szCs w:val="24"/>
-                <w:rtl w:val="0"/>
               </w:rPr>
-              <w:t xml:space="preserve">B</w:t>
+              <w:t>B</w:t>
             </w:r>
           </w:p>
         </w:tc>
         <w:tc>
           <w:tcPr>
+            <w:tcW w:w="760" w:type="dxa"/>
             <w:tcBorders>
-              <w:top w:color="000000" w:space="0" w:sz="4" w:val="single"/>
-              <w:left w:color="000000" w:space="0" w:sz="0" w:val="nil"/>
-              <w:bottom w:color="000000" w:space="0" w:sz="4" w:val="single"/>
-              <w:right w:color="000000" w:space="0" w:sz="4" w:val="single"/>
+              <w:top w:val="single" w:sz="4" w:space="0" w:color="000000"/>
+              <w:left w:val="nil"/>
+              <w:bottom w:val="single" w:sz="4" w:space="0" w:color="000000"/>
+              <w:right w:val="single" w:sz="4" w:space="0" w:color="000000"/>
             </w:tcBorders>
-            <w:shd w:fill="auto" w:val="clear"/>
             <w:vAlign w:val="bottom"/>
           </w:tcPr>
           <w:p>
@@ -2044,8 +2166,7 @@
               <w:spacing w:after="0" w:line="240" w:lineRule="auto"/>
               <w:jc w:val="center"/>
               <w:rPr>
-                <w:rFonts w:ascii="Calibri" w:cs="Calibri" w:eastAsia="Calibri" w:hAnsi="Calibri"/>
-                <w:b w:val="1"/>
+                <w:b/>
                 <w:color w:val="000000"/>
                 <w:sz w:val="24"/>
                 <w:szCs w:val="24"/>
@@ -2053,40 +2174,35 @@
             </w:pPr>
             <w:r>
               <w:rPr>
-                <w:rFonts w:ascii="Calibri" w:cs="Calibri" w:eastAsia="Calibri" w:hAnsi="Calibri"/>
-                <w:b w:val="1"/>
+                <w:b/>
                 <w:color w:val="000000"/>
                 <w:sz w:val="24"/>
                 <w:szCs w:val="24"/>
-                <w:rtl w:val="0"/>
               </w:rPr>
-              <w:t xml:space="preserve">C</w:t>
+              <w:t>C</w:t>
             </w:r>
           </w:p>
         </w:tc>
       </w:tr>
       <w:tr>
         <w:trPr>
-          <w:cantSplit w:val="0"/>
-          <w:trHeight w:val="315" w:hRule="atLeast"/>
-          <w:tblHeader w:val="0"/>
+          <w:trHeight w:val="315"/>
         </w:trPr>
         <w:tc>
           <w:tcPr>
+            <w:tcW w:w="2200" w:type="dxa"/>
             <w:tcBorders>
-              <w:top w:color="000000" w:space="0" w:sz="0" w:val="nil"/>
-              <w:left w:color="000000" w:space="0" w:sz="4" w:val="single"/>
-              <w:bottom w:color="000000" w:space="0" w:sz="4" w:val="single"/>
-              <w:right w:color="000000" w:space="0" w:sz="4" w:val="single"/>
+              <w:top w:val="nil"/>
+              <w:left w:val="single" w:sz="4" w:space="0" w:color="000000"/>
+              <w:bottom w:val="single" w:sz="4" w:space="0" w:color="000000"/>
+              <w:right w:val="single" w:sz="4" w:space="0" w:color="000000"/>
             </w:tcBorders>
-            <w:shd w:fill="auto" w:val="clear"/>
             <w:vAlign w:val="bottom"/>
           </w:tcPr>
           <w:p>
             <w:pPr>
               <w:spacing w:after="0" w:line="240" w:lineRule="auto"/>
               <w:rPr>
-                <w:rFonts w:ascii="Calibri" w:cs="Calibri" w:eastAsia="Calibri" w:hAnsi="Calibri"/>
                 <w:color w:val="000000"/>
                 <w:sz w:val="24"/>
                 <w:szCs w:val="24"/>
@@ -2094,25 +2210,23 @@
             </w:pPr>
             <w:r>
               <w:rPr>
-                <w:rFonts w:ascii="Calibri" w:cs="Calibri" w:eastAsia="Calibri" w:hAnsi="Calibri"/>
                 <w:color w:val="000000"/>
                 <w:sz w:val="24"/>
                 <w:szCs w:val="24"/>
-                <w:rtl w:val="0"/>
               </w:rPr>
-              <w:t xml:space="preserve">Existencias</w:t>
+              <w:t>Existencias</w:t>
             </w:r>
           </w:p>
         </w:tc>
         <w:tc>
           <w:tcPr>
+            <w:tcW w:w="760" w:type="dxa"/>
             <w:tcBorders>
-              <w:top w:color="000000" w:space="0" w:sz="0" w:val="nil"/>
-              <w:left w:color="000000" w:space="0" w:sz="0" w:val="nil"/>
-              <w:bottom w:color="000000" w:space="0" w:sz="4" w:val="single"/>
-              <w:right w:color="000000" w:space="0" w:sz="4" w:val="single"/>
+              <w:top w:val="nil"/>
+              <w:left w:val="nil"/>
+              <w:bottom w:val="single" w:sz="4" w:space="0" w:color="000000"/>
+              <w:right w:val="single" w:sz="4" w:space="0" w:color="000000"/>
             </w:tcBorders>
-            <w:shd w:fill="auto" w:val="clear"/>
             <w:vAlign w:val="bottom"/>
           </w:tcPr>
           <w:p>
@@ -2120,7 +2234,6 @@
               <w:spacing w:after="0" w:line="240" w:lineRule="auto"/>
               <w:jc w:val="right"/>
               <w:rPr>
-                <w:rFonts w:ascii="Calibri" w:cs="Calibri" w:eastAsia="Calibri" w:hAnsi="Calibri"/>
                 <w:color w:val="000000"/>
                 <w:sz w:val="24"/>
                 <w:szCs w:val="24"/>
@@ -2128,25 +2241,23 @@
             </w:pPr>
             <w:r>
               <w:rPr>
-                <w:rFonts w:ascii="Calibri" w:cs="Calibri" w:eastAsia="Calibri" w:hAnsi="Calibri"/>
                 <w:color w:val="000000"/>
                 <w:sz w:val="24"/>
                 <w:szCs w:val="24"/>
-                <w:rtl w:val="0"/>
               </w:rPr>
-              <w:t xml:space="preserve">50</w:t>
+              <w:t>50</w:t>
             </w:r>
           </w:p>
         </w:tc>
         <w:tc>
           <w:tcPr>
+            <w:tcW w:w="760" w:type="dxa"/>
             <w:tcBorders>
-              <w:top w:color="000000" w:space="0" w:sz="0" w:val="nil"/>
-              <w:left w:color="000000" w:space="0" w:sz="0" w:val="nil"/>
-              <w:bottom w:color="000000" w:space="0" w:sz="4" w:val="single"/>
-              <w:right w:color="000000" w:space="0" w:sz="4" w:val="single"/>
+              <w:top w:val="nil"/>
+              <w:left w:val="nil"/>
+              <w:bottom w:val="single" w:sz="4" w:space="0" w:color="000000"/>
+              <w:right w:val="single" w:sz="4" w:space="0" w:color="000000"/>
             </w:tcBorders>
-            <w:shd w:fill="auto" w:val="clear"/>
             <w:vAlign w:val="bottom"/>
           </w:tcPr>
           <w:p>
@@ -2154,7 +2265,6 @@
               <w:spacing w:after="0" w:line="240" w:lineRule="auto"/>
               <w:jc w:val="right"/>
               <w:rPr>
-                <w:rFonts w:ascii="Calibri" w:cs="Calibri" w:eastAsia="Calibri" w:hAnsi="Calibri"/>
                 <w:color w:val="000000"/>
                 <w:sz w:val="24"/>
                 <w:szCs w:val="24"/>
@@ -2162,25 +2272,23 @@
             </w:pPr>
             <w:r>
               <w:rPr>
-                <w:rFonts w:ascii="Calibri" w:cs="Calibri" w:eastAsia="Calibri" w:hAnsi="Calibri"/>
                 <w:color w:val="000000"/>
                 <w:sz w:val="24"/>
                 <w:szCs w:val="24"/>
-                <w:rtl w:val="0"/>
               </w:rPr>
-              <w:t xml:space="preserve">75</w:t>
+              <w:t>75</w:t>
             </w:r>
           </w:p>
         </w:tc>
         <w:tc>
           <w:tcPr>
+            <w:tcW w:w="760" w:type="dxa"/>
             <w:tcBorders>
-              <w:top w:color="000000" w:space="0" w:sz="0" w:val="nil"/>
-              <w:left w:color="000000" w:space="0" w:sz="0" w:val="nil"/>
-              <w:bottom w:color="000000" w:space="0" w:sz="4" w:val="single"/>
-              <w:right w:color="000000" w:space="0" w:sz="4" w:val="single"/>
+              <w:top w:val="nil"/>
+              <w:left w:val="nil"/>
+              <w:bottom w:val="single" w:sz="4" w:space="0" w:color="000000"/>
+              <w:right w:val="single" w:sz="4" w:space="0" w:color="000000"/>
             </w:tcBorders>
-            <w:shd w:fill="auto" w:val="clear"/>
             <w:vAlign w:val="bottom"/>
           </w:tcPr>
           <w:p>
@@ -2188,7 +2296,6 @@
               <w:spacing w:after="0" w:line="240" w:lineRule="auto"/>
               <w:jc w:val="right"/>
               <w:rPr>
-                <w:rFonts w:ascii="Calibri" w:cs="Calibri" w:eastAsia="Calibri" w:hAnsi="Calibri"/>
                 <w:color w:val="000000"/>
                 <w:sz w:val="24"/>
                 <w:szCs w:val="24"/>
@@ -2196,25 +2303,23 @@
             </w:pPr>
             <w:r>
               <w:rPr>
-                <w:rFonts w:ascii="Calibri" w:cs="Calibri" w:eastAsia="Calibri" w:hAnsi="Calibri"/>
                 <w:color w:val="000000"/>
                 <w:sz w:val="24"/>
                 <w:szCs w:val="24"/>
-                <w:rtl w:val="0"/>
               </w:rPr>
-              <w:t xml:space="preserve">25</w:t>
+              <w:t>25</w:t>
             </w:r>
           </w:p>
         </w:tc>
         <w:tc>
           <w:tcPr>
+            <w:tcW w:w="760" w:type="dxa"/>
             <w:tcBorders>
-              <w:top w:color="000000" w:space="0" w:sz="0" w:val="nil"/>
-              <w:left w:color="000000" w:space="0" w:sz="0" w:val="nil"/>
-              <w:bottom w:color="000000" w:space="0" w:sz="4" w:val="single"/>
-              <w:right w:color="000000" w:space="0" w:sz="4" w:val="single"/>
+              <w:top w:val="nil"/>
+              <w:left w:val="nil"/>
+              <w:bottom w:val="single" w:sz="4" w:space="0" w:color="000000"/>
+              <w:right w:val="single" w:sz="4" w:space="0" w:color="000000"/>
             </w:tcBorders>
-            <w:shd w:fill="auto" w:val="clear"/>
             <w:vAlign w:val="bottom"/>
           </w:tcPr>
           <w:p>
@@ -2222,7 +2327,6 @@
               <w:spacing w:after="0" w:line="240" w:lineRule="auto"/>
               <w:jc w:val="right"/>
               <w:rPr>
-                <w:rFonts w:ascii="Calibri" w:cs="Calibri" w:eastAsia="Calibri" w:hAnsi="Calibri"/>
                 <w:color w:val="000000"/>
                 <w:sz w:val="24"/>
                 <w:szCs w:val="24"/>
@@ -2230,39 +2334,34 @@
             </w:pPr>
             <w:r>
               <w:rPr>
-                <w:rFonts w:ascii="Calibri" w:cs="Calibri" w:eastAsia="Calibri" w:hAnsi="Calibri"/>
                 <w:color w:val="000000"/>
                 <w:sz w:val="24"/>
                 <w:szCs w:val="24"/>
-                <w:rtl w:val="0"/>
               </w:rPr>
-              <w:t xml:space="preserve">10</w:t>
+              <w:t>10</w:t>
             </w:r>
           </w:p>
         </w:tc>
       </w:tr>
       <w:tr>
         <w:trPr>
-          <w:cantSplit w:val="0"/>
-          <w:trHeight w:val="315" w:hRule="atLeast"/>
-          <w:tblHeader w:val="0"/>
+          <w:trHeight w:val="315"/>
         </w:trPr>
         <w:tc>
           <w:tcPr>
+            <w:tcW w:w="2200" w:type="dxa"/>
             <w:tcBorders>
-              <w:top w:color="000000" w:space="0" w:sz="0" w:val="nil"/>
-              <w:left w:color="000000" w:space="0" w:sz="4" w:val="single"/>
-              <w:bottom w:color="000000" w:space="0" w:sz="4" w:val="single"/>
-              <w:right w:color="000000" w:space="0" w:sz="4" w:val="single"/>
+              <w:top w:val="nil"/>
+              <w:left w:val="single" w:sz="4" w:space="0" w:color="000000"/>
+              <w:bottom w:val="single" w:sz="4" w:space="0" w:color="000000"/>
+              <w:right w:val="single" w:sz="4" w:space="0" w:color="000000"/>
             </w:tcBorders>
-            <w:shd w:fill="auto" w:val="clear"/>
             <w:vAlign w:val="bottom"/>
           </w:tcPr>
           <w:p>
             <w:pPr>
               <w:spacing w:after="0" w:line="240" w:lineRule="auto"/>
               <w:rPr>
-                <w:rFonts w:ascii="Calibri" w:cs="Calibri" w:eastAsia="Calibri" w:hAnsi="Calibri"/>
                 <w:color w:val="000000"/>
                 <w:sz w:val="24"/>
                 <w:szCs w:val="24"/>
@@ -2270,25 +2369,23 @@
             </w:pPr>
             <w:r>
               <w:rPr>
-                <w:rFonts w:ascii="Calibri" w:cs="Calibri" w:eastAsia="Calibri" w:hAnsi="Calibri"/>
                 <w:color w:val="000000"/>
                 <w:sz w:val="24"/>
                 <w:szCs w:val="24"/>
-                <w:rtl w:val="0"/>
               </w:rPr>
-              <w:t xml:space="preserve">Lead Time (semanas)</w:t>
+              <w:t>Lead Time (semanas)</w:t>
             </w:r>
           </w:p>
         </w:tc>
         <w:tc>
           <w:tcPr>
+            <w:tcW w:w="760" w:type="dxa"/>
             <w:tcBorders>
-              <w:top w:color="000000" w:space="0" w:sz="0" w:val="nil"/>
-              <w:left w:color="000000" w:space="0" w:sz="0" w:val="nil"/>
-              <w:bottom w:color="000000" w:space="0" w:sz="4" w:val="single"/>
-              <w:right w:color="000000" w:space="0" w:sz="4" w:val="single"/>
+              <w:top w:val="nil"/>
+              <w:left w:val="nil"/>
+              <w:bottom w:val="single" w:sz="4" w:space="0" w:color="000000"/>
+              <w:right w:val="single" w:sz="4" w:space="0" w:color="000000"/>
             </w:tcBorders>
-            <w:shd w:fill="auto" w:val="clear"/>
             <w:vAlign w:val="bottom"/>
           </w:tcPr>
           <w:p>
@@ -2296,7 +2393,6 @@
               <w:spacing w:after="0" w:line="240" w:lineRule="auto"/>
               <w:jc w:val="right"/>
               <w:rPr>
-                <w:rFonts w:ascii="Calibri" w:cs="Calibri" w:eastAsia="Calibri" w:hAnsi="Calibri"/>
                 <w:color w:val="000000"/>
                 <w:sz w:val="24"/>
                 <w:szCs w:val="24"/>
@@ -2304,25 +2400,23 @@
             </w:pPr>
             <w:r>
               <w:rPr>
-                <w:rFonts w:ascii="Calibri" w:cs="Calibri" w:eastAsia="Calibri" w:hAnsi="Calibri"/>
                 <w:color w:val="000000"/>
                 <w:sz w:val="24"/>
                 <w:szCs w:val="24"/>
-                <w:rtl w:val="0"/>
               </w:rPr>
-              <w:t xml:space="preserve">2</w:t>
+              <w:t>2</w:t>
             </w:r>
           </w:p>
         </w:tc>
         <w:tc>
           <w:tcPr>
+            <w:tcW w:w="760" w:type="dxa"/>
             <w:tcBorders>
-              <w:top w:color="000000" w:space="0" w:sz="0" w:val="nil"/>
-              <w:left w:color="000000" w:space="0" w:sz="0" w:val="nil"/>
-              <w:bottom w:color="000000" w:space="0" w:sz="4" w:val="single"/>
-              <w:right w:color="000000" w:space="0" w:sz="4" w:val="single"/>
+              <w:top w:val="nil"/>
+              <w:left w:val="nil"/>
+              <w:bottom w:val="single" w:sz="4" w:space="0" w:color="000000"/>
+              <w:right w:val="single" w:sz="4" w:space="0" w:color="000000"/>
             </w:tcBorders>
-            <w:shd w:fill="auto" w:val="clear"/>
             <w:vAlign w:val="bottom"/>
           </w:tcPr>
           <w:p>
@@ -2330,7 +2424,6 @@
               <w:spacing w:after="0" w:line="240" w:lineRule="auto"/>
               <w:jc w:val="right"/>
               <w:rPr>
-                <w:rFonts w:ascii="Calibri" w:cs="Calibri" w:eastAsia="Calibri" w:hAnsi="Calibri"/>
                 <w:color w:val="000000"/>
                 <w:sz w:val="24"/>
                 <w:szCs w:val="24"/>
@@ -2338,25 +2431,23 @@
             </w:pPr>
             <w:r>
               <w:rPr>
-                <w:rFonts w:ascii="Calibri" w:cs="Calibri" w:eastAsia="Calibri" w:hAnsi="Calibri"/>
                 <w:color w:val="000000"/>
                 <w:sz w:val="24"/>
                 <w:szCs w:val="24"/>
-                <w:rtl w:val="0"/>
               </w:rPr>
-              <w:t xml:space="preserve">3</w:t>
+              <w:t>3</w:t>
             </w:r>
           </w:p>
         </w:tc>
         <w:tc>
           <w:tcPr>
+            <w:tcW w:w="760" w:type="dxa"/>
             <w:tcBorders>
-              <w:top w:color="000000" w:space="0" w:sz="0" w:val="nil"/>
-              <w:left w:color="000000" w:space="0" w:sz="0" w:val="nil"/>
-              <w:bottom w:color="000000" w:space="0" w:sz="4" w:val="single"/>
-              <w:right w:color="000000" w:space="0" w:sz="4" w:val="single"/>
+              <w:top w:val="nil"/>
+              <w:left w:val="nil"/>
+              <w:bottom w:val="single" w:sz="4" w:space="0" w:color="000000"/>
+              <w:right w:val="single" w:sz="4" w:space="0" w:color="000000"/>
             </w:tcBorders>
-            <w:shd w:fill="auto" w:val="clear"/>
             <w:vAlign w:val="bottom"/>
           </w:tcPr>
           <w:p>
@@ -2364,7 +2455,6 @@
               <w:spacing w:after="0" w:line="240" w:lineRule="auto"/>
               <w:jc w:val="right"/>
               <w:rPr>
-                <w:rFonts w:ascii="Calibri" w:cs="Calibri" w:eastAsia="Calibri" w:hAnsi="Calibri"/>
                 <w:color w:val="000000"/>
                 <w:sz w:val="24"/>
                 <w:szCs w:val="24"/>
@@ -2372,25 +2462,23 @@
             </w:pPr>
             <w:r>
               <w:rPr>
-                <w:rFonts w:ascii="Calibri" w:cs="Calibri" w:eastAsia="Calibri" w:hAnsi="Calibri"/>
                 <w:color w:val="000000"/>
                 <w:sz w:val="24"/>
                 <w:szCs w:val="24"/>
-                <w:rtl w:val="0"/>
               </w:rPr>
-              <w:t xml:space="preserve">1</w:t>
+              <w:t>1</w:t>
             </w:r>
           </w:p>
         </w:tc>
         <w:tc>
           <w:tcPr>
+            <w:tcW w:w="760" w:type="dxa"/>
             <w:tcBorders>
-              <w:top w:color="000000" w:space="0" w:sz="0" w:val="nil"/>
-              <w:left w:color="000000" w:space="0" w:sz="0" w:val="nil"/>
-              <w:bottom w:color="000000" w:space="0" w:sz="4" w:val="single"/>
-              <w:right w:color="000000" w:space="0" w:sz="4" w:val="single"/>
+              <w:top w:val="nil"/>
+              <w:left w:val="nil"/>
+              <w:bottom w:val="single" w:sz="4" w:space="0" w:color="000000"/>
+              <w:right w:val="single" w:sz="4" w:space="0" w:color="000000"/>
             </w:tcBorders>
-            <w:shd w:fill="auto" w:val="clear"/>
             <w:vAlign w:val="bottom"/>
           </w:tcPr>
           <w:p>
@@ -2398,7 +2486,6 @@
               <w:spacing w:after="0" w:line="240" w:lineRule="auto"/>
               <w:jc w:val="right"/>
               <w:rPr>
-                <w:rFonts w:ascii="Calibri" w:cs="Calibri" w:eastAsia="Calibri" w:hAnsi="Calibri"/>
                 <w:color w:val="000000"/>
                 <w:sz w:val="24"/>
                 <w:szCs w:val="24"/>
@@ -2406,39 +2493,34 @@
             </w:pPr>
             <w:r>
               <w:rPr>
-                <w:rFonts w:ascii="Calibri" w:cs="Calibri" w:eastAsia="Calibri" w:hAnsi="Calibri"/>
                 <w:color w:val="000000"/>
                 <w:sz w:val="24"/>
                 <w:szCs w:val="24"/>
-                <w:rtl w:val="0"/>
               </w:rPr>
-              <w:t xml:space="preserve">2</w:t>
+              <w:t>2</w:t>
             </w:r>
           </w:p>
         </w:tc>
       </w:tr>
       <w:tr>
         <w:trPr>
-          <w:cantSplit w:val="0"/>
-          <w:trHeight w:val="315" w:hRule="atLeast"/>
-          <w:tblHeader w:val="0"/>
+          <w:trHeight w:val="315"/>
         </w:trPr>
         <w:tc>
           <w:tcPr>
+            <w:tcW w:w="2200" w:type="dxa"/>
             <w:tcBorders>
-              <w:top w:color="000000" w:space="0" w:sz="0" w:val="nil"/>
-              <w:left w:color="000000" w:space="0" w:sz="4" w:val="single"/>
-              <w:bottom w:color="000000" w:space="0" w:sz="4" w:val="single"/>
-              <w:right w:color="000000" w:space="0" w:sz="4" w:val="single"/>
+              <w:top w:val="nil"/>
+              <w:left w:val="single" w:sz="4" w:space="0" w:color="000000"/>
+              <w:bottom w:val="single" w:sz="4" w:space="0" w:color="000000"/>
+              <w:right w:val="single" w:sz="4" w:space="0" w:color="000000"/>
             </w:tcBorders>
-            <w:shd w:fill="auto" w:val="clear"/>
             <w:vAlign w:val="bottom"/>
           </w:tcPr>
           <w:p>
             <w:pPr>
               <w:spacing w:after="0" w:line="240" w:lineRule="auto"/>
               <w:rPr>
-                <w:rFonts w:ascii="Calibri" w:cs="Calibri" w:eastAsia="Calibri" w:hAnsi="Calibri"/>
                 <w:color w:val="000000"/>
                 <w:sz w:val="24"/>
                 <w:szCs w:val="24"/>
@@ -2446,25 +2528,23 @@
             </w:pPr>
             <w:r>
               <w:rPr>
-                <w:rFonts w:ascii="Calibri" w:cs="Calibri" w:eastAsia="Calibri" w:hAnsi="Calibri"/>
                 <w:color w:val="000000"/>
                 <w:sz w:val="24"/>
                 <w:szCs w:val="24"/>
-                <w:rtl w:val="0"/>
               </w:rPr>
-              <w:t xml:space="preserve">lote compra / fab.</w:t>
+              <w:t>lote compra / fab.</w:t>
             </w:r>
           </w:p>
         </w:tc>
         <w:tc>
           <w:tcPr>
+            <w:tcW w:w="760" w:type="dxa"/>
             <w:tcBorders>
-              <w:top w:color="000000" w:space="0" w:sz="0" w:val="nil"/>
-              <w:left w:color="000000" w:space="0" w:sz="0" w:val="nil"/>
-              <w:bottom w:color="000000" w:space="0" w:sz="4" w:val="single"/>
-              <w:right w:color="000000" w:space="0" w:sz="4" w:val="single"/>
+              <w:top w:val="nil"/>
+              <w:left w:val="nil"/>
+              <w:bottom w:val="single" w:sz="4" w:space="0" w:color="000000"/>
+              <w:right w:val="single" w:sz="4" w:space="0" w:color="000000"/>
             </w:tcBorders>
-            <w:shd w:fill="auto" w:val="clear"/>
             <w:vAlign w:val="bottom"/>
           </w:tcPr>
           <w:p>
@@ -2472,7 +2552,6 @@
               <w:spacing w:after="0" w:line="240" w:lineRule="auto"/>
               <w:jc w:val="right"/>
               <w:rPr>
-                <w:rFonts w:ascii="Calibri" w:cs="Calibri" w:eastAsia="Calibri" w:hAnsi="Calibri"/>
                 <w:color w:val="000000"/>
                 <w:sz w:val="24"/>
                 <w:szCs w:val="24"/>
@@ -2480,25 +2559,23 @@
             </w:pPr>
             <w:r>
               <w:rPr>
-                <w:rFonts w:ascii="Calibri" w:cs="Calibri" w:eastAsia="Calibri" w:hAnsi="Calibri"/>
                 <w:color w:val="000000"/>
                 <w:sz w:val="24"/>
                 <w:szCs w:val="24"/>
-                <w:rtl w:val="0"/>
               </w:rPr>
-              <w:t xml:space="preserve">1</w:t>
+              <w:t>1</w:t>
             </w:r>
           </w:p>
         </w:tc>
         <w:tc>
           <w:tcPr>
+            <w:tcW w:w="760" w:type="dxa"/>
             <w:tcBorders>
-              <w:top w:color="000000" w:space="0" w:sz="0" w:val="nil"/>
-              <w:left w:color="000000" w:space="0" w:sz="0" w:val="nil"/>
-              <w:bottom w:color="000000" w:space="0" w:sz="4" w:val="single"/>
-              <w:right w:color="000000" w:space="0" w:sz="4" w:val="single"/>
+              <w:top w:val="nil"/>
+              <w:left w:val="nil"/>
+              <w:bottom w:val="single" w:sz="4" w:space="0" w:color="000000"/>
+              <w:right w:val="single" w:sz="4" w:space="0" w:color="000000"/>
             </w:tcBorders>
-            <w:shd w:fill="auto" w:val="clear"/>
             <w:vAlign w:val="bottom"/>
           </w:tcPr>
           <w:p>
@@ -2506,7 +2583,6 @@
               <w:spacing w:after="0" w:line="240" w:lineRule="auto"/>
               <w:jc w:val="right"/>
               <w:rPr>
-                <w:rFonts w:ascii="Calibri" w:cs="Calibri" w:eastAsia="Calibri" w:hAnsi="Calibri"/>
                 <w:color w:val="000000"/>
                 <w:sz w:val="24"/>
                 <w:szCs w:val="24"/>
@@ -2514,25 +2590,23 @@
             </w:pPr>
             <w:r>
               <w:rPr>
-                <w:rFonts w:ascii="Calibri" w:cs="Calibri" w:eastAsia="Calibri" w:hAnsi="Calibri"/>
                 <w:color w:val="000000"/>
                 <w:sz w:val="24"/>
                 <w:szCs w:val="24"/>
-                <w:rtl w:val="0"/>
               </w:rPr>
-              <w:t xml:space="preserve">1</w:t>
+              <w:t>1</w:t>
             </w:r>
           </w:p>
         </w:tc>
         <w:tc>
           <w:tcPr>
+            <w:tcW w:w="760" w:type="dxa"/>
             <w:tcBorders>
-              <w:top w:color="000000" w:space="0" w:sz="0" w:val="nil"/>
-              <w:left w:color="000000" w:space="0" w:sz="0" w:val="nil"/>
-              <w:bottom w:color="000000" w:space="0" w:sz="4" w:val="single"/>
-              <w:right w:color="000000" w:space="0" w:sz="4" w:val="single"/>
+              <w:top w:val="nil"/>
+              <w:left w:val="nil"/>
+              <w:bottom w:val="single" w:sz="4" w:space="0" w:color="000000"/>
+              <w:right w:val="single" w:sz="4" w:space="0" w:color="000000"/>
             </w:tcBorders>
-            <w:shd w:fill="auto" w:val="clear"/>
             <w:vAlign w:val="bottom"/>
           </w:tcPr>
           <w:p>
@@ -2540,7 +2614,6 @@
               <w:spacing w:after="0" w:line="240" w:lineRule="auto"/>
               <w:jc w:val="right"/>
               <w:rPr>
-                <w:rFonts w:ascii="Calibri" w:cs="Calibri" w:eastAsia="Calibri" w:hAnsi="Calibri"/>
                 <w:color w:val="000000"/>
                 <w:sz w:val="24"/>
                 <w:szCs w:val="24"/>
@@ -2548,25 +2621,23 @@
             </w:pPr>
             <w:r>
               <w:rPr>
-                <w:rFonts w:ascii="Calibri" w:cs="Calibri" w:eastAsia="Calibri" w:hAnsi="Calibri"/>
                 <w:color w:val="000000"/>
                 <w:sz w:val="24"/>
                 <w:szCs w:val="24"/>
-                <w:rtl w:val="0"/>
               </w:rPr>
-              <w:t xml:space="preserve">1</w:t>
+              <w:t>1</w:t>
             </w:r>
           </w:p>
         </w:tc>
         <w:tc>
           <w:tcPr>
+            <w:tcW w:w="760" w:type="dxa"/>
             <w:tcBorders>
-              <w:top w:color="000000" w:space="0" w:sz="0" w:val="nil"/>
-              <w:left w:color="000000" w:space="0" w:sz="0" w:val="nil"/>
-              <w:bottom w:color="000000" w:space="0" w:sz="4" w:val="single"/>
-              <w:right w:color="000000" w:space="0" w:sz="4" w:val="single"/>
+              <w:top w:val="nil"/>
+              <w:left w:val="nil"/>
+              <w:bottom w:val="single" w:sz="4" w:space="0" w:color="000000"/>
+              <w:right w:val="single" w:sz="4" w:space="0" w:color="000000"/>
             </w:tcBorders>
-            <w:shd w:fill="auto" w:val="clear"/>
             <w:vAlign w:val="bottom"/>
           </w:tcPr>
           <w:p>
@@ -2574,7 +2645,6 @@
               <w:spacing w:after="0" w:line="240" w:lineRule="auto"/>
               <w:jc w:val="right"/>
               <w:rPr>
-                <w:rFonts w:ascii="Calibri" w:cs="Calibri" w:eastAsia="Calibri" w:hAnsi="Calibri"/>
                 <w:color w:val="000000"/>
                 <w:sz w:val="24"/>
                 <w:szCs w:val="24"/>
@@ -2582,39 +2652,34 @@
             </w:pPr>
             <w:r>
               <w:rPr>
-                <w:rFonts w:ascii="Calibri" w:cs="Calibri" w:eastAsia="Calibri" w:hAnsi="Calibri"/>
                 <w:color w:val="000000"/>
                 <w:sz w:val="24"/>
                 <w:szCs w:val="24"/>
-                <w:rtl w:val="0"/>
               </w:rPr>
-              <w:t xml:space="preserve">1</w:t>
+              <w:t>1</w:t>
             </w:r>
           </w:p>
         </w:tc>
       </w:tr>
       <w:tr>
         <w:trPr>
-          <w:cantSplit w:val="0"/>
-          <w:trHeight w:val="315" w:hRule="atLeast"/>
-          <w:tblHeader w:val="0"/>
+          <w:trHeight w:val="315"/>
         </w:trPr>
         <w:tc>
           <w:tcPr>
+            <w:tcW w:w="2200" w:type="dxa"/>
             <w:tcBorders>
-              <w:top w:color="000000" w:space="0" w:sz="0" w:val="nil"/>
-              <w:left w:color="000000" w:space="0" w:sz="4" w:val="single"/>
-              <w:bottom w:color="000000" w:space="0" w:sz="4" w:val="single"/>
-              <w:right w:color="000000" w:space="0" w:sz="4" w:val="single"/>
+              <w:top w:val="nil"/>
+              <w:left w:val="single" w:sz="4" w:space="0" w:color="000000"/>
+              <w:bottom w:val="single" w:sz="4" w:space="0" w:color="000000"/>
+              <w:right w:val="single" w:sz="4" w:space="0" w:color="000000"/>
             </w:tcBorders>
-            <w:shd w:fill="auto" w:val="clear"/>
             <w:vAlign w:val="bottom"/>
           </w:tcPr>
           <w:p>
             <w:pPr>
               <w:spacing w:after="0" w:line="240" w:lineRule="auto"/>
               <w:rPr>
-                <w:rFonts w:ascii="Calibri" w:cs="Calibri" w:eastAsia="Calibri" w:hAnsi="Calibri"/>
                 <w:color w:val="000000"/>
                 <w:sz w:val="24"/>
                 <w:szCs w:val="24"/>
@@ -2622,25 +2687,23 @@
             </w:pPr>
             <w:r>
               <w:rPr>
-                <w:rFonts w:ascii="Calibri" w:cs="Calibri" w:eastAsia="Calibri" w:hAnsi="Calibri"/>
                 <w:color w:val="000000"/>
                 <w:sz w:val="24"/>
                 <w:szCs w:val="24"/>
-                <w:rtl w:val="0"/>
               </w:rPr>
-              <w:t xml:space="preserve">Stock Seguridad</w:t>
+              <w:t>Stock Seguridad</w:t>
             </w:r>
           </w:p>
         </w:tc>
         <w:tc>
           <w:tcPr>
+            <w:tcW w:w="760" w:type="dxa"/>
             <w:tcBorders>
-              <w:top w:color="000000" w:space="0" w:sz="0" w:val="nil"/>
-              <w:left w:color="000000" w:space="0" w:sz="0" w:val="nil"/>
-              <w:bottom w:color="000000" w:space="0" w:sz="4" w:val="single"/>
-              <w:right w:color="000000" w:space="0" w:sz="4" w:val="single"/>
+              <w:top w:val="nil"/>
+              <w:left w:val="nil"/>
+              <w:bottom w:val="single" w:sz="4" w:space="0" w:color="000000"/>
+              <w:right w:val="single" w:sz="4" w:space="0" w:color="000000"/>
             </w:tcBorders>
-            <w:shd w:fill="auto" w:val="clear"/>
             <w:vAlign w:val="bottom"/>
           </w:tcPr>
           <w:p>
@@ -2648,7 +2711,6 @@
               <w:spacing w:after="0" w:line="240" w:lineRule="auto"/>
               <w:jc w:val="right"/>
               <w:rPr>
-                <w:rFonts w:ascii="Calibri" w:cs="Calibri" w:eastAsia="Calibri" w:hAnsi="Calibri"/>
                 <w:color w:val="000000"/>
                 <w:sz w:val="24"/>
                 <w:szCs w:val="24"/>
@@ -2656,25 +2718,23 @@
             </w:pPr>
             <w:r>
               <w:rPr>
-                <w:rFonts w:ascii="Calibri" w:cs="Calibri" w:eastAsia="Calibri" w:hAnsi="Calibri"/>
                 <w:color w:val="000000"/>
                 <w:sz w:val="24"/>
                 <w:szCs w:val="24"/>
-                <w:rtl w:val="0"/>
               </w:rPr>
-              <w:t xml:space="preserve">0</w:t>
+              <w:t>0</w:t>
             </w:r>
           </w:p>
         </w:tc>
         <w:tc>
           <w:tcPr>
+            <w:tcW w:w="760" w:type="dxa"/>
             <w:tcBorders>
-              <w:top w:color="000000" w:space="0" w:sz="0" w:val="nil"/>
-              <w:left w:color="000000" w:space="0" w:sz="0" w:val="nil"/>
-              <w:bottom w:color="000000" w:space="0" w:sz="4" w:val="single"/>
-              <w:right w:color="000000" w:space="0" w:sz="4" w:val="single"/>
+              <w:top w:val="nil"/>
+              <w:left w:val="nil"/>
+              <w:bottom w:val="single" w:sz="4" w:space="0" w:color="000000"/>
+              <w:right w:val="single" w:sz="4" w:space="0" w:color="000000"/>
             </w:tcBorders>
-            <w:shd w:fill="auto" w:val="clear"/>
             <w:vAlign w:val="bottom"/>
           </w:tcPr>
           <w:p>
@@ -2682,7 +2742,6 @@
               <w:spacing w:after="0" w:line="240" w:lineRule="auto"/>
               <w:jc w:val="right"/>
               <w:rPr>
-                <w:rFonts w:ascii="Calibri" w:cs="Calibri" w:eastAsia="Calibri" w:hAnsi="Calibri"/>
                 <w:color w:val="000000"/>
                 <w:sz w:val="24"/>
                 <w:szCs w:val="24"/>
@@ -2690,25 +2749,23 @@
             </w:pPr>
             <w:r>
               <w:rPr>
-                <w:rFonts w:ascii="Calibri" w:cs="Calibri" w:eastAsia="Calibri" w:hAnsi="Calibri"/>
                 <w:color w:val="000000"/>
                 <w:sz w:val="24"/>
                 <w:szCs w:val="24"/>
-                <w:rtl w:val="0"/>
               </w:rPr>
-              <w:t xml:space="preserve">0</w:t>
+              <w:t>0</w:t>
             </w:r>
           </w:p>
         </w:tc>
         <w:tc>
           <w:tcPr>
+            <w:tcW w:w="760" w:type="dxa"/>
             <w:tcBorders>
-              <w:top w:color="000000" w:space="0" w:sz="0" w:val="nil"/>
-              <w:left w:color="000000" w:space="0" w:sz="0" w:val="nil"/>
-              <w:bottom w:color="000000" w:space="0" w:sz="4" w:val="single"/>
-              <w:right w:color="000000" w:space="0" w:sz="4" w:val="single"/>
+              <w:top w:val="nil"/>
+              <w:left w:val="nil"/>
+              <w:bottom w:val="single" w:sz="4" w:space="0" w:color="000000"/>
+              <w:right w:val="single" w:sz="4" w:space="0" w:color="000000"/>
             </w:tcBorders>
-            <w:shd w:fill="auto" w:val="clear"/>
             <w:vAlign w:val="bottom"/>
           </w:tcPr>
           <w:p>
@@ -2716,7 +2773,6 @@
               <w:spacing w:after="0" w:line="240" w:lineRule="auto"/>
               <w:jc w:val="right"/>
               <w:rPr>
-                <w:rFonts w:ascii="Calibri" w:cs="Calibri" w:eastAsia="Calibri" w:hAnsi="Calibri"/>
                 <w:color w:val="000000"/>
                 <w:sz w:val="24"/>
                 <w:szCs w:val="24"/>
@@ -2724,25 +2780,23 @@
             </w:pPr>
             <w:r>
               <w:rPr>
-                <w:rFonts w:ascii="Calibri" w:cs="Calibri" w:eastAsia="Calibri" w:hAnsi="Calibri"/>
                 <w:color w:val="000000"/>
                 <w:sz w:val="24"/>
                 <w:szCs w:val="24"/>
-                <w:rtl w:val="0"/>
               </w:rPr>
-              <w:t xml:space="preserve">0</w:t>
+              <w:t>0</w:t>
             </w:r>
           </w:p>
         </w:tc>
         <w:tc>
           <w:tcPr>
+            <w:tcW w:w="760" w:type="dxa"/>
             <w:tcBorders>
-              <w:top w:color="000000" w:space="0" w:sz="0" w:val="nil"/>
-              <w:left w:color="000000" w:space="0" w:sz="0" w:val="nil"/>
-              <w:bottom w:color="000000" w:space="0" w:sz="4" w:val="single"/>
-              <w:right w:color="000000" w:space="0" w:sz="4" w:val="single"/>
+              <w:top w:val="nil"/>
+              <w:left w:val="nil"/>
+              <w:bottom w:val="single" w:sz="4" w:space="0" w:color="000000"/>
+              <w:right w:val="single" w:sz="4" w:space="0" w:color="000000"/>
             </w:tcBorders>
-            <w:shd w:fill="auto" w:val="clear"/>
             <w:vAlign w:val="bottom"/>
           </w:tcPr>
           <w:p>
@@ -2750,7 +2804,6 @@
               <w:spacing w:after="0" w:line="240" w:lineRule="auto"/>
               <w:jc w:val="right"/>
               <w:rPr>
-                <w:rFonts w:ascii="Calibri" w:cs="Calibri" w:eastAsia="Calibri" w:hAnsi="Calibri"/>
                 <w:color w:val="000000"/>
                 <w:sz w:val="24"/>
                 <w:szCs w:val="24"/>
@@ -2758,13 +2811,11 @@
             </w:pPr>
             <w:r>
               <w:rPr>
-                <w:rFonts w:ascii="Calibri" w:cs="Calibri" w:eastAsia="Calibri" w:hAnsi="Calibri"/>
                 <w:color w:val="000000"/>
                 <w:sz w:val="24"/>
                 <w:szCs w:val="24"/>
-                <w:rtl w:val="0"/>
               </w:rPr>
-              <w:t xml:space="preserve">0</w:t>
+              <w:t>0</w:t>
             </w:r>
           </w:p>
         </w:tc>
@@ -2774,36 +2825,17 @@
       <w:pPr>
         <w:jc w:val="both"/>
         <w:rPr>
-          <w:rFonts w:ascii="Arimo" w:cs="Arimo" w:eastAsia="Arimo" w:hAnsi="Arimo"/>
-        </w:rPr>
-      </w:pPr>
-      <w:bookmarkStart w:colFirst="0" w:colLast="0" w:name="_heading=h.gjdgxs" w:id="0"/>
-      <w:bookmarkEnd w:id="0"/>
-      <w:r>
-        <w:rPr>
-          <w:rFonts w:ascii="Arimo" w:cs="Arimo" w:eastAsia="Arimo" w:hAnsi="Arimo"/>
-          <w:rtl w:val="0"/>
-        </w:rPr>
-        <w:t xml:space="preserve">Teniendo en cuenta el árbol de la estructura del producto "X“, el tiempo de entrega y la información de la demanda, determinar un plan de requerimientos de materiales que defina el número de unidades de cada componente y cuando se necesita:</w:t>
-      </w:r>
-    </w:p>
-    <w:p>
-      <w:pPr>
-        <w:jc w:val="both"/>
-        <w:rPr>
-          <w:rFonts w:ascii="Arimo" w:cs="Arimo" w:eastAsia="Arimo" w:hAnsi="Arimo"/>
+          <w:rFonts w:ascii="Arimo" w:eastAsia="Arimo" w:hAnsi="Arimo" w:cs="Arimo"/>
         </w:rPr>
       </w:pPr>
       <w:r>
         <w:rPr>
-          <w:rtl w:val="0"/>
+          <w:noProof/>
         </w:rPr>
-      </w:r>
-      <w:r>
         <mc:AlternateContent>
           <mc:Choice Requires="wpg">
             <w:drawing>
-              <wp:anchor allowOverlap="1" behindDoc="0" distB="0" distT="0" distL="114300" distR="114300" hidden="0" layoutInCell="1" locked="0" relativeHeight="0" simplePos="0">
+              <wp:anchor distT="0" distB="0" distL="114300" distR="114300" simplePos="0" relativeHeight="251659264" behindDoc="0" locked="0" layoutInCell="1" hidden="0" allowOverlap="1" wp14:anchorId="4D916BD0" wp14:editId="5EE1F8C8">
                 <wp:simplePos x="0" y="0"/>
                 <wp:positionH relativeFrom="column">
                   <wp:posOffset>-812799</wp:posOffset>
@@ -2812,10 +2844,11 @@
                   <wp:posOffset>38100</wp:posOffset>
                 </wp:positionV>
                 <wp:extent cx="3819525" cy="1638300"/>
-                <wp:effectExtent b="0" l="0" r="0" t="0"/>
+                <wp:effectExtent l="0" t="0" r="0" b="0"/>
                 <wp:wrapNone/>
-                <wp:docPr id="645" name=""/>
-                <a:graphic>
+                <wp:docPr id="645" name="Grupo 645"/>
+                <wp:cNvGraphicFramePr/>
+                <a:graphic xmlns:a="http://schemas.openxmlformats.org/drawingml/2006/main">
                   <a:graphicData uri="http://schemas.microsoft.com/office/word/2010/wordprocessingGroup">
                     <wpg:wgp>
                       <wpg:cNvGrpSpPr/>
@@ -2828,6 +2861,7 @@
                         </a:xfrm>
                       </wpg:grpSpPr>
                       <wpg:grpSp>
+                        <wpg:cNvPr id="1991077617" name="Grupo 1991077617"/>
                         <wpg:cNvGrpSpPr/>
                         <wpg:grpSpPr>
                           <a:xfrm>
@@ -2838,8 +2872,8 @@
                           </a:xfrm>
                         </wpg:grpSpPr>
                         <wps:wsp>
+                          <wps:cNvPr id="135180806" name="Rectángulo 135180806"/>
                           <wps:cNvSpPr/>
-                          <wps:cNvPr id="3" name="Shape 3"/>
                           <wps:spPr>
                             <a:xfrm>
                               <a:off x="0" y="0"/>
@@ -2857,30 +2891,32 @@
                             <w:txbxContent>
                               <w:p>
                                 <w:pPr>
-                                  <w:spacing w:after="0" w:before="0" w:line="240"/>
-                                  <w:ind w:left="0" w:right="0" w:firstLine="0"/>
-                                  <w:jc w:val="left"/>
+                                  <w:spacing w:after="0" w:line="240" w:lineRule="auto"/>
                                   <w:textDirection w:val="btLr"/>
                                 </w:pPr>
                               </w:p>
                             </w:txbxContent>
                           </wps:txbx>
-                          <wps:bodyPr anchorCtr="0" anchor="ctr" bIns="91425" lIns="91425" spcFirstLastPara="1" rIns="91425" wrap="square" tIns="91425">
+                          <wps:bodyPr spcFirstLastPara="1" wrap="square" lIns="91425" tIns="91425" rIns="91425" bIns="91425" anchor="ctr" anchorCtr="0">
                             <a:noAutofit/>
                           </wps:bodyPr>
                         </wps:wsp>
                         <wps:wsp>
+                          <wps:cNvPr id="685283881" name="Forma libre: forma 685283881"/>
                           <wps:cNvSpPr/>
-                          <wps:cNvPr id="37" name="Shape 37"/>
                           <wps:spPr>
                             <a:xfrm>
                               <a:off x="2260849" y="986442"/>
                               <a:ext cx="386195" cy="183793"/>
                             </a:xfrm>
                             <a:custGeom>
-                              <a:rect b="b" l="l" r="r" t="t"/>
+                              <a:avLst/>
+                              <a:gdLst/>
+                              <a:ahLst/>
+                              <a:cxnLst/>
+                              <a:rect l="l" t="t" r="r" b="b"/>
                               <a:pathLst>
-                                <a:path extrusionOk="0" h="120000" w="120000">
+                                <a:path w="120000" h="120000" extrusionOk="0">
                                   <a:moveTo>
                                     <a:pt x="0" y="0"/>
                                   </a:moveTo>
@@ -2897,32 +2933,36 @@
                               </a:pathLst>
                             </a:custGeom>
                             <a:noFill/>
-                            <a:ln cap="flat" cmpd="sng" w="25400">
+                            <a:ln w="25400" cap="flat" cmpd="sng">
                               <a:solidFill>
                                 <a:srgbClr val="4674AA"/>
                               </a:solidFill>
                               <a:prstDash val="solid"/>
                               <a:round/>
-                              <a:headEnd len="sm" w="sm" type="none"/>
-                              <a:tailEnd len="sm" w="sm" type="none"/>
+                              <a:headEnd type="none" w="sm" len="sm"/>
+                              <a:tailEnd type="none" w="sm" len="sm"/>
                             </a:ln>
                           </wps:spPr>
-                          <wps:bodyPr anchorCtr="0" anchor="ctr" bIns="91425" lIns="91425" spcFirstLastPara="1" rIns="91425" wrap="square" tIns="91425">
+                          <wps:bodyPr spcFirstLastPara="1" wrap="square" lIns="91425" tIns="91425" rIns="91425" bIns="91425" anchor="ctr" anchorCtr="0">
                             <a:noAutofit/>
                           </wps:bodyPr>
                         </wps:wsp>
                         <wps:wsp>
+                          <wps:cNvPr id="791644835" name="Forma libre: forma 791644835"/>
                           <wps:cNvSpPr/>
-                          <wps:cNvPr id="38" name="Shape 38"/>
                           <wps:spPr>
                             <a:xfrm>
                               <a:off x="1874653" y="986442"/>
                               <a:ext cx="386195" cy="183793"/>
                             </a:xfrm>
                             <a:custGeom>
-                              <a:rect b="b" l="l" r="r" t="t"/>
+                              <a:avLst/>
+                              <a:gdLst/>
+                              <a:ahLst/>
+                              <a:cxnLst/>
+                              <a:rect l="l" t="t" r="r" b="b"/>
                               <a:pathLst>
-                                <a:path extrusionOk="0" h="120000" w="120000">
+                                <a:path w="120000" h="120000" extrusionOk="0">
                                   <a:moveTo>
                                     <a:pt x="120000" y="0"/>
                                   </a:moveTo>
@@ -2939,32 +2979,36 @@
                               </a:pathLst>
                             </a:custGeom>
                             <a:noFill/>
-                            <a:ln cap="flat" cmpd="sng" w="25400">
+                            <a:ln w="25400" cap="flat" cmpd="sng">
                               <a:solidFill>
                                 <a:srgbClr val="4674AA"/>
                               </a:solidFill>
                               <a:prstDash val="solid"/>
                               <a:round/>
-                              <a:headEnd len="sm" w="sm" type="none"/>
-                              <a:tailEnd len="sm" w="sm" type="none"/>
+                              <a:headEnd type="none" w="sm" len="sm"/>
+                              <a:tailEnd type="none" w="sm" len="sm"/>
                             </a:ln>
                           </wps:spPr>
-                          <wps:bodyPr anchorCtr="0" anchor="ctr" bIns="91425" lIns="91425" spcFirstLastPara="1" rIns="91425" wrap="square" tIns="91425">
+                          <wps:bodyPr spcFirstLastPara="1" wrap="square" lIns="91425" tIns="91425" rIns="91425" bIns="91425" anchor="ctr" anchorCtr="0">
                             <a:noAutofit/>
                           </wps:bodyPr>
                         </wps:wsp>
                         <wps:wsp>
+                          <wps:cNvPr id="615415666" name="Forma libre: forma 615415666"/>
                           <wps:cNvSpPr/>
-                          <wps:cNvPr id="39" name="Shape 39"/>
                           <wps:spPr>
                             <a:xfrm>
                               <a:off x="1681556" y="401356"/>
                               <a:ext cx="579293" cy="183793"/>
                             </a:xfrm>
                             <a:custGeom>
-                              <a:rect b="b" l="l" r="r" t="t"/>
+                              <a:avLst/>
+                              <a:gdLst/>
+                              <a:ahLst/>
+                              <a:cxnLst/>
+                              <a:rect l="l" t="t" r="r" b="b"/>
                               <a:pathLst>
-                                <a:path extrusionOk="0" h="120000" w="120000">
+                                <a:path w="120000" h="120000" extrusionOk="0">
                                   <a:moveTo>
                                     <a:pt x="0" y="0"/>
                                   </a:moveTo>
@@ -2981,32 +3025,36 @@
                               </a:pathLst>
                             </a:custGeom>
                             <a:noFill/>
-                            <a:ln cap="flat" cmpd="sng" w="25400">
+                            <a:ln w="25400" cap="flat" cmpd="sng">
                               <a:solidFill>
                                 <a:srgbClr val="3B6495"/>
                               </a:solidFill>
                               <a:prstDash val="solid"/>
                               <a:round/>
-                              <a:headEnd len="sm" w="sm" type="none"/>
-                              <a:tailEnd len="sm" w="sm" type="none"/>
+                              <a:headEnd type="none" w="sm" len="sm"/>
+                              <a:tailEnd type="none" w="sm" len="sm"/>
                             </a:ln>
                           </wps:spPr>
-                          <wps:bodyPr anchorCtr="0" anchor="ctr" bIns="91425" lIns="91425" spcFirstLastPara="1" rIns="91425" wrap="square" tIns="91425">
+                          <wps:bodyPr spcFirstLastPara="1" wrap="square" lIns="91425" tIns="91425" rIns="91425" bIns="91425" anchor="ctr" anchorCtr="0">
                             <a:noAutofit/>
                           </wps:bodyPr>
                         </wps:wsp>
                         <wps:wsp>
+                          <wps:cNvPr id="1927005506" name="Forma libre: forma 1927005506"/>
                           <wps:cNvSpPr/>
-                          <wps:cNvPr id="40" name="Shape 40"/>
                           <wps:spPr>
                             <a:xfrm>
                               <a:off x="1056543" y="986442"/>
                               <a:ext cx="91440" cy="183793"/>
                             </a:xfrm>
                             <a:custGeom>
-                              <a:rect b="b" l="l" r="r" t="t"/>
+                              <a:avLst/>
+                              <a:gdLst/>
+                              <a:ahLst/>
+                              <a:cxnLst/>
+                              <a:rect l="l" t="t" r="r" b="b"/>
                               <a:pathLst>
-                                <a:path extrusionOk="0" h="120000" w="120000">
+                                <a:path w="120000" h="120000" extrusionOk="0">
                                   <a:moveTo>
                                     <a:pt x="60000" y="0"/>
                                   </a:moveTo>
@@ -3017,32 +3065,36 @@
                               </a:pathLst>
                             </a:custGeom>
                             <a:noFill/>
-                            <a:ln cap="flat" cmpd="sng" w="25400">
+                            <a:ln w="25400" cap="flat" cmpd="sng">
                               <a:solidFill>
                                 <a:srgbClr val="4674AA"/>
                               </a:solidFill>
                               <a:prstDash val="solid"/>
                               <a:round/>
-                              <a:headEnd len="sm" w="sm" type="none"/>
-                              <a:tailEnd len="sm" w="sm" type="none"/>
+                              <a:headEnd type="none" w="sm" len="sm"/>
+                              <a:tailEnd type="none" w="sm" len="sm"/>
                             </a:ln>
                           </wps:spPr>
-                          <wps:bodyPr anchorCtr="0" anchor="ctr" bIns="91425" lIns="91425" spcFirstLastPara="1" rIns="91425" wrap="square" tIns="91425">
+                          <wps:bodyPr spcFirstLastPara="1" wrap="square" lIns="91425" tIns="91425" rIns="91425" bIns="91425" anchor="ctr" anchorCtr="0">
                             <a:noAutofit/>
                           </wps:bodyPr>
                         </wps:wsp>
                         <wps:wsp>
+                          <wps:cNvPr id="1150443326" name="Forma libre: forma 1150443326"/>
                           <wps:cNvSpPr/>
-                          <wps:cNvPr id="41" name="Shape 41"/>
                           <wps:spPr>
                             <a:xfrm>
                               <a:off x="1102263" y="401356"/>
                               <a:ext cx="579293" cy="183793"/>
                             </a:xfrm>
                             <a:custGeom>
-                              <a:rect b="b" l="l" r="r" t="t"/>
+                              <a:avLst/>
+                              <a:gdLst/>
+                              <a:ahLst/>
+                              <a:cxnLst/>
+                              <a:rect l="l" t="t" r="r" b="b"/>
                               <a:pathLst>
-                                <a:path extrusionOk="0" h="120000" w="120000">
+                                <a:path w="120000" h="120000" extrusionOk="0">
                                   <a:moveTo>
                                     <a:pt x="120000" y="0"/>
                                   </a:moveTo>
@@ -3059,23 +3111,23 @@
                               </a:pathLst>
                             </a:custGeom>
                             <a:noFill/>
-                            <a:ln cap="flat" cmpd="sng" w="25400">
+                            <a:ln w="25400" cap="flat" cmpd="sng">
                               <a:solidFill>
                                 <a:srgbClr val="3B6495"/>
                               </a:solidFill>
                               <a:prstDash val="solid"/>
                               <a:round/>
-                              <a:headEnd len="sm" w="sm" type="none"/>
-                              <a:tailEnd len="sm" w="sm" type="none"/>
+                              <a:headEnd type="none" w="sm" len="sm"/>
+                              <a:tailEnd type="none" w="sm" len="sm"/>
                             </a:ln>
                           </wps:spPr>
-                          <wps:bodyPr anchorCtr="0" anchor="ctr" bIns="91425" lIns="91425" spcFirstLastPara="1" rIns="91425" wrap="square" tIns="91425">
+                          <wps:bodyPr spcFirstLastPara="1" wrap="square" lIns="91425" tIns="91425" rIns="91425" bIns="91425" anchor="ctr" anchorCtr="0">
                             <a:noAutofit/>
                           </wps:bodyPr>
                         </wps:wsp>
                         <wps:wsp>
+                          <wps:cNvPr id="458849069" name="Rectángulo: esquinas redondeadas 458849069"/>
                           <wps:cNvSpPr/>
-                          <wps:cNvPr id="42" name="Shape 42"/>
                           <wps:spPr>
                             <a:xfrm>
                               <a:off x="1365578" y="64"/>
@@ -3083,41 +3135,39 @@
                             </a:xfrm>
                             <a:prstGeom prst="roundRect">
                               <a:avLst>
-                                <a:gd fmla="val 10000" name="adj"/>
+                                <a:gd name="adj" fmla="val 10000"/>
                               </a:avLst>
                             </a:prstGeom>
                             <a:solidFill>
                               <a:schemeClr val="accent1"/>
                             </a:solidFill>
-                            <a:ln cap="flat" cmpd="sng" w="25400">
+                            <a:ln w="25400" cap="flat" cmpd="sng">
                               <a:solidFill>
                                 <a:schemeClr val="lt1"/>
                               </a:solidFill>
                               <a:prstDash val="solid"/>
                               <a:round/>
-                              <a:headEnd len="sm" w="sm" type="none"/>
-                              <a:tailEnd len="sm" w="sm" type="none"/>
+                              <a:headEnd type="none" w="sm" len="sm"/>
+                              <a:tailEnd type="none" w="sm" len="sm"/>
                             </a:ln>
                           </wps:spPr>
                           <wps:txbx>
                             <w:txbxContent>
                               <w:p>
                                 <w:pPr>
-                                  <w:spacing w:after="0" w:before="0" w:line="240"/>
-                                  <w:ind w:left="0" w:right="0" w:firstLine="0"/>
-                                  <w:jc w:val="left"/>
+                                  <w:spacing w:after="0" w:line="240" w:lineRule="auto"/>
                                   <w:textDirection w:val="btLr"/>
                                 </w:pPr>
                               </w:p>
                             </w:txbxContent>
                           </wps:txbx>
-                          <wps:bodyPr anchorCtr="0" anchor="ctr" bIns="91425" lIns="91425" spcFirstLastPara="1" rIns="91425" wrap="square" tIns="91425">
+                          <wps:bodyPr spcFirstLastPara="1" wrap="square" lIns="91425" tIns="91425" rIns="91425" bIns="91425" anchor="ctr" anchorCtr="0">
                             <a:noAutofit/>
                           </wps:bodyPr>
                         </wps:wsp>
                         <wps:wsp>
+                          <wps:cNvPr id="1016760869" name="Rectángulo: esquinas redondeadas 1016760869"/>
                           <wps:cNvSpPr/>
-                          <wps:cNvPr id="43" name="Shape 43"/>
                           <wps:spPr>
                             <a:xfrm>
                               <a:off x="1435795" y="66771"/>
@@ -3125,7 +3175,7 @@
                             </a:xfrm>
                             <a:prstGeom prst="roundRect">
                               <a:avLst>
-                                <a:gd fmla="val 10000" name="adj"/>
+                                <a:gd name="adj" fmla="val 10000"/>
                               </a:avLst>
                             </a:prstGeom>
                             <a:solidFill>
@@ -3133,35 +3183,33 @@
                                 <a:alpha val="89803"/>
                               </a:schemeClr>
                             </a:solidFill>
-                            <a:ln cap="flat" cmpd="sng" w="25400">
+                            <a:ln w="25400" cap="flat" cmpd="sng">
                               <a:solidFill>
                                 <a:schemeClr val="accent1"/>
                               </a:solidFill>
                               <a:prstDash val="solid"/>
                               <a:round/>
-                              <a:headEnd len="sm" w="sm" type="none"/>
-                              <a:tailEnd len="sm" w="sm" type="none"/>
+                              <a:headEnd type="none" w="sm" len="sm"/>
+                              <a:tailEnd type="none" w="sm" len="sm"/>
                             </a:ln>
                           </wps:spPr>
                           <wps:txbx>
                             <w:txbxContent>
                               <w:p>
                                 <w:pPr>
-                                  <w:spacing w:after="0" w:before="0" w:line="240"/>
-                                  <w:ind w:left="0" w:right="0" w:firstLine="0"/>
-                                  <w:jc w:val="left"/>
+                                  <w:spacing w:after="0" w:line="240" w:lineRule="auto"/>
                                   <w:textDirection w:val="btLr"/>
                                 </w:pPr>
                               </w:p>
                             </w:txbxContent>
                           </wps:txbx>
-                          <wps:bodyPr anchorCtr="0" anchor="ctr" bIns="91425" lIns="91425" spcFirstLastPara="1" rIns="91425" wrap="square" tIns="91425">
+                          <wps:bodyPr spcFirstLastPara="1" wrap="square" lIns="91425" tIns="91425" rIns="91425" bIns="91425" anchor="ctr" anchorCtr="0">
                             <a:noAutofit/>
                           </wps:bodyPr>
                         </wps:wsp>
                         <wps:wsp>
+                          <wps:cNvPr id="1411255094" name="Cuadro de texto 1411255094"/>
                           <wps:cNvSpPr txBox="1"/>
-                          <wps:cNvPr id="44" name="Shape 44"/>
                           <wps:spPr>
                             <a:xfrm>
                               <a:off x="1447548" y="78524"/>
@@ -3179,34 +3227,27 @@
                             <w:txbxContent>
                               <w:p>
                                 <w:pPr>
-                                  <w:spacing w:after="0" w:before="0" w:line="215.9999942779541"/>
-                                  <w:ind w:left="0" w:right="0" w:firstLine="0"/>
+                                  <w:spacing w:after="0" w:line="215" w:lineRule="auto"/>
                                   <w:jc w:val="center"/>
                                   <w:textDirection w:val="btLr"/>
                                 </w:pPr>
                                 <w:r>
                                   <w:rPr>
-                                    <w:rFonts w:ascii="Calibri" w:cs="Calibri" w:eastAsia="Calibri" w:hAnsi="Calibri"/>
-                                    <w:b w:val="0"/>
-                                    <w:i w:val="0"/>
-                                    <w:smallCaps w:val="0"/>
-                                    <w:strike w:val="0"/>
                                     <w:color w:val="000000"/>
                                     <w:sz w:val="34"/>
-                                    <w:vertAlign w:val="baseline"/>
                                   </w:rPr>
-                                  <w:t xml:space="preserve">X</w:t>
+                                  <w:t>X</w:t>
                                 </w:r>
                               </w:p>
                             </w:txbxContent>
                           </wps:txbx>
-                          <wps:bodyPr anchorCtr="0" anchor="ctr" bIns="64750" lIns="64750" spcFirstLastPara="1" rIns="64750" wrap="square" tIns="64750">
+                          <wps:bodyPr spcFirstLastPara="1" wrap="square" lIns="64750" tIns="64750" rIns="64750" bIns="64750" anchor="ctr" anchorCtr="0">
                             <a:noAutofit/>
                           </wps:bodyPr>
                         </wps:wsp>
                         <wps:wsp>
+                          <wps:cNvPr id="367174353" name="Rectángulo: esquinas redondeadas 367174353"/>
                           <wps:cNvSpPr/>
-                          <wps:cNvPr id="45" name="Shape 45"/>
                           <wps:spPr>
                             <a:xfrm>
                               <a:off x="786285" y="585150"/>
@@ -3214,41 +3255,39 @@
                             </a:xfrm>
                             <a:prstGeom prst="roundRect">
                               <a:avLst>
-                                <a:gd fmla="val 10000" name="adj"/>
+                                <a:gd name="adj" fmla="val 10000"/>
                               </a:avLst>
                             </a:prstGeom>
                             <a:solidFill>
                               <a:schemeClr val="accent1"/>
                             </a:solidFill>
-                            <a:ln cap="flat" cmpd="sng" w="25400">
+                            <a:ln w="25400" cap="flat" cmpd="sng">
                               <a:solidFill>
                                 <a:schemeClr val="lt1"/>
                               </a:solidFill>
                               <a:prstDash val="solid"/>
                               <a:round/>
-                              <a:headEnd len="sm" w="sm" type="none"/>
-                              <a:tailEnd len="sm" w="sm" type="none"/>
+                              <a:headEnd type="none" w="sm" len="sm"/>
+                              <a:tailEnd type="none" w="sm" len="sm"/>
                             </a:ln>
                           </wps:spPr>
                           <wps:txbx>
                             <w:txbxContent>
                               <w:p>
                                 <w:pPr>
-                                  <w:spacing w:after="0" w:before="0" w:line="240"/>
-                                  <w:ind w:left="0" w:right="0" w:firstLine="0"/>
-                                  <w:jc w:val="left"/>
+                                  <w:spacing w:after="0" w:line="240" w:lineRule="auto"/>
                                   <w:textDirection w:val="btLr"/>
                                 </w:pPr>
                               </w:p>
                             </w:txbxContent>
                           </wps:txbx>
-                          <wps:bodyPr anchorCtr="0" anchor="ctr" bIns="91425" lIns="91425" spcFirstLastPara="1" rIns="91425" wrap="square" tIns="91425">
+                          <wps:bodyPr spcFirstLastPara="1" wrap="square" lIns="91425" tIns="91425" rIns="91425" bIns="91425" anchor="ctr" anchorCtr="0">
                             <a:noAutofit/>
                           </wps:bodyPr>
                         </wps:wsp>
                         <wps:wsp>
+                          <wps:cNvPr id="1185661300" name="Rectángulo: esquinas redondeadas 1185661300"/>
                           <wps:cNvSpPr/>
-                          <wps:cNvPr id="46" name="Shape 46"/>
                           <wps:spPr>
                             <a:xfrm>
                               <a:off x="856502" y="651857"/>
@@ -3256,7 +3295,7 @@
                             </a:xfrm>
                             <a:prstGeom prst="roundRect">
                               <a:avLst>
-                                <a:gd fmla="val 10000" name="adj"/>
+                                <a:gd name="adj" fmla="val 10000"/>
                               </a:avLst>
                             </a:prstGeom>
                             <a:solidFill>
@@ -3264,35 +3303,33 @@
                                 <a:alpha val="89803"/>
                               </a:schemeClr>
                             </a:solidFill>
-                            <a:ln cap="flat" cmpd="sng" w="25400">
+                            <a:ln w="25400" cap="flat" cmpd="sng">
                               <a:solidFill>
                                 <a:schemeClr val="accent1"/>
                               </a:solidFill>
                               <a:prstDash val="solid"/>
                               <a:round/>
-                              <a:headEnd len="sm" w="sm" type="none"/>
-                              <a:tailEnd len="sm" w="sm" type="none"/>
+                              <a:headEnd type="none" w="sm" len="sm"/>
+                              <a:tailEnd type="none" w="sm" len="sm"/>
                             </a:ln>
                           </wps:spPr>
                           <wps:txbx>
                             <w:txbxContent>
                               <w:p>
                                 <w:pPr>
-                                  <w:spacing w:after="0" w:before="0" w:line="240"/>
-                                  <w:ind w:left="0" w:right="0" w:firstLine="0"/>
-                                  <w:jc w:val="left"/>
+                                  <w:spacing w:after="0" w:line="240" w:lineRule="auto"/>
                                   <w:textDirection w:val="btLr"/>
                                 </w:pPr>
                               </w:p>
                             </w:txbxContent>
                           </wps:txbx>
-                          <wps:bodyPr anchorCtr="0" anchor="ctr" bIns="91425" lIns="91425" spcFirstLastPara="1" rIns="91425" wrap="square" tIns="91425">
+                          <wps:bodyPr spcFirstLastPara="1" wrap="square" lIns="91425" tIns="91425" rIns="91425" bIns="91425" anchor="ctr" anchorCtr="0">
                             <a:noAutofit/>
                           </wps:bodyPr>
                         </wps:wsp>
                         <wps:wsp>
+                          <wps:cNvPr id="1144817766" name="Cuadro de texto 1144817766"/>
                           <wps:cNvSpPr txBox="1"/>
-                          <wps:cNvPr id="47" name="Shape 47"/>
                           <wps:spPr>
                             <a:xfrm>
                               <a:off x="868255" y="663610"/>
@@ -3310,34 +3347,27 @@
                             <w:txbxContent>
                               <w:p>
                                 <w:pPr>
-                                  <w:spacing w:after="0" w:before="0" w:line="215.9999942779541"/>
-                                  <w:ind w:left="0" w:right="0" w:firstLine="0"/>
+                                  <w:spacing w:after="0" w:line="215" w:lineRule="auto"/>
                                   <w:jc w:val="center"/>
                                   <w:textDirection w:val="btLr"/>
                                 </w:pPr>
                                 <w:r>
                                   <w:rPr>
-                                    <w:rFonts w:ascii="Calibri" w:cs="Calibri" w:eastAsia="Calibri" w:hAnsi="Calibri"/>
-                                    <w:b w:val="0"/>
-                                    <w:i w:val="0"/>
-                                    <w:smallCaps w:val="0"/>
-                                    <w:strike w:val="0"/>
                                     <w:color w:val="000000"/>
                                     <w:sz w:val="34"/>
-                                    <w:vertAlign w:val="baseline"/>
                                   </w:rPr>
-                                  <w:t xml:space="preserve">A(2)</w:t>
+                                  <w:t>A(2)</w:t>
                                 </w:r>
                               </w:p>
                             </w:txbxContent>
                           </wps:txbx>
-                          <wps:bodyPr anchorCtr="0" anchor="ctr" bIns="64750" lIns="64750" spcFirstLastPara="1" rIns="64750" wrap="square" tIns="64750">
+                          <wps:bodyPr spcFirstLastPara="1" wrap="square" lIns="64750" tIns="64750" rIns="64750" bIns="64750" anchor="ctr" anchorCtr="0">
                             <a:noAutofit/>
                           </wps:bodyPr>
                         </wps:wsp>
                         <wps:wsp>
+                          <wps:cNvPr id="997564573" name="Rectángulo: esquinas redondeadas 997564573"/>
                           <wps:cNvSpPr/>
-                          <wps:cNvPr id="48" name="Shape 48"/>
                           <wps:spPr>
                             <a:xfrm>
                               <a:off x="786285" y="1170236"/>
@@ -3345,41 +3375,39 @@
                             </a:xfrm>
                             <a:prstGeom prst="roundRect">
                               <a:avLst>
-                                <a:gd fmla="val 10000" name="adj"/>
+                                <a:gd name="adj" fmla="val 10000"/>
                               </a:avLst>
                             </a:prstGeom>
                             <a:solidFill>
                               <a:schemeClr val="accent1"/>
                             </a:solidFill>
-                            <a:ln cap="flat" cmpd="sng" w="25400">
+                            <a:ln w="25400" cap="flat" cmpd="sng">
                               <a:solidFill>
                                 <a:schemeClr val="lt1"/>
                               </a:solidFill>
                               <a:prstDash val="solid"/>
                               <a:round/>
-                              <a:headEnd len="sm" w="sm" type="none"/>
-                              <a:tailEnd len="sm" w="sm" type="none"/>
+                              <a:headEnd type="none" w="sm" len="sm"/>
+                              <a:tailEnd type="none" w="sm" len="sm"/>
                             </a:ln>
                           </wps:spPr>
                           <wps:txbx>
                             <w:txbxContent>
                               <w:p>
                                 <w:pPr>
-                                  <w:spacing w:after="0" w:before="0" w:line="240"/>
-                                  <w:ind w:left="0" w:right="0" w:firstLine="0"/>
-                                  <w:jc w:val="left"/>
+                                  <w:spacing w:after="0" w:line="240" w:lineRule="auto"/>
                                   <w:textDirection w:val="btLr"/>
                                 </w:pPr>
                               </w:p>
                             </w:txbxContent>
                           </wps:txbx>
-                          <wps:bodyPr anchorCtr="0" anchor="ctr" bIns="91425" lIns="91425" spcFirstLastPara="1" rIns="91425" wrap="square" tIns="91425">
+                          <wps:bodyPr spcFirstLastPara="1" wrap="square" lIns="91425" tIns="91425" rIns="91425" bIns="91425" anchor="ctr" anchorCtr="0">
                             <a:noAutofit/>
                           </wps:bodyPr>
                         </wps:wsp>
                         <wps:wsp>
+                          <wps:cNvPr id="1054150243" name="Rectángulo: esquinas redondeadas 1054150243"/>
                           <wps:cNvSpPr/>
-                          <wps:cNvPr id="49" name="Shape 49"/>
                           <wps:spPr>
                             <a:xfrm>
                               <a:off x="856502" y="1236943"/>
@@ -3387,7 +3415,7 @@
                             </a:xfrm>
                             <a:prstGeom prst="roundRect">
                               <a:avLst>
-                                <a:gd fmla="val 10000" name="adj"/>
+                                <a:gd name="adj" fmla="val 10000"/>
                               </a:avLst>
                             </a:prstGeom>
                             <a:solidFill>
@@ -3395,35 +3423,33 @@
                                 <a:alpha val="89803"/>
                               </a:schemeClr>
                             </a:solidFill>
-                            <a:ln cap="flat" cmpd="sng" w="25400">
+                            <a:ln w="25400" cap="flat" cmpd="sng">
                               <a:solidFill>
                                 <a:schemeClr val="accent1"/>
                               </a:solidFill>
                               <a:prstDash val="solid"/>
                               <a:round/>
-                              <a:headEnd len="sm" w="sm" type="none"/>
-                              <a:tailEnd len="sm" w="sm" type="none"/>
+                              <a:headEnd type="none" w="sm" len="sm"/>
+                              <a:tailEnd type="none" w="sm" len="sm"/>
                             </a:ln>
                           </wps:spPr>
                           <wps:txbx>
                             <w:txbxContent>
                               <w:p>
                                 <w:pPr>
-                                  <w:spacing w:after="0" w:before="0" w:line="240"/>
-                                  <w:ind w:left="0" w:right="0" w:firstLine="0"/>
-                                  <w:jc w:val="left"/>
+                                  <w:spacing w:after="0" w:line="240" w:lineRule="auto"/>
                                   <w:textDirection w:val="btLr"/>
                                 </w:pPr>
                               </w:p>
                             </w:txbxContent>
                           </wps:txbx>
-                          <wps:bodyPr anchorCtr="0" anchor="ctr" bIns="91425" lIns="91425" spcFirstLastPara="1" rIns="91425" wrap="square" tIns="91425">
+                          <wps:bodyPr spcFirstLastPara="1" wrap="square" lIns="91425" tIns="91425" rIns="91425" bIns="91425" anchor="ctr" anchorCtr="0">
                             <a:noAutofit/>
                           </wps:bodyPr>
                         </wps:wsp>
                         <wps:wsp>
+                          <wps:cNvPr id="1803270012" name="Cuadro de texto 1803270012"/>
                           <wps:cNvSpPr txBox="1"/>
-                          <wps:cNvPr id="50" name="Shape 50"/>
                           <wps:spPr>
                             <a:xfrm>
                               <a:off x="868255" y="1248696"/>
@@ -3441,34 +3467,27 @@
                             <w:txbxContent>
                               <w:p>
                                 <w:pPr>
-                                  <w:spacing w:after="0" w:before="0" w:line="215.9999942779541"/>
-                                  <w:ind w:left="0" w:right="0" w:firstLine="0"/>
+                                  <w:spacing w:after="0" w:line="215" w:lineRule="auto"/>
                                   <w:jc w:val="center"/>
                                   <w:textDirection w:val="btLr"/>
                                 </w:pPr>
                                 <w:r>
                                   <w:rPr>
-                                    <w:rFonts w:ascii="Calibri" w:cs="Calibri" w:eastAsia="Calibri" w:hAnsi="Calibri"/>
-                                    <w:b w:val="0"/>
-                                    <w:i w:val="0"/>
-                                    <w:smallCaps w:val="0"/>
-                                    <w:strike w:val="0"/>
                                     <w:color w:val="000000"/>
                                     <w:sz w:val="34"/>
-                                    <w:vertAlign w:val="baseline"/>
                                   </w:rPr>
-                                  <w:t xml:space="preserve">C(3)</w:t>
+                                  <w:t>C(3)</w:t>
                                 </w:r>
                               </w:p>
                             </w:txbxContent>
                           </wps:txbx>
-                          <wps:bodyPr anchorCtr="0" anchor="ctr" bIns="64750" lIns="64750" spcFirstLastPara="1" rIns="64750" wrap="square" tIns="64750">
+                          <wps:bodyPr spcFirstLastPara="1" wrap="square" lIns="64750" tIns="64750" rIns="64750" bIns="64750" anchor="ctr" anchorCtr="0">
                             <a:noAutofit/>
                           </wps:bodyPr>
                         </wps:wsp>
                         <wps:wsp>
+                          <wps:cNvPr id="1177675896" name="Rectángulo: esquinas redondeadas 1177675896"/>
                           <wps:cNvSpPr/>
-                          <wps:cNvPr id="51" name="Shape 51"/>
                           <wps:spPr>
                             <a:xfrm>
                               <a:off x="1944871" y="585150"/>
@@ -3476,41 +3495,39 @@
                             </a:xfrm>
                             <a:prstGeom prst="roundRect">
                               <a:avLst>
-                                <a:gd fmla="val 10000" name="adj"/>
+                                <a:gd name="adj" fmla="val 10000"/>
                               </a:avLst>
                             </a:prstGeom>
                             <a:solidFill>
                               <a:schemeClr val="accent1"/>
                             </a:solidFill>
-                            <a:ln cap="flat" cmpd="sng" w="25400">
+                            <a:ln w="25400" cap="flat" cmpd="sng">
                               <a:solidFill>
                                 <a:schemeClr val="lt1"/>
                               </a:solidFill>
                               <a:prstDash val="solid"/>
                               <a:round/>
-                              <a:headEnd len="sm" w="sm" type="none"/>
-                              <a:tailEnd len="sm" w="sm" type="none"/>
+                              <a:headEnd type="none" w="sm" len="sm"/>
+                              <a:tailEnd type="none" w="sm" len="sm"/>
                             </a:ln>
                           </wps:spPr>
                           <wps:txbx>
                             <w:txbxContent>
                               <w:p>
                                 <w:pPr>
-                                  <w:spacing w:after="0" w:before="0" w:line="240"/>
-                                  <w:ind w:left="0" w:right="0" w:firstLine="0"/>
-                                  <w:jc w:val="left"/>
+                                  <w:spacing w:after="0" w:line="240" w:lineRule="auto"/>
                                   <w:textDirection w:val="btLr"/>
                                 </w:pPr>
                               </w:p>
                             </w:txbxContent>
                           </wps:txbx>
-                          <wps:bodyPr anchorCtr="0" anchor="ctr" bIns="91425" lIns="91425" spcFirstLastPara="1" rIns="91425" wrap="square" tIns="91425">
+                          <wps:bodyPr spcFirstLastPara="1" wrap="square" lIns="91425" tIns="91425" rIns="91425" bIns="91425" anchor="ctr" anchorCtr="0">
                             <a:noAutofit/>
                           </wps:bodyPr>
                         </wps:wsp>
                         <wps:wsp>
+                          <wps:cNvPr id="1470178727" name="Rectángulo: esquinas redondeadas 1470178727"/>
                           <wps:cNvSpPr/>
-                          <wps:cNvPr id="52" name="Shape 52"/>
                           <wps:spPr>
                             <a:xfrm>
                               <a:off x="2015088" y="651857"/>
@@ -3518,7 +3535,7 @@
                             </a:xfrm>
                             <a:prstGeom prst="roundRect">
                               <a:avLst>
-                                <a:gd fmla="val 10000" name="adj"/>
+                                <a:gd name="adj" fmla="val 10000"/>
                               </a:avLst>
                             </a:prstGeom>
                             <a:solidFill>
@@ -3526,35 +3543,33 @@
                                 <a:alpha val="89803"/>
                               </a:schemeClr>
                             </a:solidFill>
-                            <a:ln cap="flat" cmpd="sng" w="25400">
+                            <a:ln w="25400" cap="flat" cmpd="sng">
                               <a:solidFill>
                                 <a:schemeClr val="accent1"/>
                               </a:solidFill>
                               <a:prstDash val="solid"/>
                               <a:round/>
-                              <a:headEnd len="sm" w="sm" type="none"/>
-                              <a:tailEnd len="sm" w="sm" type="none"/>
+                              <a:headEnd type="none" w="sm" len="sm"/>
+                              <a:tailEnd type="none" w="sm" len="sm"/>
                             </a:ln>
                           </wps:spPr>
                           <wps:txbx>
                             <w:txbxContent>
                               <w:p>
                                 <w:pPr>
-                                  <w:spacing w:after="0" w:before="0" w:line="240"/>
-                                  <w:ind w:left="0" w:right="0" w:firstLine="0"/>
-                                  <w:jc w:val="left"/>
+                                  <w:spacing w:after="0" w:line="240" w:lineRule="auto"/>
                                   <w:textDirection w:val="btLr"/>
                                 </w:pPr>
                               </w:p>
                             </w:txbxContent>
                           </wps:txbx>
-                          <wps:bodyPr anchorCtr="0" anchor="ctr" bIns="91425" lIns="91425" spcFirstLastPara="1" rIns="91425" wrap="square" tIns="91425">
+                          <wps:bodyPr spcFirstLastPara="1" wrap="square" lIns="91425" tIns="91425" rIns="91425" bIns="91425" anchor="ctr" anchorCtr="0">
                             <a:noAutofit/>
                           </wps:bodyPr>
                         </wps:wsp>
                         <wps:wsp>
+                          <wps:cNvPr id="367626932" name="Cuadro de texto 367626932"/>
                           <wps:cNvSpPr txBox="1"/>
-                          <wps:cNvPr id="53" name="Shape 53"/>
                           <wps:spPr>
                             <a:xfrm>
                               <a:off x="2026841" y="663610"/>
@@ -3572,34 +3587,27 @@
                             <w:txbxContent>
                               <w:p>
                                 <w:pPr>
-                                  <w:spacing w:after="0" w:before="0" w:line="215.9999942779541"/>
-                                  <w:ind w:left="0" w:right="0" w:firstLine="0"/>
+                                  <w:spacing w:after="0" w:line="215" w:lineRule="auto"/>
                                   <w:jc w:val="center"/>
                                   <w:textDirection w:val="btLr"/>
                                 </w:pPr>
                                 <w:r>
                                   <w:rPr>
-                                    <w:rFonts w:ascii="Calibri" w:cs="Calibri" w:eastAsia="Calibri" w:hAnsi="Calibri"/>
-                                    <w:b w:val="0"/>
-                                    <w:i w:val="0"/>
-                                    <w:smallCaps w:val="0"/>
-                                    <w:strike w:val="0"/>
                                     <w:color w:val="000000"/>
                                     <w:sz w:val="34"/>
-                                    <w:vertAlign w:val="baseline"/>
                                   </w:rPr>
-                                  <w:t xml:space="preserve">B(1)</w:t>
+                                  <w:t>B(1)</w:t>
                                 </w:r>
                               </w:p>
                             </w:txbxContent>
                           </wps:txbx>
-                          <wps:bodyPr anchorCtr="0" anchor="ctr" bIns="64750" lIns="64750" spcFirstLastPara="1" rIns="64750" wrap="square" tIns="64750">
+                          <wps:bodyPr spcFirstLastPara="1" wrap="square" lIns="64750" tIns="64750" rIns="64750" bIns="64750" anchor="ctr" anchorCtr="0">
                             <a:noAutofit/>
                           </wps:bodyPr>
                         </wps:wsp>
                         <wps:wsp>
+                          <wps:cNvPr id="1171238332" name="Rectángulo: esquinas redondeadas 1171238332"/>
                           <wps:cNvSpPr/>
-                          <wps:cNvPr id="54" name="Shape 54"/>
                           <wps:spPr>
                             <a:xfrm>
                               <a:off x="1558675" y="1170236"/>
@@ -3607,41 +3615,39 @@
                             </a:xfrm>
                             <a:prstGeom prst="roundRect">
                               <a:avLst>
-                                <a:gd fmla="val 10000" name="adj"/>
+                                <a:gd name="adj" fmla="val 10000"/>
                               </a:avLst>
                             </a:prstGeom>
                             <a:solidFill>
                               <a:schemeClr val="accent1"/>
                             </a:solidFill>
-                            <a:ln cap="flat" cmpd="sng" w="25400">
+                            <a:ln w="25400" cap="flat" cmpd="sng">
                               <a:solidFill>
                                 <a:schemeClr val="lt1"/>
                               </a:solidFill>
                               <a:prstDash val="solid"/>
                               <a:round/>
-                              <a:headEnd len="sm" w="sm" type="none"/>
-                              <a:tailEnd len="sm" w="sm" type="none"/>
+                              <a:headEnd type="none" w="sm" len="sm"/>
+                              <a:tailEnd type="none" w="sm" len="sm"/>
                             </a:ln>
                           </wps:spPr>
                           <wps:txbx>
                             <w:txbxContent>
                               <w:p>
                                 <w:pPr>
-                                  <w:spacing w:after="0" w:before="0" w:line="240"/>
-                                  <w:ind w:left="0" w:right="0" w:firstLine="0"/>
-                                  <w:jc w:val="left"/>
+                                  <w:spacing w:after="0" w:line="240" w:lineRule="auto"/>
                                   <w:textDirection w:val="btLr"/>
                                 </w:pPr>
                               </w:p>
                             </w:txbxContent>
                           </wps:txbx>
-                          <wps:bodyPr anchorCtr="0" anchor="ctr" bIns="91425" lIns="91425" spcFirstLastPara="1" rIns="91425" wrap="square" tIns="91425">
+                          <wps:bodyPr spcFirstLastPara="1" wrap="square" lIns="91425" tIns="91425" rIns="91425" bIns="91425" anchor="ctr" anchorCtr="0">
                             <a:noAutofit/>
                           </wps:bodyPr>
                         </wps:wsp>
                         <wps:wsp>
+                          <wps:cNvPr id="716545555" name="Rectángulo: esquinas redondeadas 716545555"/>
                           <wps:cNvSpPr/>
-                          <wps:cNvPr id="55" name="Shape 55"/>
                           <wps:spPr>
                             <a:xfrm>
                               <a:off x="1628893" y="1236943"/>
@@ -3649,7 +3655,7 @@
                             </a:xfrm>
                             <a:prstGeom prst="roundRect">
                               <a:avLst>
-                                <a:gd fmla="val 10000" name="adj"/>
+                                <a:gd name="adj" fmla="val 10000"/>
                               </a:avLst>
                             </a:prstGeom>
                             <a:solidFill>
@@ -3657,35 +3663,33 @@
                                 <a:alpha val="89803"/>
                               </a:schemeClr>
                             </a:solidFill>
-                            <a:ln cap="flat" cmpd="sng" w="25400">
+                            <a:ln w="25400" cap="flat" cmpd="sng">
                               <a:solidFill>
                                 <a:schemeClr val="accent1"/>
                               </a:solidFill>
                               <a:prstDash val="solid"/>
                               <a:round/>
-                              <a:headEnd len="sm" w="sm" type="none"/>
-                              <a:tailEnd len="sm" w="sm" type="none"/>
+                              <a:headEnd type="none" w="sm" len="sm"/>
+                              <a:tailEnd type="none" w="sm" len="sm"/>
                             </a:ln>
                           </wps:spPr>
                           <wps:txbx>
                             <w:txbxContent>
                               <w:p>
                                 <w:pPr>
-                                  <w:spacing w:after="0" w:before="0" w:line="240"/>
-                                  <w:ind w:left="0" w:right="0" w:firstLine="0"/>
-                                  <w:jc w:val="left"/>
+                                  <w:spacing w:after="0" w:line="240" w:lineRule="auto"/>
                                   <w:textDirection w:val="btLr"/>
                                 </w:pPr>
                               </w:p>
                             </w:txbxContent>
                           </wps:txbx>
-                          <wps:bodyPr anchorCtr="0" anchor="ctr" bIns="91425" lIns="91425" spcFirstLastPara="1" rIns="91425" wrap="square" tIns="91425">
+                          <wps:bodyPr spcFirstLastPara="1" wrap="square" lIns="91425" tIns="91425" rIns="91425" bIns="91425" anchor="ctr" anchorCtr="0">
                             <a:noAutofit/>
                           </wps:bodyPr>
                         </wps:wsp>
                         <wps:wsp>
+                          <wps:cNvPr id="1369824181" name="Cuadro de texto 1369824181"/>
                           <wps:cNvSpPr txBox="1"/>
-                          <wps:cNvPr id="56" name="Shape 56"/>
                           <wps:spPr>
                             <a:xfrm>
                               <a:off x="1640646" y="1248696"/>
@@ -3703,34 +3707,27 @@
                             <w:txbxContent>
                               <w:p>
                                 <w:pPr>
-                                  <w:spacing w:after="0" w:before="0" w:line="215.9999942779541"/>
-                                  <w:ind w:left="0" w:right="0" w:firstLine="0"/>
+                                  <w:spacing w:after="0" w:line="215" w:lineRule="auto"/>
                                   <w:jc w:val="center"/>
                                   <w:textDirection w:val="btLr"/>
                                 </w:pPr>
                                 <w:r>
                                   <w:rPr>
-                                    <w:rFonts w:ascii="Calibri" w:cs="Calibri" w:eastAsia="Calibri" w:hAnsi="Calibri"/>
-                                    <w:b w:val="0"/>
-                                    <w:i w:val="0"/>
-                                    <w:smallCaps w:val="0"/>
-                                    <w:strike w:val="0"/>
                                     <w:color w:val="000000"/>
                                     <w:sz w:val="34"/>
-                                    <w:vertAlign w:val="baseline"/>
                                   </w:rPr>
-                                  <w:t xml:space="preserve">C(2)</w:t>
+                                  <w:t>C(2)</w:t>
                                 </w:r>
                               </w:p>
                             </w:txbxContent>
                           </wps:txbx>
-                          <wps:bodyPr anchorCtr="0" anchor="ctr" bIns="64750" lIns="64750" spcFirstLastPara="1" rIns="64750" wrap="square" tIns="64750">
+                          <wps:bodyPr spcFirstLastPara="1" wrap="square" lIns="64750" tIns="64750" rIns="64750" bIns="64750" anchor="ctr" anchorCtr="0">
                             <a:noAutofit/>
                           </wps:bodyPr>
                         </wps:wsp>
                         <wps:wsp>
+                          <wps:cNvPr id="1286371939" name="Rectángulo: esquinas redondeadas 1286371939"/>
                           <wps:cNvSpPr/>
-                          <wps:cNvPr id="57" name="Shape 57"/>
                           <wps:spPr>
                             <a:xfrm>
                               <a:off x="2331066" y="1170236"/>
@@ -3738,41 +3735,39 @@
                             </a:xfrm>
                             <a:prstGeom prst="roundRect">
                               <a:avLst>
-                                <a:gd fmla="val 10000" name="adj"/>
+                                <a:gd name="adj" fmla="val 10000"/>
                               </a:avLst>
                             </a:prstGeom>
                             <a:solidFill>
                               <a:schemeClr val="accent1"/>
                             </a:solidFill>
-                            <a:ln cap="flat" cmpd="sng" w="25400">
+                            <a:ln w="25400" cap="flat" cmpd="sng">
                               <a:solidFill>
                                 <a:schemeClr val="lt1"/>
                               </a:solidFill>
                               <a:prstDash val="solid"/>
                               <a:round/>
-                              <a:headEnd len="sm" w="sm" type="none"/>
-                              <a:tailEnd len="sm" w="sm" type="none"/>
+                              <a:headEnd type="none" w="sm" len="sm"/>
+                              <a:tailEnd type="none" w="sm" len="sm"/>
                             </a:ln>
                           </wps:spPr>
                           <wps:txbx>
                             <w:txbxContent>
                               <w:p>
                                 <w:pPr>
-                                  <w:spacing w:after="0" w:before="0" w:line="240"/>
-                                  <w:ind w:left="0" w:right="0" w:firstLine="0"/>
-                                  <w:jc w:val="left"/>
+                                  <w:spacing w:after="0" w:line="240" w:lineRule="auto"/>
                                   <w:textDirection w:val="btLr"/>
                                 </w:pPr>
                               </w:p>
                             </w:txbxContent>
                           </wps:txbx>
-                          <wps:bodyPr anchorCtr="0" anchor="ctr" bIns="91425" lIns="91425" spcFirstLastPara="1" rIns="91425" wrap="square" tIns="91425">
+                          <wps:bodyPr spcFirstLastPara="1" wrap="square" lIns="91425" tIns="91425" rIns="91425" bIns="91425" anchor="ctr" anchorCtr="0">
                             <a:noAutofit/>
                           </wps:bodyPr>
                         </wps:wsp>
                         <wps:wsp>
+                          <wps:cNvPr id="171282208" name="Rectángulo: esquinas redondeadas 171282208"/>
                           <wps:cNvSpPr/>
-                          <wps:cNvPr id="58" name="Shape 58"/>
                           <wps:spPr>
                             <a:xfrm>
                               <a:off x="2401283" y="1236943"/>
@@ -3780,7 +3775,7 @@
                             </a:xfrm>
                             <a:prstGeom prst="roundRect">
                               <a:avLst>
-                                <a:gd fmla="val 10000" name="adj"/>
+                                <a:gd name="adj" fmla="val 10000"/>
                               </a:avLst>
                             </a:prstGeom>
                             <a:solidFill>
@@ -3788,35 +3783,33 @@
                                 <a:alpha val="89803"/>
                               </a:schemeClr>
                             </a:solidFill>
-                            <a:ln cap="flat" cmpd="sng" w="25400">
+                            <a:ln w="25400" cap="flat" cmpd="sng">
                               <a:solidFill>
                                 <a:schemeClr val="accent1"/>
                               </a:solidFill>
                               <a:prstDash val="solid"/>
                               <a:round/>
-                              <a:headEnd len="sm" w="sm" type="none"/>
-                              <a:tailEnd len="sm" w="sm" type="none"/>
+                              <a:headEnd type="none" w="sm" len="sm"/>
+                              <a:tailEnd type="none" w="sm" len="sm"/>
                             </a:ln>
                           </wps:spPr>
                           <wps:txbx>
                             <w:txbxContent>
                               <w:p>
                                 <w:pPr>
-                                  <w:spacing w:after="0" w:before="0" w:line="240"/>
-                                  <w:ind w:left="0" w:right="0" w:firstLine="0"/>
-                                  <w:jc w:val="left"/>
+                                  <w:spacing w:after="0" w:line="240" w:lineRule="auto"/>
                                   <w:textDirection w:val="btLr"/>
                                 </w:pPr>
                               </w:p>
                             </w:txbxContent>
                           </wps:txbx>
-                          <wps:bodyPr anchorCtr="0" anchor="ctr" bIns="91425" lIns="91425" spcFirstLastPara="1" rIns="91425" wrap="square" tIns="91425">
+                          <wps:bodyPr spcFirstLastPara="1" wrap="square" lIns="91425" tIns="91425" rIns="91425" bIns="91425" anchor="ctr" anchorCtr="0">
                             <a:noAutofit/>
                           </wps:bodyPr>
                         </wps:wsp>
                         <wps:wsp>
+                          <wps:cNvPr id="928621859" name="Cuadro de texto 928621859"/>
                           <wps:cNvSpPr txBox="1"/>
-                          <wps:cNvPr id="59" name="Shape 59"/>
                           <wps:spPr>
                             <a:xfrm>
                               <a:off x="2413036" y="1248696"/>
@@ -3834,28 +3827,21 @@
                             <w:txbxContent>
                               <w:p>
                                 <w:pPr>
-                                  <w:spacing w:after="0" w:before="0" w:line="215.9999942779541"/>
-                                  <w:ind w:left="0" w:right="0" w:firstLine="0"/>
+                                  <w:spacing w:after="0" w:line="215" w:lineRule="auto"/>
                                   <w:jc w:val="center"/>
                                   <w:textDirection w:val="btLr"/>
                                 </w:pPr>
                                 <w:r>
                                   <w:rPr>
-                                    <w:rFonts w:ascii="Calibri" w:cs="Calibri" w:eastAsia="Calibri" w:hAnsi="Calibri"/>
-                                    <w:b w:val="0"/>
-                                    <w:i w:val="0"/>
-                                    <w:smallCaps w:val="0"/>
-                                    <w:strike w:val="0"/>
                                     <w:color w:val="000000"/>
                                     <w:sz w:val="34"/>
-                                    <w:vertAlign w:val="baseline"/>
                                   </w:rPr>
-                                  <w:t xml:space="preserve">D(5)</w:t>
+                                  <w:t>D(5)</w:t>
                                 </w:r>
                               </w:p>
                             </w:txbxContent>
                           </wps:txbx>
-                          <wps:bodyPr anchorCtr="0" anchor="ctr" bIns="64750" lIns="64750" spcFirstLastPara="1" rIns="64750" wrap="square" tIns="64750">
+                          <wps:bodyPr spcFirstLastPara="1" wrap="square" lIns="64750" tIns="64750" rIns="64750" bIns="64750" anchor="ctr" anchorCtr="0">
                             <a:noAutofit/>
                           </wps:bodyPr>
                         </wps:wsp>
@@ -3867,46 +3853,326 @@
             </w:drawing>
           </mc:Choice>
           <mc:Fallback>
-            <w:drawing>
-              <wp:anchor allowOverlap="1" behindDoc="0" distB="0" distT="0" distL="114300" distR="114300" hidden="0" layoutInCell="1" locked="0" relativeHeight="0" simplePos="0">
-                <wp:simplePos x="0" y="0"/>
-                <wp:positionH relativeFrom="column">
-                  <wp:posOffset>-812799</wp:posOffset>
-                </wp:positionH>
-                <wp:positionV relativeFrom="paragraph">
-                  <wp:posOffset>38100</wp:posOffset>
-                </wp:positionV>
-                <wp:extent cx="3819525" cy="1638300"/>
-                <wp:effectExtent b="0" l="0" r="0" t="0"/>
-                <wp:wrapNone/>
-                <wp:docPr id="645" name="image3.png"/>
-                <a:graphic>
-                  <a:graphicData uri="http://schemas.openxmlformats.org/drawingml/2006/picture">
-                    <pic:pic>
-                      <pic:nvPicPr>
-                        <pic:cNvPr id="0" name="image3.png"/>
-                        <pic:cNvPicPr preferRelativeResize="0"/>
-                      </pic:nvPicPr>
-                      <pic:blipFill>
-                        <a:blip r:embed="rId7"/>
-                        <a:srcRect/>
-                        <a:stretch>
-                          <a:fillRect/>
-                        </a:stretch>
-                      </pic:blipFill>
-                      <pic:spPr>
-                        <a:xfrm>
-                          <a:off x="0" y="0"/>
-                          <a:ext cx="3819525" cy="1638300"/>
-                        </a:xfrm>
-                        <a:prstGeom prst="rect"/>
-                        <a:ln/>
-                      </pic:spPr>
-                    </pic:pic>
-                  </a:graphicData>
-                </a:graphic>
-              </wp:anchor>
-            </w:drawing>
+            <w:pict>
+              <v:group w14:anchorId="4D916BD0" id="Grupo 645" o:spid="_x0000_s1056" style="position:absolute;left:0;text-align:left;margin-left:-64pt;margin-top:3pt;width:300.75pt;height:129pt;z-index:251659264" coordsize="38195,16509" o:gfxdata="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">
+                <v:group id="Grupo 1991077617" o:spid="_x0000_s1057" style="position:absolute;width:38195;height:16383" coordsize="38195,16383" o:gfxdata="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">
+                  <v:rect id="Rectángulo 135180806" o:spid="_x0000_s1058" style="position:absolute;width:38195;height:16383;visibility:visible;mso-wrap-style:square;v-text-anchor:middle" o:gfxdata="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" filled="f" stroked="f">
+                    <v:textbox inset="2.53958mm,2.53958mm,2.53958mm,2.53958mm">
+                      <w:txbxContent>
+                        <w:p>
+                          <w:pPr>
+                            <w:spacing w:after="0" w:line="240" w:lineRule="auto"/>
+                            <w:textDirection w:val="btLr"/>
+                          </w:pPr>
+                        </w:p>
+                      </w:txbxContent>
+                    </v:textbox>
+                  </v:rect>
+                  <v:shape id="Forma libre: forma 685283881" o:spid="_x0000_s1059" style="position:absolute;left:22608;top:9864;width:3862;height:1838;visibility:visible;mso-wrap-style:square;v-text-anchor:middle" coordsize="120000,120000" o:gfxdata="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" path="m,l,81777r120000,l120000,120000e" filled="f" strokecolor="#4674aa" strokeweight="2pt">
+                    <v:stroke startarrowwidth="narrow" startarrowlength="short" endarrowwidth="narrow" endarrowlength="short"/>
+                    <v:path arrowok="t" o:extrusionok="f"/>
+                  </v:shape>
+                  <v:shape id="Forma libre: forma 791644835" o:spid="_x0000_s1060" style="position:absolute;left:18746;top:9864;width:3862;height:1838;visibility:visible;mso-wrap-style:square;v-text-anchor:middle" coordsize="120000,120000" o:gfxdata="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" path="m120000,r,81777l,81777r,38223e" filled="f" strokecolor="#4674aa" strokeweight="2pt">
+                    <v:stroke startarrowwidth="narrow" startarrowlength="short" endarrowwidth="narrow" endarrowlength="short"/>
+                    <v:path arrowok="t" o:extrusionok="f"/>
+                  </v:shape>
+                  <v:shape id="Forma libre: forma 615415666" o:spid="_x0000_s1061" style="position:absolute;left:16815;top:4013;width:5793;height:1838;visibility:visible;mso-wrap-style:square;v-text-anchor:middle" coordsize="120000,120000" o:gfxdata="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" path="m,l,81777r120000,l120000,120000e" filled="f" strokecolor="#3b6495" strokeweight="2pt">
+                    <v:stroke startarrowwidth="narrow" startarrowlength="short" endarrowwidth="narrow" endarrowlength="short"/>
+                    <v:path arrowok="t" o:extrusionok="f"/>
+                  </v:shape>
+                  <v:shape id="Forma libre: forma 1927005506" o:spid="_x0000_s1062" style="position:absolute;left:10565;top:9864;width:914;height:1838;visibility:visible;mso-wrap-style:square;v-text-anchor:middle" coordsize="120000,120000" o:gfxdata="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" path="m60000,r,120000e" filled="f" strokecolor="#4674aa" strokeweight="2pt">
+                    <v:stroke startarrowwidth="narrow" startarrowlength="short" endarrowwidth="narrow" endarrowlength="short"/>
+                    <v:path arrowok="t" o:extrusionok="f"/>
+                  </v:shape>
+                  <v:shape id="Forma libre: forma 1150443326" o:spid="_x0000_s1063" style="position:absolute;left:11022;top:4013;width:5793;height:1838;visibility:visible;mso-wrap-style:square;v-text-anchor:middle" coordsize="120000,120000" o:gfxdata="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" path="m120000,r,81777l,81777r,38223e" filled="f" strokecolor="#3b6495" strokeweight="2pt">
+                    <v:stroke startarrowwidth="narrow" startarrowlength="short" endarrowwidth="narrow" endarrowlength="short"/>
+                    <v:path arrowok="t" o:extrusionok="f"/>
+                  </v:shape>
+                  <v:roundrect id="Rectángulo: esquinas redondeadas 458849069" o:spid="_x0000_s1064" style="position:absolute;left:13655;width:6320;height:4013;visibility:visible;mso-wrap-style:square;v-text-anchor:middle" arcsize="6554f" o:gfxdata="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" fillcolor="#4f81bd [3204]" strokecolor="white [3201]" strokeweight="2pt">
+                    <v:stroke startarrowwidth="narrow" startarrowlength="short" endarrowwidth="narrow" endarrowlength="short"/>
+                    <v:textbox inset="2.53958mm,2.53958mm,2.53958mm,2.53958mm">
+                      <w:txbxContent>
+                        <w:p>
+                          <w:pPr>
+                            <w:spacing w:after="0" w:line="240" w:lineRule="auto"/>
+                            <w:textDirection w:val="btLr"/>
+                          </w:pPr>
+                        </w:p>
+                      </w:txbxContent>
+                    </v:textbox>
+                  </v:roundrect>
+                  <v:roundrect id="Rectángulo: esquinas redondeadas 1016760869" o:spid="_x0000_s1065" style="position:absolute;left:14357;top:667;width:6320;height:4013;visibility:visible;mso-wrap-style:square;v-text-anchor:middle" arcsize="6554f" o:gfxdata="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" fillcolor="white [3201]" strokecolor="#4f81bd [3204]" strokeweight="2pt">
+                    <v:fill opacity="58853f"/>
+                    <v:stroke startarrowwidth="narrow" startarrowlength="short" endarrowwidth="narrow" endarrowlength="short"/>
+                    <v:textbox inset="2.53958mm,2.53958mm,2.53958mm,2.53958mm">
+                      <w:txbxContent>
+                        <w:p>
+                          <w:pPr>
+                            <w:spacing w:after="0" w:line="240" w:lineRule="auto"/>
+                            <w:textDirection w:val="btLr"/>
+                          </w:pPr>
+                        </w:p>
+                      </w:txbxContent>
+                    </v:textbox>
+                  </v:roundrect>
+                  <v:shape id="Cuadro de texto 1411255094" o:spid="_x0000_s1066" type="#_x0000_t202" style="position:absolute;left:14475;top:785;width:6084;height:3778;visibility:visible;mso-wrap-style:square;v-text-anchor:middle" o:gfxdata="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" filled="f" stroked="f">
+                    <v:textbox inset="1.79861mm,1.79861mm,1.79861mm,1.79861mm">
+                      <w:txbxContent>
+                        <w:p>
+                          <w:pPr>
+                            <w:spacing w:after="0" w:line="215" w:lineRule="auto"/>
+                            <w:jc w:val="center"/>
+                            <w:textDirection w:val="btLr"/>
+                          </w:pPr>
+                          <w:r>
+                            <w:rPr>
+                              <w:color w:val="000000"/>
+                              <w:sz w:val="34"/>
+                            </w:rPr>
+                            <w:t>X</w:t>
+                          </w:r>
+                        </w:p>
+                      </w:txbxContent>
+                    </v:textbox>
+                  </v:shape>
+                  <v:roundrect id="Rectángulo: esquinas redondeadas 367174353" o:spid="_x0000_s1067" style="position:absolute;left:7862;top:5851;width:6320;height:4013;visibility:visible;mso-wrap-style:square;v-text-anchor:middle" arcsize="6554f" o:gfxdata="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" fillcolor="#4f81bd [3204]" strokecolor="white [3201]" strokeweight="2pt">
+                    <v:stroke startarrowwidth="narrow" startarrowlength="short" endarrowwidth="narrow" endarrowlength="short"/>
+                    <v:textbox inset="2.53958mm,2.53958mm,2.53958mm,2.53958mm">
+                      <w:txbxContent>
+                        <w:p>
+                          <w:pPr>
+                            <w:spacing w:after="0" w:line="240" w:lineRule="auto"/>
+                            <w:textDirection w:val="btLr"/>
+                          </w:pPr>
+                        </w:p>
+                      </w:txbxContent>
+                    </v:textbox>
+                  </v:roundrect>
+                  <v:roundrect id="Rectángulo: esquinas redondeadas 1185661300" o:spid="_x0000_s1068" style="position:absolute;left:8565;top:6518;width:6319;height:4013;visibility:visible;mso-wrap-style:square;v-text-anchor:middle" arcsize="6554f" o:gfxdata="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" fillcolor="white [3201]" strokecolor="#4f81bd [3204]" strokeweight="2pt">
+                    <v:fill opacity="58853f"/>
+                    <v:stroke startarrowwidth="narrow" startarrowlength="short" endarrowwidth="narrow" endarrowlength="short"/>
+                    <v:textbox inset="2.53958mm,2.53958mm,2.53958mm,2.53958mm">
+                      <w:txbxContent>
+                        <w:p>
+                          <w:pPr>
+                            <w:spacing w:after="0" w:line="240" w:lineRule="auto"/>
+                            <w:textDirection w:val="btLr"/>
+                          </w:pPr>
+                        </w:p>
+                      </w:txbxContent>
+                    </v:textbox>
+                  </v:roundrect>
+                  <v:shape id="Cuadro de texto 1144817766" o:spid="_x0000_s1069" type="#_x0000_t202" style="position:absolute;left:8682;top:6636;width:6085;height:3777;visibility:visible;mso-wrap-style:square;v-text-anchor:middle" o:gfxdata="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" filled="f" stroked="f">
+                    <v:textbox inset="1.79861mm,1.79861mm,1.79861mm,1.79861mm">
+                      <w:txbxContent>
+                        <w:p>
+                          <w:pPr>
+                            <w:spacing w:after="0" w:line="215" w:lineRule="auto"/>
+                            <w:jc w:val="center"/>
+                            <w:textDirection w:val="btLr"/>
+                          </w:pPr>
+                          <w:r>
+                            <w:rPr>
+                              <w:color w:val="000000"/>
+                              <w:sz w:val="34"/>
+                            </w:rPr>
+                            <w:t>A(2)</w:t>
+                          </w:r>
+                        </w:p>
+                      </w:txbxContent>
+                    </v:textbox>
+                  </v:shape>
+                  <v:roundrect id="Rectángulo: esquinas redondeadas 997564573" o:spid="_x0000_s1070" style="position:absolute;left:7862;top:11702;width:6320;height:4013;visibility:visible;mso-wrap-style:square;v-text-anchor:middle" arcsize="6554f" o:gfxdata="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" fillcolor="#4f81bd [3204]" strokecolor="white [3201]" strokeweight="2pt">
+                    <v:stroke startarrowwidth="narrow" startarrowlength="short" endarrowwidth="narrow" endarrowlength="short"/>
+                    <v:textbox inset="2.53958mm,2.53958mm,2.53958mm,2.53958mm">
+                      <w:txbxContent>
+                        <w:p>
+                          <w:pPr>
+                            <w:spacing w:after="0" w:line="240" w:lineRule="auto"/>
+                            <w:textDirection w:val="btLr"/>
+                          </w:pPr>
+                        </w:p>
+                      </w:txbxContent>
+                    </v:textbox>
+                  </v:roundrect>
+                  <v:roundrect id="Rectángulo: esquinas redondeadas 1054150243" o:spid="_x0000_s1071" style="position:absolute;left:8565;top:12369;width:6319;height:4013;visibility:visible;mso-wrap-style:square;v-text-anchor:middle" arcsize="6554f" o:gfxdata="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" fillcolor="white [3201]" strokecolor="#4f81bd [3204]" strokeweight="2pt">
+                    <v:fill opacity="58853f"/>
+                    <v:stroke startarrowwidth="narrow" startarrowlength="short" endarrowwidth="narrow" endarrowlength="short"/>
+                    <v:textbox inset="2.53958mm,2.53958mm,2.53958mm,2.53958mm">
+                      <w:txbxContent>
+                        <w:p>
+                          <w:pPr>
+                            <w:spacing w:after="0" w:line="240" w:lineRule="auto"/>
+                            <w:textDirection w:val="btLr"/>
+                          </w:pPr>
+                        </w:p>
+                      </w:txbxContent>
+                    </v:textbox>
+                  </v:roundrect>
+                  <v:shape id="Cuadro de texto 1803270012" o:spid="_x0000_s1072" type="#_x0000_t202" style="position:absolute;left:8682;top:12486;width:6085;height:3778;visibility:visible;mso-wrap-style:square;v-text-anchor:middle" o:gfxdata="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" filled="f" stroked="f">
+                    <v:textbox inset="1.79861mm,1.79861mm,1.79861mm,1.79861mm">
+                      <w:txbxContent>
+                        <w:p>
+                          <w:pPr>
+                            <w:spacing w:after="0" w:line="215" w:lineRule="auto"/>
+                            <w:jc w:val="center"/>
+                            <w:textDirection w:val="btLr"/>
+                          </w:pPr>
+                          <w:r>
+                            <w:rPr>
+                              <w:color w:val="000000"/>
+                              <w:sz w:val="34"/>
+                            </w:rPr>
+                            <w:t>C(3)</w:t>
+                          </w:r>
+                        </w:p>
+                      </w:txbxContent>
+                    </v:textbox>
+                  </v:shape>
+                  <v:roundrect id="Rectángulo: esquinas redondeadas 1177675896" o:spid="_x0000_s1073" style="position:absolute;left:19448;top:5851;width:6320;height:4013;visibility:visible;mso-wrap-style:square;v-text-anchor:middle" arcsize="6554f" o:gfxdata="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" fillcolor="#4f81bd [3204]" strokecolor="white [3201]" strokeweight="2pt">
+                    <v:stroke startarrowwidth="narrow" startarrowlength="short" endarrowwidth="narrow" endarrowlength="short"/>
+                    <v:textbox inset="2.53958mm,2.53958mm,2.53958mm,2.53958mm">
+                      <w:txbxContent>
+                        <w:p>
+                          <w:pPr>
+                            <w:spacing w:after="0" w:line="240" w:lineRule="auto"/>
+                            <w:textDirection w:val="btLr"/>
+                          </w:pPr>
+                        </w:p>
+                      </w:txbxContent>
+                    </v:textbox>
+                  </v:roundrect>
+                  <v:roundrect id="Rectángulo: esquinas redondeadas 1470178727" o:spid="_x0000_s1074" style="position:absolute;left:20150;top:6518;width:6320;height:4013;visibility:visible;mso-wrap-style:square;v-text-anchor:middle" arcsize="6554f" o:gfxdata="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" fillcolor="white [3201]" strokecolor="#4f81bd [3204]" strokeweight="2pt">
+                    <v:fill opacity="58853f"/>
+                    <v:stroke startarrowwidth="narrow" startarrowlength="short" endarrowwidth="narrow" endarrowlength="short"/>
+                    <v:textbox inset="2.53958mm,2.53958mm,2.53958mm,2.53958mm">
+                      <w:txbxContent>
+                        <w:p>
+                          <w:pPr>
+                            <w:spacing w:after="0" w:line="240" w:lineRule="auto"/>
+                            <w:textDirection w:val="btLr"/>
+                          </w:pPr>
+                        </w:p>
+                      </w:txbxContent>
+                    </v:textbox>
+                  </v:roundrect>
+                  <v:shape id="Cuadro de texto 367626932" o:spid="_x0000_s1075" type="#_x0000_t202" style="position:absolute;left:20268;top:6636;width:6084;height:3777;visibility:visible;mso-wrap-style:square;v-text-anchor:middle" o:gfxdata="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" filled="f" stroked="f">
+                    <v:textbox inset="1.79861mm,1.79861mm,1.79861mm,1.79861mm">
+                      <w:txbxContent>
+                        <w:p>
+                          <w:pPr>
+                            <w:spacing w:after="0" w:line="215" w:lineRule="auto"/>
+                            <w:jc w:val="center"/>
+                            <w:textDirection w:val="btLr"/>
+                          </w:pPr>
+                          <w:r>
+                            <w:rPr>
+                              <w:color w:val="000000"/>
+                              <w:sz w:val="34"/>
+                            </w:rPr>
+                            <w:t>B(1)</w:t>
+                          </w:r>
+                        </w:p>
+                      </w:txbxContent>
+                    </v:textbox>
+                  </v:shape>
+                  <v:roundrect id="Rectángulo: esquinas redondeadas 1171238332" o:spid="_x0000_s1076" style="position:absolute;left:15586;top:11702;width:6320;height:4013;visibility:visible;mso-wrap-style:square;v-text-anchor:middle" arcsize="6554f" o:gfxdata="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" fillcolor="#4f81bd [3204]" strokecolor="white [3201]" strokeweight="2pt">
+                    <v:stroke startarrowwidth="narrow" startarrowlength="short" endarrowwidth="narrow" endarrowlength="short"/>
+                    <v:textbox inset="2.53958mm,2.53958mm,2.53958mm,2.53958mm">
+                      <w:txbxContent>
+                        <w:p>
+                          <w:pPr>
+                            <w:spacing w:after="0" w:line="240" w:lineRule="auto"/>
+                            <w:textDirection w:val="btLr"/>
+                          </w:pPr>
+                        </w:p>
+                      </w:txbxContent>
+                    </v:textbox>
+                  </v:roundrect>
+                  <v:roundrect id="Rectángulo: esquinas redondeadas 716545555" o:spid="_x0000_s1077" style="position:absolute;left:16288;top:12369;width:6320;height:4013;visibility:visible;mso-wrap-style:square;v-text-anchor:middle" arcsize="6554f" o:gfxdata="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" fillcolor="white [3201]" strokecolor="#4f81bd [3204]" strokeweight="2pt">
+                    <v:fill opacity="58853f"/>
+                    <v:stroke startarrowwidth="narrow" startarrowlength="short" endarrowwidth="narrow" endarrowlength="short"/>
+                    <v:textbox inset="2.53958mm,2.53958mm,2.53958mm,2.53958mm">
+                      <w:txbxContent>
+                        <w:p>
+                          <w:pPr>
+                            <w:spacing w:after="0" w:line="240" w:lineRule="auto"/>
+                            <w:textDirection w:val="btLr"/>
+                          </w:pPr>
+                        </w:p>
+                      </w:txbxContent>
+                    </v:textbox>
+                  </v:roundrect>
+                  <v:shape id="Cuadro de texto 1369824181" o:spid="_x0000_s1078" type="#_x0000_t202" style="position:absolute;left:16406;top:12486;width:6084;height:3778;visibility:visible;mso-wrap-style:square;v-text-anchor:middle" o:gfxdata="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" filled="f" stroked="f">
+                    <v:textbox inset="1.79861mm,1.79861mm,1.79861mm,1.79861mm">
+                      <w:txbxContent>
+                        <w:p>
+                          <w:pPr>
+                            <w:spacing w:after="0" w:line="215" w:lineRule="auto"/>
+                            <w:jc w:val="center"/>
+                            <w:textDirection w:val="btLr"/>
+                          </w:pPr>
+                          <w:r>
+                            <w:rPr>
+                              <w:color w:val="000000"/>
+                              <w:sz w:val="34"/>
+                            </w:rPr>
+                            <w:t>C(2)</w:t>
+                          </w:r>
+                        </w:p>
+                      </w:txbxContent>
+                    </v:textbox>
+                  </v:shape>
+                  <v:roundrect id="Rectángulo: esquinas redondeadas 1286371939" o:spid="_x0000_s1079" style="position:absolute;left:23310;top:11702;width:6320;height:4013;visibility:visible;mso-wrap-style:square;v-text-anchor:middle" arcsize="6554f" o:gfxdata="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" fillcolor="#4f81bd [3204]" strokecolor="white [3201]" strokeweight="2pt">
+                    <v:stroke startarrowwidth="narrow" startarrowlength="short" endarrowwidth="narrow" endarrowlength="short"/>
+                    <v:textbox inset="2.53958mm,2.53958mm,2.53958mm,2.53958mm">
+                      <w:txbxContent>
+                        <w:p>
+                          <w:pPr>
+                            <w:spacing w:after="0" w:line="240" w:lineRule="auto"/>
+                            <w:textDirection w:val="btLr"/>
+                          </w:pPr>
+                        </w:p>
+                      </w:txbxContent>
+                    </v:textbox>
+                  </v:roundrect>
+                  <v:roundrect id="Rectángulo: esquinas redondeadas 171282208" o:spid="_x0000_s1080" style="position:absolute;left:24012;top:12369;width:6320;height:4013;visibility:visible;mso-wrap-style:square;v-text-anchor:middle" arcsize="6554f" o:gfxdata="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" fillcolor="white [3201]" strokecolor="#4f81bd [3204]" strokeweight="2pt">
+                    <v:fill opacity="58853f"/>
+                    <v:stroke startarrowwidth="narrow" startarrowlength="short" endarrowwidth="narrow" endarrowlength="short"/>
+                    <v:textbox inset="2.53958mm,2.53958mm,2.53958mm,2.53958mm">
+                      <w:txbxContent>
+                        <w:p>
+                          <w:pPr>
+                            <w:spacing w:after="0" w:line="240" w:lineRule="auto"/>
+                            <w:textDirection w:val="btLr"/>
+                          </w:pPr>
+                        </w:p>
+                      </w:txbxContent>
+                    </v:textbox>
+                  </v:roundrect>
+                  <v:shape id="Cuadro de texto 928621859" o:spid="_x0000_s1081" type="#_x0000_t202" style="position:absolute;left:24130;top:12486;width:6084;height:3778;visibility:visible;mso-wrap-style:square;v-text-anchor:middle" o:gfxdata="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" filled="f" stroked="f">
+                    <v:textbox inset="1.79861mm,1.79861mm,1.79861mm,1.79861mm">
+                      <w:txbxContent>
+                        <w:p>
+                          <w:pPr>
+                            <w:spacing w:after="0" w:line="215" w:lineRule="auto"/>
+                            <w:jc w:val="center"/>
+                            <w:textDirection w:val="btLr"/>
+                          </w:pPr>
+                          <w:r>
+                            <w:rPr>
+                              <w:color w:val="000000"/>
+                              <w:sz w:val="34"/>
+                            </w:rPr>
+                            <w:t>D(5)</w:t>
+                          </w:r>
+                        </w:p>
+                      </w:txbxContent>
+                    </v:textbox>
+                  </v:shape>
+                </v:group>
+              </v:group>
+            </w:pict>
           </mc:Fallback>
         </mc:AlternateContent>
       </w:r>
@@ -3915,72 +4181,120 @@
       <w:pPr>
         <w:jc w:val="both"/>
         <w:rPr>
-          <w:rFonts w:ascii="Arimo" w:cs="Arimo" w:eastAsia="Arimo" w:hAnsi="Arimo"/>
+          <w:rFonts w:ascii="Arimo" w:eastAsia="Arimo" w:hAnsi="Arimo" w:cs="Arimo"/>
+        </w:rPr>
+      </w:pPr>
+    </w:p>
+    <w:p>
+      <w:pPr>
+        <w:jc w:val="both"/>
+        <w:rPr>
+          <w:rFonts w:ascii="Arimo" w:eastAsia="Arimo" w:hAnsi="Arimo" w:cs="Arimo"/>
+        </w:rPr>
+      </w:pPr>
+    </w:p>
+    <w:p>
+      <w:pPr>
+        <w:jc w:val="both"/>
+        <w:rPr>
+          <w:rFonts w:ascii="Arimo" w:eastAsia="Arimo" w:hAnsi="Arimo" w:cs="Arimo"/>
+        </w:rPr>
+      </w:pPr>
+    </w:p>
+    <w:p>
+      <w:pPr>
+        <w:jc w:val="both"/>
+        <w:rPr>
+          <w:rFonts w:ascii="Arimo" w:eastAsia="Arimo" w:hAnsi="Arimo" w:cs="Arimo"/>
+        </w:rPr>
+      </w:pPr>
+    </w:p>
+    <w:p>
+      <w:pPr>
+        <w:jc w:val="both"/>
+        <w:rPr>
+          <w:rFonts w:ascii="Arimo" w:eastAsia="Arimo" w:hAnsi="Arimo" w:cs="Arimo"/>
+        </w:rPr>
+      </w:pPr>
+    </w:p>
+    <w:p>
+      <w:pPr>
+        <w:jc w:val="both"/>
+        <w:rPr>
+          <w:rFonts w:ascii="Arimo" w:eastAsia="Arimo" w:hAnsi="Arimo" w:cs="Arimo"/>
         </w:rPr>
       </w:pPr>
       <w:r>
         <w:rPr>
-          <w:rtl w:val="0"/>
+          <w:rFonts w:ascii="Arimo" w:eastAsia="Arimo" w:hAnsi="Arimo" w:cs="Arimo"/>
         </w:rPr>
+        <w:t>Se necesitan 95 unidades (80 de órdenes y 15 pronosticadas) de X en la semana 10.</w:t>
       </w:r>
     </w:p>
     <w:sectPr>
-      <w:footerReference r:id="rId8" w:type="default"/>
-      <w:pgSz w:h="16838" w:w="11906" w:orient="portrait"/>
-      <w:pgMar w:bottom="1417" w:top="1417" w:left="1701" w:right="1701" w:header="708" w:footer="708"/>
+      <w:footerReference w:type="default" r:id="rId7"/>
+      <w:pgSz w:w="11906" w:h="16838"/>
+      <w:pgMar w:top="1417" w:right="1701" w:bottom="1417" w:left="1701" w:header="708" w:footer="708" w:gutter="0"/>
       <w:pgNumType w:start="1"/>
+      <w:cols w:space="720"/>
     </w:sectPr>
   </w:body>
 </w:document>
 </file>
 
+<file path=word/endnotes.xml><?xml version="1.0" encoding="utf-8"?>
+<w:endnotes xmlns:wpc="http://schemas.microsoft.com/office/word/2010/wordprocessingCanvas" xmlns:cx="http://schemas.microsoft.com/office/drawing/2014/chartex" xmlns:cx1="http://schemas.microsoft.com/office/drawing/2015/9/8/chartex" xmlns:cx2="http://schemas.microsoft.com/office/drawing/2015/10/21/chartex" xmlns:cx3="http://schemas.microsoft.com/office/drawing/2016/5/9/chartex" xmlns:cx4="http://schemas.microsoft.com/office/drawing/2016/5/10/chartex" xmlns:cx5="http://schemas.microsoft.com/office/drawing/2016/5/11/chartex" xmlns:cx6="http://schemas.microsoft.com/office/drawing/2016/5/12/chartex" xmlns:cx7="http://schemas.microsoft.com/office/drawing/2016/5/13/chartex" xmlns:cx8="http://schemas.microsoft.com/office/drawing/2016/5/14/chartex" xmlns:mc="http://schemas.openxmlformats.org/markup-compatibility/2006" xmlns:aink="http://schemas.microsoft.com/office/drawing/2016/ink" xmlns:am3d="http://schemas.microsoft.com/office/drawing/2017/model3d" xmlns:o="urn:schemas-microsoft-com:office:office" xmlns:oel="http://schemas.microsoft.com/office/2019/extlst" xmlns:r="http://schemas.openxmlformats.org/officeDocument/2006/relationships" xmlns:m="http://schemas.openxmlformats.org/officeDocument/2006/math" xmlns:v="urn:schemas-microsoft-com:vml" xmlns:wp14="http://schemas.microsoft.com/office/word/2010/wordprocessingDrawing" xmlns:wp="http://schemas.openxmlformats.org/drawingml/2006/wordprocessingDrawing" xmlns:w10="urn:schemas-microsoft-com:office:word" xmlns:w="http://schemas.openxmlformats.org/wordprocessingml/2006/main" xmlns:w14="http://schemas.microsoft.com/office/word/2010/wordml" xmlns:w15="http://schemas.microsoft.com/office/word/2012/wordml" xmlns:w16cei="http://schemas.microsoft.com/office/word/2026/wordml/cei" xmlns:w16cex="http://schemas.microsoft.com/office/word/2018/wordml/cex" xmlns:w16cid="http://schemas.microsoft.com/office/word/2016/wordml/cid" xmlns:w16="http://schemas.microsoft.com/office/word/2018/wordml" xmlns:w16du="http://schemas.microsoft.com/office/word/2023/wordml/word16du" xmlns:w16sdtdh="http://schemas.microsoft.com/office/word/2020/wordml/sdtdatahash" xmlns:w16sdtfl="http://schemas.microsoft.com/office/word/2024/wordml/sdtformatlock" xmlns:w16se="http://schemas.microsoft.com/office/word/2015/wordml/symex" xmlns:wpg="http://schemas.microsoft.com/office/word/2010/wordprocessingGroup" xmlns:wpi="http://schemas.microsoft.com/office/word/2010/wordprocessingInk" xmlns:wne="http://schemas.microsoft.com/office/word/2006/wordml" xmlns:wps="http://schemas.microsoft.com/office/word/2010/wordprocessingShape" mc:Ignorable="w14 w15 w16se w16cid w16 w16cex w16sdtdh w16sdtfl w16du wp14">
+  <w:endnote w:type="separator" w:id="-1">
+    <w:p>
+      <w:pPr>
+        <w:spacing w:after="0" w:line="240" w:lineRule="auto"/>
+      </w:pPr>
+      <w:r>
+        <w:separator/>
+      </w:r>
+    </w:p>
+  </w:endnote>
+  <w:endnote w:type="continuationSeparator" w:id="0">
+    <w:p>
+      <w:pPr>
+        <w:spacing w:after="0" w:line="240" w:lineRule="auto"/>
+      </w:pPr>
+      <w:r>
+        <w:continuationSeparator/>
+      </w:r>
+    </w:p>
+  </w:endnote>
+</w:endnotes>
+</file>
+
 <file path=word/footer1.xml><?xml version="1.0" encoding="utf-8"?>
-<w:ftr xmlns:mc="http://schemas.openxmlformats.org/markup-compatibility/2006" xmlns:o="urn:schemas-microsoft-com:office:office" xmlns:r="http://schemas.openxmlformats.org/officeDocument/2006/relationships" xmlns:m="http://schemas.openxmlformats.org/officeDocument/2006/math" xmlns:v="urn:schemas-microsoft-com:vml" xmlns:wp="http://schemas.openxmlformats.org/drawingml/2006/wordprocessingDrawing" xmlns:w10="urn:schemas-microsoft-com:office:word" xmlns:w="http://schemas.openxmlformats.org/wordprocessingml/2006/main" xmlns:wne="http://schemas.microsoft.com/office/word/2006/wordml" xmlns:sl="http://schemas.openxmlformats.org/schemaLibrary/2006/main" xmlns:a="http://schemas.openxmlformats.org/drawingml/2006/main" xmlns:pic="http://schemas.openxmlformats.org/drawingml/2006/picture" xmlns:c="http://schemas.openxmlformats.org/drawingml/2006/chart" xmlns:lc="http://schemas.openxmlformats.org/drawingml/2006/lockedCanvas" xmlns:dgm="http://schemas.openxmlformats.org/drawingml/2006/diagram" xmlns:wps="http://schemas.microsoft.com/office/word/2010/wordprocessingShape" xmlns:wpg="http://schemas.microsoft.com/office/word/2010/wordprocessingGroup" xmlns:w14="http://schemas.microsoft.com/office/word/2010/wordml" xmlns:w15="http://schemas.microsoft.com/office/word/2012/wordml" xmlns:w16="http://schemas.microsoft.com/office/word/2018/wordml" xmlns:w16cex="http://schemas.microsoft.com/office/word/2018/wordml/cex" xmlns:w16cid="http://schemas.microsoft.com/office/word/2016/wordml/cid" xmlns="http://schemas.microsoft.com/office/tasks/2019/documenttasks" xmlns:cr="http://schemas.microsoft.com/office/comments/2020/reactions">
+<w:ftr xmlns:wpc="http://schemas.microsoft.com/office/word/2010/wordprocessingCanvas" xmlns:cx="http://schemas.microsoft.com/office/drawing/2014/chartex" xmlns:cx1="http://schemas.microsoft.com/office/drawing/2015/9/8/chartex" xmlns:cx2="http://schemas.microsoft.com/office/drawing/2015/10/21/chartex" xmlns:cx3="http://schemas.microsoft.com/office/drawing/2016/5/9/chartex" xmlns:cx4="http://schemas.microsoft.com/office/drawing/2016/5/10/chartex" xmlns:cx5="http://schemas.microsoft.com/office/drawing/2016/5/11/chartex" xmlns:cx6="http://schemas.microsoft.com/office/drawing/2016/5/12/chartex" xmlns:cx7="http://schemas.microsoft.com/office/drawing/2016/5/13/chartex" xmlns:cx8="http://schemas.microsoft.com/office/drawing/2016/5/14/chartex" xmlns:mc="http://schemas.openxmlformats.org/markup-compatibility/2006" xmlns:aink="http://schemas.microsoft.com/office/drawing/2016/ink" xmlns:am3d="http://schemas.microsoft.com/office/drawing/2017/model3d" xmlns:o="urn:schemas-microsoft-com:office:office" xmlns:oel="http://schemas.microsoft.com/office/2019/extlst" xmlns:r="http://schemas.openxmlformats.org/officeDocument/2006/relationships" xmlns:m="http://schemas.openxmlformats.org/officeDocument/2006/math" xmlns:v="urn:schemas-microsoft-com:vml" xmlns:wp14="http://schemas.microsoft.com/office/word/2010/wordprocessingDrawing" xmlns:wp="http://schemas.openxmlformats.org/drawingml/2006/wordprocessingDrawing" xmlns:w10="urn:schemas-microsoft-com:office:word" xmlns:w="http://schemas.openxmlformats.org/wordprocessingml/2006/main" xmlns:w14="http://schemas.microsoft.com/office/word/2010/wordml" xmlns:w15="http://schemas.microsoft.com/office/word/2012/wordml" xmlns:w16cei="http://schemas.microsoft.com/office/word/2026/wordml/cei" xmlns:w16cex="http://schemas.microsoft.com/office/word/2018/wordml/cex" xmlns:w16cid="http://schemas.microsoft.com/office/word/2016/wordml/cid" xmlns:w16="http://schemas.microsoft.com/office/word/2018/wordml" xmlns:w16du="http://schemas.microsoft.com/office/word/2023/wordml/word16du" xmlns:w16sdtdh="http://schemas.microsoft.com/office/word/2020/wordml/sdtdatahash" xmlns:w16sdtfl="http://schemas.microsoft.com/office/word/2024/wordml/sdtformatlock" xmlns:w16se="http://schemas.microsoft.com/office/word/2015/wordml/symex" xmlns:wpg="http://schemas.microsoft.com/office/word/2010/wordprocessingGroup" xmlns:wpi="http://schemas.microsoft.com/office/word/2010/wordprocessingInk" xmlns:wne="http://schemas.microsoft.com/office/word/2006/wordml" xmlns:wps="http://schemas.microsoft.com/office/word/2010/wordprocessingShape" mc:Ignorable="w14 w15 w16se w16cid w16 w16cex w16sdtdh w16sdtfl w16du wp14">
   <w:p>
     <w:pPr>
-      <w:keepNext w:val="0"/>
-      <w:keepLines w:val="0"/>
-      <w:pageBreakBefore w:val="0"/>
-      <w:widowControl w:val="1"/>
       <w:pBdr>
-        <w:top w:space="0" w:sz="0" w:val="nil"/>
-        <w:left w:space="0" w:sz="0" w:val="nil"/>
-        <w:bottom w:space="0" w:sz="0" w:val="nil"/>
-        <w:right w:space="0" w:sz="0" w:val="nil"/>
-        <w:between w:space="0" w:sz="0" w:val="nil"/>
+        <w:top w:val="nil"/>
+        <w:left w:val="nil"/>
+        <w:bottom w:val="nil"/>
+        <w:right w:val="nil"/>
+        <w:between w:val="nil"/>
       </w:pBdr>
-      <w:shd w:fill="auto" w:val="clear"/>
       <w:tabs>
-        <w:tab w:val="center" w:leader="none" w:pos="4680"/>
-        <w:tab w:val="right" w:leader="none" w:pos="9360"/>
+        <w:tab w:val="center" w:pos="4680"/>
+        <w:tab w:val="right" w:pos="9360"/>
       </w:tabs>
-      <w:spacing w:after="0" w:before="0" w:line="240" w:lineRule="auto"/>
-      <w:ind w:left="0" w:right="0" w:firstLine="0"/>
-      <w:jc w:val="left"/>
+      <w:spacing w:after="0" w:line="240" w:lineRule="auto"/>
       <w:rPr>
-        <w:rFonts w:ascii="Calibri" w:cs="Calibri" w:eastAsia="Calibri" w:hAnsi="Calibri"/>
-        <w:b w:val="0"/>
-        <w:i w:val="0"/>
-        <w:smallCaps w:val="0"/>
-        <w:strike w:val="0"/>
         <w:color w:val="000000"/>
-        <w:sz w:val="22"/>
-        <w:szCs w:val="22"/>
-        <w:u w:val="none"/>
-        <w:shd w:fill="auto" w:val="clear"/>
-        <w:vertAlign w:val="baseline"/>
       </w:rPr>
     </w:pPr>
     <w:r>
       <w:rPr>
-        <w:rtl w:val="0"/>
+        <w:noProof/>
       </w:rPr>
-    </w:r>
-    <w:r>
       <mc:AlternateContent>
         <mc:Choice Requires="wpg">
           <w:drawing>
-            <wp:anchor allowOverlap="1" behindDoc="0" distB="0" distT="0" distL="114300" distR="114300" hidden="0" layoutInCell="1" locked="0" relativeHeight="0" simplePos="0">
+            <wp:anchor distT="0" distB="0" distL="114300" distR="114300" simplePos="0" relativeHeight="251658240" behindDoc="0" locked="0" layoutInCell="1" hidden="0" allowOverlap="1" wp14:anchorId="3942A08D" wp14:editId="4C160C27">
               <wp:simplePos x="0" y="0"/>
               <wp:positionH relativeFrom="column">
                 <wp:posOffset>-1079499</wp:posOffset>
@@ -3989,22 +4303,24 @@
                 <wp:posOffset>0</wp:posOffset>
               </wp:positionV>
               <wp:extent cx="7541260" cy="190500"/>
-              <wp:effectExtent b="0" l="0" r="0" t="0"/>
+              <wp:effectExtent l="0" t="0" r="0" b="0"/>
               <wp:wrapNone/>
-              <wp:docPr id="643" name=""/>
-              <a:graphic>
+              <wp:docPr id="643" name="Grupo 643"/>
+              <wp:cNvGraphicFramePr/>
+              <a:graphic xmlns:a="http://schemas.openxmlformats.org/drawingml/2006/main">
                 <a:graphicData uri="http://schemas.microsoft.com/office/word/2010/wordprocessingGroup">
                   <wpg:wgp>
                     <wpg:cNvGrpSpPr/>
                     <wpg:grpSpPr>
                       <a:xfrm>
-                        <a:off x="1575350" y="3679975"/>
+                        <a:off x="0" y="0"/>
                         <a:ext cx="7541260" cy="190500"/>
                         <a:chOff x="1575350" y="3679975"/>
                         <a:chExt cx="7541300" cy="908975"/>
                       </a:xfrm>
                     </wpg:grpSpPr>
                     <wpg:grpSp>
+                      <wpg:cNvPr id="960179296" name="Grupo 960179296"/>
                       <wpg:cNvGrpSpPr/>
                       <wpg:grpSpPr>
                         <a:xfrm>
@@ -4015,8 +4331,8 @@
                         </a:xfrm>
                       </wpg:grpSpPr>
                       <wps:wsp>
+                        <wps:cNvPr id="900737836" name="Rectángulo 900737836"/>
                         <wps:cNvSpPr/>
-                        <wps:cNvPr id="3" name="Shape 3"/>
                         <wps:spPr>
                           <a:xfrm>
                             <a:off x="0" y="14970"/>
@@ -4034,21 +4350,19 @@
                           <w:txbxContent>
                             <w:p>
                               <w:pPr>
-                                <w:spacing w:after="0" w:before="0" w:line="240"/>
-                                <w:ind w:left="0" w:right="0" w:firstLine="0"/>
-                                <w:jc w:val="left"/>
+                                <w:spacing w:after="0" w:line="240" w:lineRule="auto"/>
                                 <w:textDirection w:val="btLr"/>
                               </w:pPr>
                             </w:p>
                           </w:txbxContent>
                         </wps:txbx>
-                        <wps:bodyPr anchorCtr="0" anchor="ctr" bIns="91425" lIns="91425" spcFirstLastPara="1" rIns="91425" wrap="square" tIns="91425">
+                        <wps:bodyPr spcFirstLastPara="1" wrap="square" lIns="91425" tIns="91425" rIns="91425" bIns="91425" anchor="ctr" anchorCtr="0">
                           <a:noAutofit/>
                         </wps:bodyPr>
                       </wps:wsp>
                       <wps:wsp>
+                        <wps:cNvPr id="1847325922" name="Rectángulo 1847325922"/>
                         <wps:cNvSpPr/>
-                        <wps:cNvPr id="4" name="Shape 4"/>
                         <wps:spPr>
                           <a:xfrm>
                             <a:off x="10803" y="14982"/>
@@ -4066,45 +4380,31 @@
                           <w:txbxContent>
                             <w:p>
                               <w:pPr>
-                                <w:spacing w:after="200" w:before="0" w:line="275.9999942779541"/>
-                                <w:ind w:left="0" w:right="0" w:firstLine="0"/>
+                                <w:spacing w:line="275" w:lineRule="auto"/>
                                 <w:jc w:val="center"/>
                                 <w:textDirection w:val="btLr"/>
                               </w:pPr>
                               <w:r>
                                 <w:rPr>
-                                  <w:rFonts w:ascii="Calibri" w:cs="Calibri" w:eastAsia="Calibri" w:hAnsi="Calibri"/>
-                                  <w:b w:val="0"/>
-                                  <w:i w:val="0"/>
-                                  <w:smallCaps w:val="0"/>
-                                  <w:strike w:val="0"/>
                                   <w:color w:val="000000"/>
-                                  <w:sz w:val="22"/>
-                                  <w:vertAlign w:val="baseline"/>
                                 </w:rPr>
                                 <w:t xml:space="preserve"> PAGE    \* MERGEFORMAT </w:t>
                               </w:r>
                               <w:r>
                                 <w:rPr>
-                                  <w:rFonts w:ascii="Calibri" w:cs="Calibri" w:eastAsia="Calibri" w:hAnsi="Calibri"/>
-                                  <w:b w:val="0"/>
-                                  <w:i w:val="0"/>
-                                  <w:smallCaps w:val="0"/>
-                                  <w:strike w:val="0"/>
-                                  <w:color w:val="8c8c8c"/>
-                                  <w:sz w:val="22"/>
-                                  <w:vertAlign w:val="baseline"/>
+                                  <w:color w:val="8C8C8C"/>
                                 </w:rPr>
-                                <w:t xml:space="preserve">1</w:t>
+                                <w:t>1</w:t>
                               </w:r>
                             </w:p>
                           </w:txbxContent>
                         </wps:txbx>
-                        <wps:bodyPr anchorCtr="0" anchor="t" bIns="0" lIns="0" spcFirstLastPara="1" rIns="0" wrap="square" tIns="0">
+                        <wps:bodyPr spcFirstLastPara="1" wrap="square" lIns="0" tIns="0" rIns="0" bIns="0" anchor="t" anchorCtr="0">
                           <a:noAutofit/>
                         </wps:bodyPr>
                       </wps:wsp>
                       <wpg:grpSp>
+                        <wpg:cNvPr id="716777802" name="Grupo 716777802"/>
                         <wpg:cNvGrpSpPr/>
                         <wpg:grpSpPr>
                           <a:xfrm flipH="1">
@@ -4115,33 +4415,33 @@
                           </a:xfrm>
                         </wpg:grpSpPr>
                         <wps:wsp>
+                          <wps:cNvPr id="267602152" name="Conector: angular 267602152"/>
                           <wps:cNvCnPr/>
                           <wps:spPr>
-                            <a:xfrm flipH="1" rot="10800000">
+                            <a:xfrm rot="10800000" flipH="1">
                               <a:off x="-8" y="14978"/>
                               <a:ext cx="1260" cy="230"/>
                             </a:xfrm>
                             <a:prstGeom prst="bentConnector3">
                               <a:avLst>
-                                <a:gd fmla="val 923254" name="adj1"/>
+                                <a:gd name="adj1" fmla="val 923254"/>
                               </a:avLst>
                             </a:prstGeom>
                             <a:noFill/>
-                            <a:ln cap="flat" cmpd="sng" w="9525">
+                            <a:ln w="9525" cap="flat" cmpd="sng">
                               <a:solidFill>
                                 <a:srgbClr val="A5A5A5"/>
                               </a:solidFill>
                               <a:prstDash val="solid"/>
                               <a:miter lim="800000"/>
-                              <a:headEnd len="med" w="med" type="none"/>
-                              <a:tailEnd len="med" w="med" type="none"/>
+                              <a:headEnd type="none" w="med" len="med"/>
+                              <a:tailEnd type="none" w="med" len="med"/>
                             </a:ln>
                           </wps:spPr>
-                          <wps:bodyPr anchorCtr="0" anchor="ctr" bIns="91425" lIns="91425" spcFirstLastPara="1" rIns="91425" wrap="square" tIns="91425">
-                            <a:noAutofit/>
-                          </wps:bodyPr>
+                          <wps:bodyPr/>
                         </wps:wsp>
                         <wps:wsp>
+                          <wps:cNvPr id="2050992593" name="Conector: angular 2050992593"/>
                           <wps:cNvCnPr/>
                           <wps:spPr>
                             <a:xfrm rot="10800000">
@@ -4150,23 +4450,21 @@
                             </a:xfrm>
                             <a:prstGeom prst="bentConnector3">
                               <a:avLst>
-                                <a:gd fmla="val 14609" name="adj1"/>
+                                <a:gd name="adj1" fmla="val 14609"/>
                               </a:avLst>
                             </a:prstGeom>
                             <a:noFill/>
-                            <a:ln cap="flat" cmpd="sng" w="9525">
+                            <a:ln w="9525" cap="flat" cmpd="sng">
                               <a:solidFill>
                                 <a:srgbClr val="A5A5A5"/>
                               </a:solidFill>
                               <a:prstDash val="solid"/>
                               <a:miter lim="800000"/>
-                              <a:headEnd len="med" w="med" type="none"/>
-                              <a:tailEnd len="med" w="med" type="none"/>
+                              <a:headEnd type="none" w="med" len="med"/>
+                              <a:tailEnd type="none" w="med" len="med"/>
                             </a:ln>
                           </wps:spPr>
-                          <wps:bodyPr anchorCtr="0" anchor="ctr" bIns="91425" lIns="91425" spcFirstLastPara="1" rIns="91425" wrap="square" tIns="91425">
-                            <a:noAutofit/>
-                          </wps:bodyPr>
+                          <wps:bodyPr/>
                         </wps:wsp>
                       </wpg:grpSp>
                     </wpg:grpSp>
@@ -4177,46 +4475,64 @@
           </w:drawing>
         </mc:Choice>
         <mc:Fallback>
-          <w:drawing>
-            <wp:anchor allowOverlap="1" behindDoc="0" distB="0" distT="0" distL="114300" distR="114300" hidden="0" layoutInCell="1" locked="0" relativeHeight="0" simplePos="0">
-              <wp:simplePos x="0" y="0"/>
-              <wp:positionH relativeFrom="column">
-                <wp:posOffset>-1079499</wp:posOffset>
-              </wp:positionH>
-              <wp:positionV relativeFrom="paragraph">
-                <wp:posOffset>0</wp:posOffset>
-              </wp:positionV>
-              <wp:extent cx="7541260" cy="190500"/>
-              <wp:effectExtent b="0" l="0" r="0" t="0"/>
-              <wp:wrapNone/>
-              <wp:docPr id="643" name="image1.png"/>
-              <a:graphic>
-                <a:graphicData uri="http://schemas.openxmlformats.org/drawingml/2006/picture">
-                  <pic:pic>
-                    <pic:nvPicPr>
-                      <pic:cNvPr id="0" name="image1.png"/>
-                      <pic:cNvPicPr preferRelativeResize="0"/>
-                    </pic:nvPicPr>
-                    <pic:blipFill>
-                      <a:blip r:embed="rId1"/>
-                      <a:srcRect/>
-                      <a:stretch>
-                        <a:fillRect/>
-                      </a:stretch>
-                    </pic:blipFill>
-                    <pic:spPr>
-                      <a:xfrm>
-                        <a:off x="0" y="0"/>
-                        <a:ext cx="7541260" cy="190500"/>
-                      </a:xfrm>
-                      <a:prstGeom prst="rect"/>
-                      <a:ln/>
-                    </pic:spPr>
-                  </pic:pic>
-                </a:graphicData>
-              </a:graphic>
-            </wp:anchor>
-          </w:drawing>
+          <w:pict>
+            <v:group w14:anchorId="3942A08D" id="Grupo 643" o:spid="_x0000_s1082" style="position:absolute;margin-left:-85pt;margin-top:0;width:593.8pt;height:15pt;z-index:251658240" coordorigin="15753,36799" coordsize="75413,9089" o:gfxdata="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">
+              <v:group id="Grupo 960179296" o:spid="_x0000_s1083" style="position:absolute;left:15753;top:36847;width:75413;height:1905" coordorigin=",14970" coordsize="12255,300" o:gfxdata="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">
+                <v:rect id="Rectángulo 900737836" o:spid="_x0000_s1084" style="position:absolute;top:14970;width:12250;height:300;visibility:visible;mso-wrap-style:square;v-text-anchor:middle" o:gfxdata="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" filled="f" stroked="f">
+                  <v:textbox inset="2.53958mm,2.53958mm,2.53958mm,2.53958mm">
+                    <w:txbxContent>
+                      <w:p>
+                        <w:pPr>
+                          <w:spacing w:after="0" w:line="240" w:lineRule="auto"/>
+                          <w:textDirection w:val="btLr"/>
+                        </w:pPr>
+                      </w:p>
+                    </w:txbxContent>
+                  </v:textbox>
+                </v:rect>
+                <v:rect id="Rectángulo 1847325922" o:spid="_x0000_s1085" style="position:absolute;left:10803;top:14982;width:659;height:288;visibility:visible;mso-wrap-style:square;v-text-anchor:top" o:gfxdata="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" filled="f" stroked="f">
+                  <v:textbox inset="0,0,0,0">
+                    <w:txbxContent>
+                      <w:p>
+                        <w:pPr>
+                          <w:spacing w:line="275" w:lineRule="auto"/>
+                          <w:jc w:val="center"/>
+                          <w:textDirection w:val="btLr"/>
+                        </w:pPr>
+                        <w:r>
+                          <w:rPr>
+                            <w:color w:val="000000"/>
+                          </w:rPr>
+                          <w:t xml:space="preserve"> PAGE    \* MERGEFORMAT </w:t>
+                        </w:r>
+                        <w:r>
+                          <w:rPr>
+                            <w:color w:val="8C8C8C"/>
+                          </w:rPr>
+                          <w:t>1</w:t>
+                        </w:r>
+                      </w:p>
+                    </w:txbxContent>
+                  </v:textbox>
+                </v:rect>
+                <v:group id="Grupo 716777802" o:spid="_x0000_s1086" style="position:absolute;top:14970;width:12255;height:230;flip:x" coordorigin="-8,14978" coordsize="12255,230" o:gfxdata="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">
+                  <v:shapetype id="_x0000_t34" coordsize="21600,21600" o:spt="34" o:oned="t" adj="10800" path="m,l@0,0@0,21600,21600,21600e" filled="f">
+                    <v:stroke joinstyle="miter"/>
+                    <v:formulas>
+                      <v:f eqn="val #0"/>
+                    </v:formulas>
+                    <v:path arrowok="t" fillok="f" o:connecttype="none"/>
+                    <v:handles>
+                      <v:h position="#0,center"/>
+                    </v:handles>
+                    <o:lock v:ext="edit" shapetype="t"/>
+                  </v:shapetype>
+                  <v:shape id="Conector: angular 267602152" o:spid="_x0000_s1087" type="#_x0000_t34" style="position:absolute;left:-8;top:14978;width:1260;height:230;rotation:180;flip:x;visibility:visible;mso-wrap-style:square" o:connectortype="elbow" o:gfxdata="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" adj="199423" strokecolor="#a5a5a5"/>
+                  <v:shape id="Conector: angular 2050992593" o:spid="_x0000_s1088" type="#_x0000_t34" style="position:absolute;left:1252;top:14978;width:10995;height:230;rotation:180;visibility:visible;mso-wrap-style:square" o:connectortype="elbow" o:gfxdata="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" adj="3156" strokecolor="#a5a5a5"/>
+                </v:group>
+              </v:group>
+            </v:group>
+          </w:pict>
         </mc:Fallback>
       </mc:AlternateContent>
     </w:r>
@@ -4224,19 +4540,40 @@
 </w:ftr>
 </file>
 
-<file path=word/numbering.xml><?xml version="1.0" encoding="utf-8"?>
-<w:numbering xmlns:mc="http://schemas.openxmlformats.org/markup-compatibility/2006" xmlns:o="urn:schemas-microsoft-com:office:office" xmlns:r="http://schemas.openxmlformats.org/officeDocument/2006/relationships" xmlns:m="http://schemas.openxmlformats.org/officeDocument/2006/math" xmlns:v="urn:schemas-microsoft-com:vml" xmlns:wp="http://schemas.openxmlformats.org/drawingml/2006/wordprocessingDrawing" xmlns:w10="urn:schemas-microsoft-com:office:word" xmlns:w="http://schemas.openxmlformats.org/wordprocessingml/2006/main" xmlns:wne="http://schemas.microsoft.com/office/word/2006/wordml" xmlns:sl="http://schemas.openxmlformats.org/schemaLibrary/2006/main" xmlns:a="http://schemas.openxmlformats.org/drawingml/2006/main" xmlns:pic="http://schemas.openxmlformats.org/drawingml/2006/picture" xmlns:c="http://schemas.openxmlformats.org/drawingml/2006/chart" xmlns:lc="http://schemas.openxmlformats.org/drawingml/2006/lockedCanvas" xmlns:dgm="http://schemas.openxmlformats.org/drawingml/2006/diagram" xmlns:wps="http://schemas.microsoft.com/office/word/2010/wordprocessingShape" xmlns:wpg="http://schemas.microsoft.com/office/word/2010/wordprocessingGroup" xmlns:w14="http://schemas.microsoft.com/office/word/2010/wordml" xmlns:w15="http://schemas.microsoft.com/office/word/2012/wordml" xmlns:w16="http://schemas.microsoft.com/office/word/2018/wordml" xmlns:w16cex="http://schemas.microsoft.com/office/word/2018/wordml/cex" xmlns:w16cid="http://schemas.microsoft.com/office/word/2016/wordml/cid" xmlns="http://schemas.microsoft.com/office/tasks/2019/documenttasks" xmlns:cr="http://schemas.microsoft.com/office/comments/2020/reactions"/>
+<file path=word/footnotes.xml><?xml version="1.0" encoding="utf-8"?>
+<w:footnotes xmlns:wpc="http://schemas.microsoft.com/office/word/2010/wordprocessingCanvas" xmlns:cx="http://schemas.microsoft.com/office/drawing/2014/chartex" xmlns:cx1="http://schemas.microsoft.com/office/drawing/2015/9/8/chartex" xmlns:cx2="http://schemas.microsoft.com/office/drawing/2015/10/21/chartex" xmlns:cx3="http://schemas.microsoft.com/office/drawing/2016/5/9/chartex" xmlns:cx4="http://schemas.microsoft.com/office/drawing/2016/5/10/chartex" xmlns:cx5="http://schemas.microsoft.com/office/drawing/2016/5/11/chartex" xmlns:cx6="http://schemas.microsoft.com/office/drawing/2016/5/12/chartex" xmlns:cx7="http://schemas.microsoft.com/office/drawing/2016/5/13/chartex" xmlns:cx8="http://schemas.microsoft.com/office/drawing/2016/5/14/chartex" xmlns:mc="http://schemas.openxmlformats.org/markup-compatibility/2006" xmlns:aink="http://schemas.microsoft.com/office/drawing/2016/ink" xmlns:am3d="http://schemas.microsoft.com/office/drawing/2017/model3d" xmlns:o="urn:schemas-microsoft-com:office:office" xmlns:oel="http://schemas.microsoft.com/office/2019/extlst" xmlns:r="http://schemas.openxmlformats.org/officeDocument/2006/relationships" xmlns:m="http://schemas.openxmlformats.org/officeDocument/2006/math" xmlns:v="urn:schemas-microsoft-com:vml" xmlns:wp14="http://schemas.microsoft.com/office/word/2010/wordprocessingDrawing" xmlns:wp="http://schemas.openxmlformats.org/drawingml/2006/wordprocessingDrawing" xmlns:w10="urn:schemas-microsoft-com:office:word" xmlns:w="http://schemas.openxmlformats.org/wordprocessingml/2006/main" xmlns:w14="http://schemas.microsoft.com/office/word/2010/wordml" xmlns:w15="http://schemas.microsoft.com/office/word/2012/wordml" xmlns:w16cei="http://schemas.microsoft.com/office/word/2026/wordml/cei" xmlns:w16cex="http://schemas.microsoft.com/office/word/2018/wordml/cex" xmlns:w16cid="http://schemas.microsoft.com/office/word/2016/wordml/cid" xmlns:w16="http://schemas.microsoft.com/office/word/2018/wordml" xmlns:w16du="http://schemas.microsoft.com/office/word/2023/wordml/word16du" xmlns:w16sdtdh="http://schemas.microsoft.com/office/word/2020/wordml/sdtdatahash" xmlns:w16sdtfl="http://schemas.microsoft.com/office/word/2024/wordml/sdtformatlock" xmlns:w16se="http://schemas.microsoft.com/office/word/2015/wordml/symex" xmlns:wpg="http://schemas.microsoft.com/office/word/2010/wordprocessingGroup" xmlns:wpi="http://schemas.microsoft.com/office/word/2010/wordprocessingInk" xmlns:wne="http://schemas.microsoft.com/office/word/2006/wordml" xmlns:wps="http://schemas.microsoft.com/office/word/2010/wordprocessingShape" mc:Ignorable="w14 w15 w16se w16cid w16 w16cex w16sdtdh w16sdtfl w16du wp14">
+  <w:footnote w:type="separator" w:id="-1">
+    <w:p>
+      <w:pPr>
+        <w:spacing w:after="0" w:line="240" w:lineRule="auto"/>
+      </w:pPr>
+      <w:r>
+        <w:separator/>
+      </w:r>
+    </w:p>
+  </w:footnote>
+  <w:footnote w:type="continuationSeparator" w:id="0">
+    <w:p>
+      <w:pPr>
+        <w:spacing w:after="0" w:line="240" w:lineRule="auto"/>
+      </w:pPr>
+      <w:r>
+        <w:continuationSeparator/>
+      </w:r>
+    </w:p>
+  </w:footnote>
+</w:footnotes>
 </file>
 
 <file path=word/styles.xml><?xml version="1.0" encoding="utf-8"?>
-<w:styles xmlns:mc="http://schemas.openxmlformats.org/markup-compatibility/2006" xmlns:o="urn:schemas-microsoft-com:office:office" xmlns:r="http://schemas.openxmlformats.org/officeDocument/2006/relationships" xmlns:m="http://schemas.openxmlformats.org/officeDocument/2006/math" xmlns:v="urn:schemas-microsoft-com:vml" xmlns:wp="http://schemas.openxmlformats.org/drawingml/2006/wordprocessingDrawing" xmlns:w10="urn:schemas-microsoft-com:office:word" xmlns:w="http://schemas.openxmlformats.org/wordprocessingml/2006/main" xmlns:wne="http://schemas.microsoft.com/office/word/2006/wordml" xmlns:sl="http://schemas.openxmlformats.org/schemaLibrary/2006/main" xmlns:a="http://schemas.openxmlformats.org/drawingml/2006/main" xmlns:pic="http://schemas.openxmlformats.org/drawingml/2006/picture" xmlns:c="http://schemas.openxmlformats.org/drawingml/2006/chart" xmlns:lc="http://schemas.openxmlformats.org/drawingml/2006/lockedCanvas" xmlns:dgm="http://schemas.openxmlformats.org/drawingml/2006/diagram" xmlns:wps="http://schemas.microsoft.com/office/word/2010/wordprocessingShape" xmlns:wpg="http://schemas.microsoft.com/office/word/2010/wordprocessingGroup" xmlns:w14="http://schemas.microsoft.com/office/word/2010/wordml" xmlns:w15="http://schemas.microsoft.com/office/word/2012/wordml" xmlns:w16="http://schemas.microsoft.com/office/word/2018/wordml" xmlns:w16cex="http://schemas.microsoft.com/office/word/2018/wordml/cex" xmlns:w16cid="http://schemas.microsoft.com/office/word/2016/wordml/cid" xmlns="http://schemas.microsoft.com/office/tasks/2019/documenttasks" xmlns:cr="http://schemas.microsoft.com/office/comments/2020/reactions">
+<w:styles xmlns:mc="http://schemas.openxmlformats.org/markup-compatibility/2006" xmlns:r="http://schemas.openxmlformats.org/officeDocument/2006/relationships" xmlns:w="http://schemas.openxmlformats.org/wordprocessingml/2006/main" xmlns:w14="http://schemas.microsoft.com/office/word/2010/wordml" xmlns:w15="http://schemas.microsoft.com/office/word/2012/wordml" xmlns:w16cex="http://schemas.microsoft.com/office/word/2018/wordml/cex" xmlns:w16cid="http://schemas.microsoft.com/office/word/2016/wordml/cid" xmlns:w16="http://schemas.microsoft.com/office/word/2018/wordml" xmlns:w16du="http://schemas.microsoft.com/office/word/2023/wordml/word16du" xmlns:w16sdtdh="http://schemas.microsoft.com/office/word/2020/wordml/sdtdatahash" xmlns:w16sdtfl="http://schemas.microsoft.com/office/word/2024/wordml/sdtformatlock" xmlns:w16se="http://schemas.microsoft.com/office/word/2015/wordml/symex" mc:Ignorable="w14 w15 w16se w16cid w16 w16cex w16sdtdh w16sdtfl w16du">
   <w:docDefaults>
     <w:rPrDefault>
       <w:rPr>
-        <w:rFonts w:ascii="Calibri" w:cs="Calibri" w:eastAsia="Calibri" w:hAnsi="Calibri"/>
+        <w:rFonts w:ascii="Calibri" w:eastAsia="Calibri" w:hAnsi="Calibri" w:cs="Calibri"/>
         <w:sz w:val="22"/>
         <w:szCs w:val="22"/>
-        <w:lang w:val="es-AR"/>
+        <w:lang w:val="es-AR" w:eastAsia="es-AR" w:bidi="ar-SA"/>
       </w:rPr>
     </w:rPrDefault>
     <w:pPrDefault>
@@ -4245,162 +4582,558 @@
       </w:pPr>
     </w:pPrDefault>
   </w:docDefaults>
-  <w:style w:type="table" w:styleId="TableNormal" w:default="1">
-    <w:name w:val="TableNormal"/>
-    <w:tblPr>
-      <w:tblCellMar>
-        <w:top w:w="100.0" w:type="dxa"/>
-        <w:left w:w="100.0" w:type="dxa"/>
-        <w:bottom w:w="100.0" w:type="dxa"/>
-        <w:right w:w="100.0" w:type="dxa"/>
-      </w:tblCellMar>
-    </w:tblPr>
+  <w:latentStyles w:defLockedState="0" w:defUIPriority="99" w:defSemiHidden="0" w:defUnhideWhenUsed="0" w:defQFormat="0" w:count="376">
+    <w:lsdException w:name="Normal" w:uiPriority="0" w:qFormat="1"/>
+    <w:lsdException w:name="heading 1" w:uiPriority="9" w:qFormat="1"/>
+    <w:lsdException w:name="heading 2" w:semiHidden="1" w:uiPriority="9" w:unhideWhenUsed="1" w:qFormat="1"/>
+    <w:lsdException w:name="heading 3" w:semiHidden="1" w:uiPriority="9" w:unhideWhenUsed="1" w:qFormat="1"/>
+    <w:lsdException w:name="heading 4" w:semiHidden="1" w:uiPriority="9" w:unhideWhenUsed="1" w:qFormat="1"/>
+    <w:lsdException w:name="heading 5" w:semiHidden="1" w:uiPriority="9" w:unhideWhenUsed="1" w:qFormat="1"/>
+    <w:lsdException w:name="heading 6" w:semiHidden="1" w:uiPriority="9" w:unhideWhenUsed="1" w:qFormat="1"/>
+    <w:lsdException w:name="heading 7" w:semiHidden="1" w:uiPriority="9" w:unhideWhenUsed="1" w:qFormat="1"/>
+    <w:lsdException w:name="heading 8" w:semiHidden="1" w:uiPriority="9" w:unhideWhenUsed="1" w:qFormat="1"/>
+    <w:lsdException w:name="heading 9" w:semiHidden="1" w:uiPriority="9" w:unhideWhenUsed="1" w:qFormat="1"/>
+    <w:lsdException w:name="index 1" w:semiHidden="1" w:unhideWhenUsed="1"/>
+    <w:lsdException w:name="index 2" w:semiHidden="1" w:unhideWhenUsed="1"/>
+    <w:lsdException w:name="index 3" w:semiHidden="1" w:unhideWhenUsed="1"/>
+    <w:lsdException w:name="index 4" w:semiHidden="1" w:unhideWhenUsed="1"/>
+    <w:lsdException w:name="index 5" w:semiHidden="1" w:unhideWhenUsed="1"/>
+    <w:lsdException w:name="index 6" w:semiHidden="1" w:unhideWhenUsed="1"/>
+    <w:lsdException w:name="index 7" w:semiHidden="1" w:unhideWhenUsed="1"/>
+    <w:lsdException w:name="index 8" w:semiHidden="1" w:unhideWhenUsed="1"/>
+    <w:lsdException w:name="index 9" w:semiHidden="1" w:unhideWhenUsed="1"/>
+    <w:lsdException w:name="toc 1" w:semiHidden="1" w:uiPriority="39" w:unhideWhenUsed="1"/>
+    <w:lsdException w:name="toc 2" w:semiHidden="1" w:uiPriority="39" w:unhideWhenUsed="1"/>
+    <w:lsdException w:name="toc 3" w:semiHidden="1" w:uiPriority="39" w:unhideWhenUsed="1"/>
+    <w:lsdException w:name="toc 4" w:semiHidden="1" w:uiPriority="39" w:unhideWhenUsed="1"/>
+    <w:lsdException w:name="toc 5" w:semiHidden="1" w:uiPriority="39" w:unhideWhenUsed="1"/>
+    <w:lsdException w:name="toc 6" w:semiHidden="1" w:uiPriority="39" w:unhideWhenUsed="1"/>
+    <w:lsdException w:name="toc 7" w:semiHidden="1" w:uiPriority="39" w:unhideWhenUsed="1"/>
+    <w:lsdException w:name="toc 8" w:semiHidden="1" w:uiPriority="39" w:unhideWhenUsed="1"/>
+    <w:lsdException w:name="toc 9" w:semiHidden="1" w:uiPriority="39" w:unhideWhenUsed="1"/>
+    <w:lsdException w:name="Normal Indent" w:semiHidden="1" w:unhideWhenUsed="1"/>
+    <w:lsdException w:name="footnote text" w:semiHidden="1" w:unhideWhenUsed="1"/>
+    <w:lsdException w:name="annotation text" w:semiHidden="1" w:unhideWhenUsed="1"/>
+    <w:lsdException w:name="header" w:semiHidden="1" w:unhideWhenUsed="1"/>
+    <w:lsdException w:name="footer" w:semiHidden="1" w:unhideWhenUsed="1"/>
+    <w:lsdException w:name="index heading" w:semiHidden="1" w:unhideWhenUsed="1"/>
+    <w:lsdException w:name="caption" w:semiHidden="1" w:uiPriority="35" w:unhideWhenUsed="1" w:qFormat="1"/>
+    <w:lsdException w:name="table of figures" w:semiHidden="1" w:unhideWhenUsed="1"/>
+    <w:lsdException w:name="envelope address" w:semiHidden="1" w:unhideWhenUsed="1"/>
+    <w:lsdException w:name="envelope return" w:semiHidden="1" w:unhideWhenUsed="1"/>
+    <w:lsdException w:name="footnote reference" w:semiHidden="1" w:unhideWhenUsed="1"/>
+    <w:lsdException w:name="annotation reference" w:semiHidden="1" w:unhideWhenUsed="1"/>
+    <w:lsdException w:name="line number" w:semiHidden="1" w:unhideWhenUsed="1"/>
+    <w:lsdException w:name="page number" w:semiHidden="1" w:unhideWhenUsed="1"/>
+    <w:lsdException w:name="endnote reference" w:semiHidden="1" w:unhideWhenUsed="1"/>
+    <w:lsdException w:name="endnote text" w:semiHidden="1" w:unhideWhenUsed="1"/>
+    <w:lsdException w:name="table of authorities" w:semiHidden="1" w:unhideWhenUsed="1"/>
+    <w:lsdException w:name="macro" w:semiHidden="1" w:unhideWhenUsed="1"/>
+    <w:lsdException w:name="toa heading" w:semiHidden="1" w:unhideWhenUsed="1"/>
+    <w:lsdException w:name="List" w:semiHidden="1" w:unhideWhenUsed="1"/>
+    <w:lsdException w:name="List Bullet" w:semiHidden="1" w:unhideWhenUsed="1"/>
+    <w:lsdException w:name="List Number" w:semiHidden="1" w:unhideWhenUsed="1"/>
+    <w:lsdException w:name="List 2" w:semiHidden="1" w:unhideWhenUsed="1"/>
+    <w:lsdException w:name="List 3" w:semiHidden="1" w:unhideWhenUsed="1"/>
+    <w:lsdException w:name="List 4" w:semiHidden="1" w:unhideWhenUsed="1"/>
+    <w:lsdException w:name="List 5" w:semiHidden="1" w:unhideWhenUsed="1"/>
+    <w:lsdException w:name="List Bullet 2" w:semiHidden="1" w:unhideWhenUsed="1"/>
+    <w:lsdException w:name="List Bullet 3" w:semiHidden="1" w:unhideWhenUsed="1"/>
+    <w:lsdException w:name="List Bullet 4" w:semiHidden="1" w:unhideWhenUsed="1"/>
+    <w:lsdException w:name="List Bullet 5" w:semiHidden="1" w:unhideWhenUsed="1"/>
+    <w:lsdException w:name="List Number 2" w:semiHidden="1" w:unhideWhenUsed="1"/>
+    <w:lsdException w:name="List Number 3" w:semiHidden="1" w:unhideWhenUsed="1"/>
+    <w:lsdException w:name="List Number 4" w:semiHidden="1" w:unhideWhenUsed="1"/>
+    <w:lsdException w:name="List Number 5" w:semiHidden="1" w:unhideWhenUsed="1"/>
+    <w:lsdException w:name="Title" w:uiPriority="10" w:qFormat="1"/>
+    <w:lsdException w:name="Closing" w:semiHidden="1" w:unhideWhenUsed="1"/>
+    <w:lsdException w:name="Signature" w:semiHidden="1" w:unhideWhenUsed="1"/>
+    <w:lsdException w:name="Default Paragraph Font" w:semiHidden="1" w:uiPriority="1" w:unhideWhenUsed="1"/>
+    <w:lsdException w:name="Body Text" w:semiHidden="1" w:unhideWhenUsed="1"/>
+    <w:lsdException w:name="Body Text Indent" w:semiHidden="1" w:unhideWhenUsed="1"/>
+    <w:lsdException w:name="List Continue" w:semiHidden="1" w:unhideWhenUsed="1"/>
+    <w:lsdException w:name="List Continue 2" w:semiHidden="1" w:unhideWhenUsed="1"/>
+    <w:lsdException w:name="List Continue 3" w:semiHidden="1" w:unhideWhenUsed="1"/>
+    <w:lsdException w:name="List Continue 4" w:semiHidden="1" w:unhideWhenUsed="1"/>
+    <w:lsdException w:name="List Continue 5" w:semiHidden="1" w:unhideWhenUsed="1"/>
+    <w:lsdException w:name="Message Header" w:semiHidden="1" w:unhideWhenUsed="1"/>
+    <w:lsdException w:name="Subtitle" w:uiPriority="11" w:qFormat="1"/>
+    <w:lsdException w:name="Salutation" w:semiHidden="1" w:unhideWhenUsed="1"/>
+    <w:lsdException w:name="Date" w:semiHidden="1" w:unhideWhenUsed="1"/>
+    <w:lsdException w:name="Body Text First Indent" w:semiHidden="1" w:unhideWhenUsed="1"/>
+    <w:lsdException w:name="Body Text First Indent 2" w:semiHidden="1" w:unhideWhenUsed="1"/>
+    <w:lsdException w:name="Note Heading" w:semiHidden="1" w:unhideWhenUsed="1"/>
+    <w:lsdException w:name="Body Text 2" w:semiHidden="1" w:unhideWhenUsed="1"/>
+    <w:lsdException w:name="Body Text 3" w:semiHidden="1" w:unhideWhenUsed="1"/>
+    <w:lsdException w:name="Body Text Indent 2" w:semiHidden="1" w:unhideWhenUsed="1"/>
+    <w:lsdException w:name="Body Text Indent 3" w:semiHidden="1" w:unhideWhenUsed="1"/>
+    <w:lsdException w:name="Block Text" w:semiHidden="1" w:unhideWhenUsed="1"/>
+    <w:lsdException w:name="Hyperlink" w:semiHidden="1" w:unhideWhenUsed="1"/>
+    <w:lsdException w:name="FollowedHyperlink" w:semiHidden="1" w:unhideWhenUsed="1"/>
+    <w:lsdException w:name="Strong" w:uiPriority="22" w:qFormat="1"/>
+    <w:lsdException w:name="Emphasis" w:uiPriority="20" w:qFormat="1"/>
+    <w:lsdException w:name="Document Map" w:semiHidden="1" w:unhideWhenUsed="1"/>
+    <w:lsdException w:name="Plain Text" w:semiHidden="1" w:unhideWhenUsed="1"/>
+    <w:lsdException w:name="E-mail Signature" w:semiHidden="1" w:unhideWhenUsed="1"/>
+    <w:lsdException w:name="HTML Top of Form" w:semiHidden="1" w:unhideWhenUsed="1"/>
+    <w:lsdException w:name="HTML Bottom of Form" w:semiHidden="1" w:unhideWhenUsed="1"/>
+    <w:lsdException w:name="Normal (Web)" w:semiHidden="1" w:unhideWhenUsed="1"/>
+    <w:lsdException w:name="HTML Acronym" w:semiHidden="1" w:unhideWhenUsed="1"/>
+    <w:lsdException w:name="HTML Address" w:semiHidden="1" w:unhideWhenUsed="1"/>
+    <w:lsdException w:name="HTML Cite" w:semiHidden="1" w:unhideWhenUsed="1"/>
+    <w:lsdException w:name="HTML Code" w:semiHidden="1" w:unhideWhenUsed="1"/>
+    <w:lsdException w:name="HTML Definition" w:semiHidden="1" w:unhideWhenUsed="1"/>
+    <w:lsdException w:name="HTML Keyboard" w:semiHidden="1" w:unhideWhenUsed="1"/>
+    <w:lsdException w:name="HTML Preformatted" w:semiHidden="1" w:unhideWhenUsed="1"/>
+    <w:lsdException w:name="HTML Sample" w:semiHidden="1" w:unhideWhenUsed="1"/>
+    <w:lsdException w:name="HTML Typewriter" w:semiHidden="1" w:unhideWhenUsed="1"/>
+    <w:lsdException w:name="HTML Variable" w:semiHidden="1" w:unhideWhenUsed="1"/>
+    <w:lsdException w:name="Normal Table" w:semiHidden="1" w:unhideWhenUsed="1"/>
+    <w:lsdException w:name="annotation subject" w:semiHidden="1" w:unhideWhenUsed="1"/>
+    <w:lsdException w:name="No List" w:semiHidden="1" w:unhideWhenUsed="1"/>
+    <w:lsdException w:name="Outline List 1" w:semiHidden="1" w:unhideWhenUsed="1"/>
+    <w:lsdException w:name="Outline List 2" w:semiHidden="1" w:unhideWhenUsed="1"/>
+    <w:lsdException w:name="Outline List 3" w:semiHidden="1" w:unhideWhenUsed="1"/>
+    <w:lsdException w:name="Table Simple 1" w:semiHidden="1" w:unhideWhenUsed="1"/>
+    <w:lsdException w:name="Table Simple 2" w:semiHidden="1" w:unhideWhenUsed="1"/>
+    <w:lsdException w:name="Table Simple 3" w:semiHidden="1" w:unhideWhenUsed="1"/>
+    <w:lsdException w:name="Table Classic 1" w:semiHidden="1" w:unhideWhenUsed="1"/>
+    <w:lsdException w:name="Table Classic 2" w:semiHidden="1" w:unhideWhenUsed="1"/>
+    <w:lsdException w:name="Table Classic 3" w:semiHidden="1" w:unhideWhenUsed="1"/>
+    <w:lsdException w:name="Table Classic 4" w:semiHidden="1" w:unhideWhenUsed="1"/>
+    <w:lsdException w:name="Table Colorful 1" w:semiHidden="1" w:unhideWhenUsed="1"/>
+    <w:lsdException w:name="Table Colorful 2" w:semiHidden="1" w:unhideWhenUsed="1"/>
+    <w:lsdException w:name="Table Colorful 3" w:semiHidden="1" w:unhideWhenUsed="1"/>
+    <w:lsdException w:name="Table Columns 1" w:semiHidden="1" w:unhideWhenUsed="1"/>
+    <w:lsdException w:name="Table Columns 2" w:semiHidden="1" w:unhideWhenUsed="1"/>
+    <w:lsdException w:name="Table Columns 3" w:semiHidden="1" w:unhideWhenUsed="1"/>
+    <w:lsdException w:name="Table Columns 4" w:semiHidden="1" w:unhideWhenUsed="1"/>
+    <w:lsdException w:name="Table Columns 5" w:semiHidden="1" w:unhideWhenUsed="1"/>
+    <w:lsdException w:name="Table Grid 1" w:semiHidden="1" w:unhideWhenUsed="1"/>
+    <w:lsdException w:name="Table Grid 2" w:semiHidden="1" w:unhideWhenUsed="1"/>
+    <w:lsdException w:name="Table Grid 3" w:semiHidden="1" w:unhideWhenUsed="1"/>
+    <w:lsdException w:name="Table Grid 4" w:semiHidden="1" w:unhideWhenUsed="1"/>
+    <w:lsdException w:name="Table Grid 5" w:semiHidden="1" w:unhideWhenUsed="1"/>
+    <w:lsdException w:name="Table Grid 6" w:semiHidden="1" w:unhideWhenUsed="1"/>
+    <w:lsdException w:name="Table Grid 7" w:semiHidden="1" w:unhideWhenUsed="1"/>
+    <w:lsdException w:name="Table Grid 8" w:semiHidden="1" w:unhideWhenUsed="1"/>
+    <w:lsdException w:name="Table List 1" w:semiHidden="1" w:unhideWhenUsed="1"/>
+    <w:lsdException w:name="Table List 2" w:semiHidden="1" w:unhideWhenUsed="1"/>
+    <w:lsdException w:name="Table List 3" w:semiHidden="1" w:unhideWhenUsed="1"/>
+    <w:lsdException w:name="Table List 4" w:semiHidden="1" w:unhideWhenUsed="1"/>
+    <w:lsdException w:name="Table List 5" w:semiHidden="1" w:unhideWhenUsed="1"/>
+    <w:lsdException w:name="Table List 6" w:semiHidden="1" w:unhideWhenUsed="1"/>
+    <w:lsdException w:name="Table List 7" w:semiHidden="1" w:unhideWhenUsed="1"/>
+    <w:lsdException w:name="Table List 8" w:semiHidden="1" w:unhideWhenUsed="1"/>
+    <w:lsdException w:name="Table 3D effects 1" w:semiHidden="1" w:unhideWhenUsed="1"/>
+    <w:lsdException w:name="Table 3D effects 2" w:semiHidden="1" w:unhideWhenUsed="1"/>
+    <w:lsdException w:name="Table 3D effects 3" w:semiHidden="1" w:unhideWhenUsed="1"/>
+    <w:lsdException w:name="Table Contemporary" w:semiHidden="1" w:unhideWhenUsed="1"/>
+    <w:lsdException w:name="Table Elegant" w:semiHidden="1" w:unhideWhenUsed="1"/>
+    <w:lsdException w:name="Table Professional" w:semiHidden="1" w:unhideWhenUsed="1"/>
+    <w:lsdException w:name="Table Subtle 1" w:semiHidden="1" w:unhideWhenUsed="1"/>
+    <w:lsdException w:name="Table Subtle 2" w:semiHidden="1" w:unhideWhenUsed="1"/>
+    <w:lsdException w:name="Table Web 1" w:semiHidden="1" w:unhideWhenUsed="1"/>
+    <w:lsdException w:name="Table Web 2" w:semiHidden="1" w:unhideWhenUsed="1"/>
+    <w:lsdException w:name="Table Web 3" w:semiHidden="1" w:unhideWhenUsed="1"/>
+    <w:lsdException w:name="Balloon Text" w:semiHidden="1" w:unhideWhenUsed="1"/>
+    <w:lsdException w:name="Table Grid" w:uiPriority="39"/>
+    <w:lsdException w:name="Table Theme" w:semiHidden="1" w:unhideWhenUsed="1"/>
+    <w:lsdException w:name="Placeholder Text" w:semiHidden="1"/>
+    <w:lsdException w:name="No Spacing" w:uiPriority="1" w:qFormat="1"/>
+    <w:lsdException w:name="Light Shading" w:uiPriority="60"/>
+    <w:lsdException w:name="Light List" w:uiPriority="61"/>
+    <w:lsdException w:name="Light Grid" w:uiPriority="62"/>
+    <w:lsdException w:name="Medium Shading 1" w:uiPriority="63"/>
+    <w:lsdException w:name="Medium Shading 2" w:uiPriority="64"/>
+    <w:lsdException w:name="Medium List 1" w:uiPriority="65"/>
+    <w:lsdException w:name="Medium List 2" w:uiPriority="66"/>
+    <w:lsdException w:name="Medium Grid 1" w:uiPriority="67"/>
+    <w:lsdException w:name="Medium Grid 2" w:uiPriority="68"/>
+    <w:lsdException w:name="Medium Grid 3" w:uiPriority="69"/>
+    <w:lsdException w:name="Dark List" w:uiPriority="70"/>
+    <w:lsdException w:name="Colorful Shading" w:uiPriority="71"/>
+    <w:lsdException w:name="Colorful List" w:uiPriority="72"/>
+    <w:lsdException w:name="Colorful Grid" w:uiPriority="73"/>
+    <w:lsdException w:name="Light Shading Accent 1" w:uiPriority="60"/>
+    <w:lsdException w:name="Light List Accent 1" w:uiPriority="61"/>
+    <w:lsdException w:name="Light Grid Accent 1" w:uiPriority="62"/>
+    <w:lsdException w:name="Medium Shading 1 Accent 1" w:uiPriority="63"/>
+    <w:lsdException w:name="Medium Shading 2 Accent 1" w:uiPriority="64"/>
+    <w:lsdException w:name="Medium List 1 Accent 1" w:uiPriority="65"/>
+    <w:lsdException w:name="Revision" w:semiHidden="1"/>
+    <w:lsdException w:name="List Paragraph" w:uiPriority="34" w:qFormat="1"/>
+    <w:lsdException w:name="Quote" w:uiPriority="29" w:qFormat="1"/>
+    <w:lsdException w:name="Intense Quote" w:uiPriority="30" w:qFormat="1"/>
+    <w:lsdException w:name="Medium List 2 Accent 1" w:uiPriority="66"/>
+    <w:lsdException w:name="Medium Grid 1 Accent 1" w:uiPriority="67"/>
+    <w:lsdException w:name="Medium Grid 2 Accent 1" w:uiPriority="68"/>
+    <w:lsdException w:name="Medium Grid 3 Accent 1" w:uiPriority="69"/>
+    <w:lsdException w:name="Dark List Accent 1" w:uiPriority="70"/>
+    <w:lsdException w:name="Colorful Shading Accent 1" w:uiPriority="71"/>
+    <w:lsdException w:name="Colorful List Accent 1" w:uiPriority="72"/>
+    <w:lsdException w:name="Colorful Grid Accent 1" w:uiPriority="73"/>
+    <w:lsdException w:name="Light Shading Accent 2" w:uiPriority="60"/>
+    <w:lsdException w:name="Light List Accent 2" w:uiPriority="61"/>
+    <w:lsdException w:name="Light Grid Accent 2" w:uiPriority="62"/>
+    <w:lsdException w:name="Medium Shading 1 Accent 2" w:uiPriority="63"/>
+    <w:lsdException w:name="Medium Shading 2 Accent 2" w:uiPriority="64"/>
+    <w:lsdException w:name="Medium List 1 Accent 2" w:uiPriority="65"/>
+    <w:lsdException w:name="Medium List 2 Accent 2" w:uiPriority="66"/>
+    <w:lsdException w:name="Medium Grid 1 Accent 2" w:uiPriority="67"/>
+    <w:lsdException w:name="Medium Grid 2 Accent 2" w:uiPriority="68"/>
+    <w:lsdException w:name="Medium Grid 3 Accent 2" w:uiPriority="69"/>
+    <w:lsdException w:name="Dark List Accent 2" w:uiPriority="70"/>
+    <w:lsdException w:name="Colorful Shading Accent 2" w:uiPriority="71"/>
+    <w:lsdException w:name="Colorful List Accent 2" w:uiPriority="72"/>
+    <w:lsdException w:name="Colorful Grid Accent 2" w:uiPriority="73"/>
+    <w:lsdException w:name="Light Shading Accent 3" w:uiPriority="60"/>
+    <w:lsdException w:name="Light List Accent 3" w:uiPriority="61"/>
+    <w:lsdException w:name="Light Grid Accent 3" w:uiPriority="62"/>
+    <w:lsdException w:name="Medium Shading 1 Accent 3" w:uiPriority="63"/>
+    <w:lsdException w:name="Medium Shading 2 Accent 3" w:uiPriority="64"/>
+    <w:lsdException w:name="Medium List 1 Accent 3" w:uiPriority="65"/>
+    <w:lsdException w:name="Medium List 2 Accent 3" w:uiPriority="66"/>
+    <w:lsdException w:name="Medium Grid 1 Accent 3" w:uiPriority="67"/>
+    <w:lsdException w:name="Medium Grid 2 Accent 3" w:uiPriority="68"/>
+    <w:lsdException w:name="Medium Grid 3 Accent 3" w:uiPriority="69"/>
+    <w:lsdException w:name="Dark List Accent 3" w:uiPriority="70"/>
+    <w:lsdException w:name="Colorful Shading Accent 3" w:uiPriority="71"/>
+    <w:lsdException w:name="Colorful List Accent 3" w:uiPriority="72"/>
+    <w:lsdException w:name="Colorful Grid Accent 3" w:uiPriority="73"/>
+    <w:lsdException w:name="Light Shading Accent 4" w:uiPriority="60"/>
+    <w:lsdException w:name="Light List Accent 4" w:uiPriority="61"/>
+    <w:lsdException w:name="Light Grid Accent 4" w:uiPriority="62"/>
+    <w:lsdException w:name="Medium Shading 1 Accent 4" w:uiPriority="63"/>
+    <w:lsdException w:name="Medium Shading 2 Accent 4" w:uiPriority="64"/>
+    <w:lsdException w:name="Medium List 1 Accent 4" w:uiPriority="65"/>
+    <w:lsdException w:name="Medium List 2 Accent 4" w:uiPriority="66"/>
+    <w:lsdException w:name="Medium Grid 1 Accent 4" w:uiPriority="67"/>
+    <w:lsdException w:name="Medium Grid 2 Accent 4" w:uiPriority="68"/>
+    <w:lsdException w:name="Medium Grid 3 Accent 4" w:uiPriority="69"/>
+    <w:lsdException w:name="Dark List Accent 4" w:uiPriority="70"/>
+    <w:lsdException w:name="Colorful Shading Accent 4" w:uiPriority="71"/>
+    <w:lsdException w:name="Colorful List Accent 4" w:uiPriority="72"/>
+    <w:lsdException w:name="Colorful Grid Accent 4" w:uiPriority="73"/>
+    <w:lsdException w:name="Light Shading Accent 5" w:uiPriority="60"/>
+    <w:lsdException w:name="Light List Accent 5" w:uiPriority="61"/>
+    <w:lsdException w:name="Light Grid Accent 5" w:uiPriority="62"/>
+    <w:lsdException w:name="Medium Shading 1 Accent 5" w:uiPriority="63"/>
+    <w:lsdException w:name="Medium Shading 2 Accent 5" w:uiPriority="64"/>
+    <w:lsdException w:name="Medium List 1 Accent 5" w:uiPriority="65"/>
+    <w:lsdException w:name="Medium List 2 Accent 5" w:uiPriority="66"/>
+    <w:lsdException w:name="Medium Grid 1 Accent 5" w:uiPriority="67"/>
+    <w:lsdException w:name="Medium Grid 2 Accent 5" w:uiPriority="68"/>
+    <w:lsdException w:name="Medium Grid 3 Accent 5" w:uiPriority="69"/>
+    <w:lsdException w:name="Dark List Accent 5" w:uiPriority="70"/>
+    <w:lsdException w:name="Colorful Shading Accent 5" w:uiPriority="71"/>
+    <w:lsdException w:name="Colorful List Accent 5" w:uiPriority="72"/>
+    <w:lsdException w:name="Colorful Grid Accent 5" w:uiPriority="73"/>
+    <w:lsdException w:name="Light Shading Accent 6" w:uiPriority="60"/>
+    <w:lsdException w:name="Light List Accent 6" w:uiPriority="61"/>
+    <w:lsdException w:name="Light Grid Accent 6" w:uiPriority="62"/>
+    <w:lsdException w:name="Medium Shading 1 Accent 6" w:uiPriority="63"/>
+    <w:lsdException w:name="Medium Shading 2 Accent 6" w:uiPriority="64"/>
+    <w:lsdException w:name="Medium List 1 Accent 6" w:uiPriority="65"/>
+    <w:lsdException w:name="Medium List 2 Accent 6" w:uiPriority="66"/>
+    <w:lsdException w:name="Medium Grid 1 Accent 6" w:uiPriority="67"/>
+    <w:lsdException w:name="Medium Grid 2 Accent 6" w:uiPriority="68"/>
+    <w:lsdException w:name="Medium Grid 3 Accent 6" w:uiPriority="69"/>
+    <w:lsdException w:name="Dark List Accent 6" w:uiPriority="70"/>
+    <w:lsdException w:name="Colorful Shading Accent 6" w:uiPriority="71"/>
+    <w:lsdException w:name="Colorful List Accent 6" w:uiPriority="72"/>
+    <w:lsdException w:name="Colorful Grid Accent 6" w:uiPriority="73"/>
+    <w:lsdException w:name="Subtle Emphasis" w:uiPriority="19" w:qFormat="1"/>
+    <w:lsdException w:name="Intense Emphasis" w:uiPriority="21" w:qFormat="1"/>
+    <w:lsdException w:name="Subtle Reference" w:uiPriority="31" w:qFormat="1"/>
+    <w:lsdException w:name="Intense Reference" w:uiPriority="32" w:qFormat="1"/>
+    <w:lsdException w:name="Book Title" w:uiPriority="33" w:qFormat="1"/>
+    <w:lsdException w:name="Bibliography" w:semiHidden="1" w:uiPriority="37" w:unhideWhenUsed="1"/>
+    <w:lsdException w:name="TOC Heading" w:semiHidden="1" w:uiPriority="39" w:unhideWhenUsed="1" w:qFormat="1"/>
+    <w:lsdException w:name="Plain Table 1" w:uiPriority="41"/>
+    <w:lsdException w:name="Plain Table 2" w:uiPriority="42"/>
+    <w:lsdException w:name="Plain Table 3" w:uiPriority="43"/>
+    <w:lsdException w:name="Plain Table 4" w:uiPriority="44"/>
+    <w:lsdException w:name="Plain Table 5" w:uiPriority="45"/>
+    <w:lsdException w:name="Grid Table Light" w:uiPriority="40"/>
+    <w:lsdException w:name="Grid Table 1 Light" w:uiPriority="46"/>
+    <w:lsdException w:name="Grid Table 2" w:uiPriority="47"/>
+    <w:lsdException w:name="Grid Table 3" w:uiPriority="48"/>
+    <w:lsdException w:name="Grid Table 4" w:uiPriority="49"/>
+    <w:lsdException w:name="Grid Table 5 Dark" w:uiPriority="50"/>
+    <w:lsdException w:name="Grid Table 6 Colorful" w:uiPriority="51"/>
+    <w:lsdException w:name="Grid Table 7 Colorful" w:uiPriority="52"/>
+    <w:lsdException w:name="Grid Table 1 Light Accent 1" w:uiPriority="46"/>
+    <w:lsdException w:name="Grid Table 2 Accent 1" w:uiPriority="47"/>
+    <w:lsdException w:name="Grid Table 3 Accent 1" w:uiPriority="48"/>
+    <w:lsdException w:name="Grid Table 4 Accent 1" w:uiPriority="49"/>
+    <w:lsdException w:name="Grid Table 5 Dark Accent 1" w:uiPriority="50"/>
+    <w:lsdException w:name="Grid Table 6 Colorful Accent 1" w:uiPriority="51"/>
+    <w:lsdException w:name="Grid Table 7 Colorful Accent 1" w:uiPriority="52"/>
+    <w:lsdException w:name="Grid Table 1 Light Accent 2" w:uiPriority="46"/>
+    <w:lsdException w:name="Grid Table 2 Accent 2" w:uiPriority="47"/>
+    <w:lsdException w:name="Grid Table 3 Accent 2" w:uiPriority="48"/>
+    <w:lsdException w:name="Grid Table 4 Accent 2" w:uiPriority="49"/>
+    <w:lsdException w:name="Grid Table 5 Dark Accent 2" w:uiPriority="50"/>
+    <w:lsdException w:name="Grid Table 6 Colorful Accent 2" w:uiPriority="51"/>
+    <w:lsdException w:name="Grid Table 7 Colorful Accent 2" w:uiPriority="52"/>
+    <w:lsdException w:name="Grid Table 1 Light Accent 3" w:uiPriority="46"/>
+    <w:lsdException w:name="Grid Table 2 Accent 3" w:uiPriority="47"/>
+    <w:lsdException w:name="Grid Table 3 Accent 3" w:uiPriority="48"/>
+    <w:lsdException w:name="Grid Table 4 Accent 3" w:uiPriority="49"/>
+    <w:lsdException w:name="Grid Table 5 Dark Accent 3" w:uiPriority="50"/>
+    <w:lsdException w:name="Grid Table 6 Colorful Accent 3" w:uiPriority="51"/>
+    <w:lsdException w:name="Grid Table 7 Colorful Accent 3" w:uiPriority="52"/>
+    <w:lsdException w:name="Grid Table 1 Light Accent 4" w:uiPriority="46"/>
+    <w:lsdException w:name="Grid Table 2 Accent 4" w:uiPriority="47"/>
+    <w:lsdException w:name="Grid Table 3 Accent 4" w:uiPriority="48"/>
+    <w:lsdException w:name="Grid Table 4 Accent 4" w:uiPriority="49"/>
+    <w:lsdException w:name="Grid Table 5 Dark Accent 4" w:uiPriority="50"/>
+    <w:lsdException w:name="Grid Table 6 Colorful Accent 4" w:uiPriority="51"/>
+    <w:lsdException w:name="Grid Table 7 Colorful Accent 4" w:uiPriority="52"/>
+    <w:lsdException w:name="Grid Table 1 Light Accent 5" w:uiPriority="46"/>
+    <w:lsdException w:name="Grid Table 2 Accent 5" w:uiPriority="47"/>
+    <w:lsdException w:name="Grid Table 3 Accent 5" w:uiPriority="48"/>
+    <w:lsdException w:name="Grid Table 4 Accent 5" w:uiPriority="49"/>
+    <w:lsdException w:name="Grid Table 5 Dark Accent 5" w:uiPriority="50"/>
+    <w:lsdException w:name="Grid Table 6 Colorful Accent 5" w:uiPriority="51"/>
+    <w:lsdException w:name="Grid Table 7 Colorful Accent 5" w:uiPriority="52"/>
+    <w:lsdException w:name="Grid Table 1 Light Accent 6" w:uiPriority="46"/>
+    <w:lsdException w:name="Grid Table 2 Accent 6" w:uiPriority="47"/>
+    <w:lsdException w:name="Grid Table 3 Accent 6" w:uiPriority="48"/>
+    <w:lsdException w:name="Grid Table 4 Accent 6" w:uiPriority="49"/>
+    <w:lsdException w:name="Grid Table 5 Dark Accent 6" w:uiPriority="50"/>
+    <w:lsdException w:name="Grid Table 6 Colorful Accent 6" w:uiPriority="51"/>
+    <w:lsdException w:name="Grid Table 7 Colorful Accent 6" w:uiPriority="52"/>
+    <w:lsdException w:name="List Table 1 Light" w:uiPriority="46"/>
+    <w:lsdException w:name="List Table 2" w:uiPriority="47"/>
+    <w:lsdException w:name="List Table 3" w:uiPriority="48"/>
+    <w:lsdException w:name="List Table 4" w:uiPriority="49"/>
+    <w:lsdException w:name="List Table 5 Dark" w:uiPriority="50"/>
+    <w:lsdException w:name="List Table 6 Colorful" w:uiPriority="51"/>
+    <w:lsdException w:name="List Table 7 Colorful" w:uiPriority="52"/>
+    <w:lsdException w:name="List Table 1 Light Accent 1" w:uiPriority="46"/>
+    <w:lsdException w:name="List Table 2 Accent 1" w:uiPriority="47"/>
+    <w:lsdException w:name="List Table 3 Accent 1" w:uiPriority="48"/>
+    <w:lsdException w:name="List Table 4 Accent 1" w:uiPriority="49"/>
+    <w:lsdException w:name="List Table 5 Dark Accent 1" w:uiPriority="50"/>
+    <w:lsdException w:name="List Table 6 Colorful Accent 1" w:uiPriority="51"/>
+    <w:lsdException w:name="List Table 7 Colorful Accent 1" w:uiPriority="52"/>
+    <w:lsdException w:name="List Table 1 Light Accent 2" w:uiPriority="46"/>
+    <w:lsdException w:name="List Table 2 Accent 2" w:uiPriority="47"/>
+    <w:lsdException w:name="List Table 3 Accent 2" w:uiPriority="48"/>
+    <w:lsdException w:name="List Table 4 Accent 2" w:uiPriority="49"/>
+    <w:lsdException w:name="List Table 5 Dark Accent 2" w:uiPriority="50"/>
+    <w:lsdException w:name="List Table 6 Colorful Accent 2" w:uiPriority="51"/>
+    <w:lsdException w:name="List Table 7 Colorful Accent 2" w:uiPriority="52"/>
+    <w:lsdException w:name="List Table 1 Light Accent 3" w:uiPriority="46"/>
+    <w:lsdException w:name="List Table 2 Accent 3" w:uiPriority="47"/>
+    <w:lsdException w:name="List Table 3 Accent 3" w:uiPriority="48"/>
+    <w:lsdException w:name="List Table 4 Accent 3" w:uiPriority="49"/>
+    <w:lsdException w:name="List Table 5 Dark Accent 3" w:uiPriority="50"/>
+    <w:lsdException w:name="List Table 6 Colorful Accent 3" w:uiPriority="51"/>
+    <w:lsdException w:name="List Table 7 Colorful Accent 3" w:uiPriority="52"/>
+    <w:lsdException w:name="List Table 1 Light Accent 4" w:uiPriority="46"/>
+    <w:lsdException w:name="List Table 2 Accent 4" w:uiPriority="47"/>
+    <w:lsdException w:name="List Table 3 Accent 4" w:uiPriority="48"/>
+    <w:lsdException w:name="List Table 4 Accent 4" w:uiPriority="49"/>
+    <w:lsdException w:name="List Table 5 Dark Accent 4" w:uiPriority="50"/>
+    <w:lsdException w:name="List Table 6 Colorful Accent 4" w:uiPriority="51"/>
+    <w:lsdException w:name="List Table 7 Colorful Accent 4" w:uiPriority="52"/>
+    <w:lsdException w:name="List Table 1 Light Accent 5" w:uiPriority="46"/>
+    <w:lsdException w:name="List Table 2 Accent 5" w:uiPriority="47"/>
+    <w:lsdException w:name="List Table 3 Accent 5" w:uiPriority="48"/>
+    <w:lsdException w:name="List Table 4 Accent 5" w:uiPriority="49"/>
+    <w:lsdException w:name="List Table 5 Dark Accent 5" w:uiPriority="50"/>
+    <w:lsdException w:name="List Table 6 Colorful Accent 5" w:uiPriority="51"/>
+    <w:lsdException w:name="List Table 7 Colorful Accent 5" w:uiPriority="52"/>
+    <w:lsdException w:name="List Table 1 Light Accent 6" w:uiPriority="46"/>
+    <w:lsdException w:name="List Table 2 Accent 6" w:uiPriority="47"/>
+    <w:lsdException w:name="List Table 3 Accent 6" w:uiPriority="48"/>
+    <w:lsdException w:name="List Table 4 Accent 6" w:uiPriority="49"/>
+    <w:lsdException w:name="List Table 5 Dark Accent 6" w:uiPriority="50"/>
+    <w:lsdException w:name="List Table 6 Colorful Accent 6" w:uiPriority="51"/>
+    <w:lsdException w:name="List Table 7 Colorful Accent 6" w:uiPriority="52"/>
+    <w:lsdException w:name="Mention" w:semiHidden="1" w:unhideWhenUsed="1"/>
+    <w:lsdException w:name="Smart Hyperlink" w:semiHidden="1" w:unhideWhenUsed="1"/>
+    <w:lsdException w:name="Hashtag" w:semiHidden="1" w:unhideWhenUsed="1"/>
+    <w:lsdException w:name="Unresolved Mention" w:semiHidden="1" w:unhideWhenUsed="1"/>
+    <w:lsdException w:name="Smart Link" w:semiHidden="1" w:unhideWhenUsed="1"/>
+  </w:latentStyles>
+  <w:style w:type="paragraph" w:default="1" w:styleId="Normal">
+    <w:name w:val="Normal"/>
+    <w:qFormat/>
   </w:style>
-  <w:style w:type="paragraph" w:styleId="Normal" w:default="1">
-    <w:name w:val="normal"/>
-  </w:style>
-  <w:style w:type="paragraph" w:styleId="Heading1">
+  <w:style w:type="paragraph" w:styleId="Ttulo1">
     <w:name w:val="heading 1"/>
     <w:basedOn w:val="Normal"/>
     <w:next w:val="Normal"/>
+    <w:uiPriority w:val="9"/>
+    <w:qFormat/>
     <w:pPr>
-      <w:keepNext w:val="1"/>
-      <w:keepLines w:val="1"/>
-      <w:pageBreakBefore w:val="0"/>
-      <w:spacing w:after="120" w:before="480" w:lineRule="auto"/>
+      <w:keepNext/>
+      <w:keepLines/>
+      <w:spacing w:before="480" w:after="120"/>
+      <w:outlineLvl w:val="0"/>
     </w:pPr>
     <w:rPr>
-      <w:b w:val="1"/>
+      <w:b/>
       <w:sz w:val="48"/>
       <w:szCs w:val="48"/>
     </w:rPr>
   </w:style>
-  <w:style w:type="paragraph" w:styleId="Heading2">
+  <w:style w:type="paragraph" w:styleId="Ttulo2">
     <w:name w:val="heading 2"/>
     <w:basedOn w:val="Normal"/>
     <w:next w:val="Normal"/>
+    <w:uiPriority w:val="9"/>
+    <w:semiHidden/>
+    <w:unhideWhenUsed/>
+    <w:qFormat/>
     <w:pPr>
-      <w:keepNext w:val="1"/>
-      <w:keepLines w:val="1"/>
-      <w:pageBreakBefore w:val="0"/>
-      <w:spacing w:after="80" w:before="360" w:lineRule="auto"/>
+      <w:keepNext/>
+      <w:keepLines/>
+      <w:spacing w:before="360" w:after="80"/>
+      <w:outlineLvl w:val="1"/>
     </w:pPr>
     <w:rPr>
-      <w:b w:val="1"/>
+      <w:b/>
       <w:sz w:val="36"/>
       <w:szCs w:val="36"/>
     </w:rPr>
   </w:style>
-  <w:style w:type="paragraph" w:styleId="Heading3">
+  <w:style w:type="paragraph" w:styleId="Ttulo3">
     <w:name w:val="heading 3"/>
     <w:basedOn w:val="Normal"/>
     <w:next w:val="Normal"/>
+    <w:uiPriority w:val="9"/>
+    <w:semiHidden/>
+    <w:unhideWhenUsed/>
+    <w:qFormat/>
     <w:pPr>
-      <w:keepNext w:val="1"/>
-      <w:keepLines w:val="1"/>
-      <w:pageBreakBefore w:val="0"/>
-      <w:spacing w:after="80" w:before="280" w:lineRule="auto"/>
+      <w:keepNext/>
+      <w:keepLines/>
+      <w:spacing w:before="280" w:after="80"/>
+      <w:outlineLvl w:val="2"/>
     </w:pPr>
     <w:rPr>
-      <w:b w:val="1"/>
+      <w:b/>
       <w:sz w:val="28"/>
       <w:szCs w:val="28"/>
     </w:rPr>
   </w:style>
-  <w:style w:type="paragraph" w:styleId="Heading4">
+  <w:style w:type="paragraph" w:styleId="Ttulo4">
     <w:name w:val="heading 4"/>
     <w:basedOn w:val="Normal"/>
     <w:next w:val="Normal"/>
+    <w:uiPriority w:val="9"/>
+    <w:semiHidden/>
+    <w:unhideWhenUsed/>
+    <w:qFormat/>
     <w:pPr>
-      <w:keepNext w:val="1"/>
-      <w:keepLines w:val="1"/>
-      <w:pageBreakBefore w:val="0"/>
-      <w:spacing w:after="40" w:before="240" w:lineRule="auto"/>
+      <w:keepNext/>
+      <w:keepLines/>
+      <w:spacing w:before="240" w:after="40"/>
+      <w:outlineLvl w:val="3"/>
     </w:pPr>
     <w:rPr>
-      <w:b w:val="1"/>
+      <w:b/>
       <w:sz w:val="24"/>
       <w:szCs w:val="24"/>
     </w:rPr>
   </w:style>
-  <w:style w:type="paragraph" w:styleId="Heading5">
+  <w:style w:type="paragraph" w:styleId="Ttulo5">
     <w:name w:val="heading 5"/>
     <w:basedOn w:val="Normal"/>
     <w:next w:val="Normal"/>
+    <w:uiPriority w:val="9"/>
+    <w:semiHidden/>
+    <w:unhideWhenUsed/>
+    <w:qFormat/>
     <w:pPr>
-      <w:keepNext w:val="1"/>
-      <w:keepLines w:val="1"/>
-      <w:pageBreakBefore w:val="0"/>
-      <w:spacing w:after="40" w:before="220" w:lineRule="auto"/>
+      <w:keepNext/>
+      <w:keepLines/>
+      <w:spacing w:before="220" w:after="40"/>
+      <w:outlineLvl w:val="4"/>
     </w:pPr>
     <w:rPr>
-      <w:b w:val="1"/>
-      <w:sz w:val="22"/>
-      <w:szCs w:val="22"/>
+      <w:b/>
     </w:rPr>
   </w:style>
-  <w:style w:type="paragraph" w:styleId="Heading6">
+  <w:style w:type="paragraph" w:styleId="Ttulo6">
     <w:name w:val="heading 6"/>
     <w:basedOn w:val="Normal"/>
     <w:next w:val="Normal"/>
+    <w:uiPriority w:val="9"/>
+    <w:semiHidden/>
+    <w:unhideWhenUsed/>
+    <w:qFormat/>
     <w:pPr>
-      <w:keepNext w:val="1"/>
-      <w:keepLines w:val="1"/>
-      <w:pageBreakBefore w:val="0"/>
-      <w:spacing w:after="40" w:before="200" w:lineRule="auto"/>
+      <w:keepNext/>
+      <w:keepLines/>
+      <w:spacing w:before="200" w:after="40"/>
+      <w:outlineLvl w:val="5"/>
     </w:pPr>
     <w:rPr>
-      <w:b w:val="1"/>
+      <w:b/>
       <w:sz w:val="20"/>
       <w:szCs w:val="20"/>
     </w:rPr>
   </w:style>
-  <w:style w:type="paragraph" w:styleId="Title">
+  <w:style w:type="character" w:default="1" w:styleId="Fuentedeprrafopredeter">
+    <w:name w:val="Default Paragraph Font"/>
+    <w:uiPriority w:val="1"/>
+    <w:semiHidden/>
+    <w:unhideWhenUsed/>
+  </w:style>
+  <w:style w:type="table" w:default="1" w:styleId="Tablanormal">
+    <w:name w:val="Normal Table"/>
+    <w:uiPriority w:val="99"/>
+    <w:semiHidden/>
+    <w:unhideWhenUsed/>
+    <w:tblPr>
+      <w:tblInd w:w="0" w:type="dxa"/>
+      <w:tblCellMar>
+        <w:top w:w="0" w:type="dxa"/>
+        <w:left w:w="108" w:type="dxa"/>
+        <w:bottom w:w="0" w:type="dxa"/>
+        <w:right w:w="108" w:type="dxa"/>
+      </w:tblCellMar>
+    </w:tblPr>
+  </w:style>
+  <w:style w:type="numbering" w:default="1" w:styleId="Sinlista">
+    <w:name w:val="No List"/>
+    <w:uiPriority w:val="99"/>
+    <w:semiHidden/>
+    <w:unhideWhenUsed/>
+  </w:style>
+  <w:style w:type="table" w:customStyle="1" w:styleId="TableNormal">
+    <w:name w:val="TableNormal"/>
+    <w:tblPr>
+      <w:tblCellMar>
+        <w:top w:w="100" w:type="dxa"/>
+        <w:left w:w="100" w:type="dxa"/>
+        <w:bottom w:w="100" w:type="dxa"/>
+        <w:right w:w="100" w:type="dxa"/>
+      </w:tblCellMar>
+    </w:tblPr>
+  </w:style>
+  <w:style w:type="paragraph" w:styleId="Ttulo">
     <w:name w:val="Title"/>
     <w:basedOn w:val="Normal"/>
     <w:next w:val="Normal"/>
+    <w:uiPriority w:val="10"/>
+    <w:qFormat/>
     <w:pPr>
-      <w:keepNext w:val="1"/>
-      <w:keepLines w:val="1"/>
-      <w:pageBreakBefore w:val="0"/>
-      <w:spacing w:after="120" w:before="480" w:lineRule="auto"/>
+      <w:keepNext/>
+      <w:keepLines/>
+      <w:spacing w:before="480" w:after="120"/>
     </w:pPr>
     <w:rPr>
-      <w:b w:val="1"/>
+      <w:b/>
       <w:sz w:val="72"/>
       <w:szCs w:val="72"/>
     </w:rPr>
-  </w:style>
-  <w:style w:type="paragraph" w:styleId="Normal" w:default="1">
-    <w:name w:val="Normal"/>
-    <w:qFormat w:val="1"/>
-  </w:style>
-  <w:style w:type="character" w:styleId="Fuentedeprrafopredeter" w:default="1">
-    <w:name w:val="Default Paragraph Font"/>
-    <w:uiPriority w:val="1"/>
-    <w:semiHidden w:val="1"/>
-    <w:unhideWhenUsed w:val="1"/>
-  </w:style>
-  <w:style w:type="table" w:styleId="Tablanormal" w:default="1">
-    <w:name w:val="Normal Table"/>
-    <w:uiPriority w:val="99"/>
-    <w:semiHidden w:val="1"/>
-    <w:unhideWhenUsed w:val="1"/>
-    <w:tblPr>
-      <w:tblInd w:w="0.0" w:type="dxa"/>
-      <w:tblCellMar>
-        <w:top w:w="0.0" w:type="dxa"/>
-        <w:left w:w="108.0" w:type="dxa"/>
-        <w:bottom w:w="0.0" w:type="dxa"/>
-        <w:right w:w="108.0" w:type="dxa"/>
-      </w:tblCellMar>
-    </w:tblPr>
-  </w:style>
-  <w:style w:type="numbering" w:styleId="Sinlista" w:default="1">
-    <w:name w:val="No List"/>
-    <w:uiPriority w:val="99"/>
-    <w:semiHidden w:val="1"/>
-    <w:unhideWhenUsed w:val="1"/>
   </w:style>
   <w:style w:type="table" w:styleId="Tablaconcuadrcula">
     <w:name w:val="Table Grid"/>
@@ -4411,28 +5144,21 @@
       <w:spacing w:after="0" w:line="240" w:lineRule="auto"/>
     </w:pPr>
     <w:tblPr>
-      <w:tblInd w:w="0.0" w:type="dxa"/>
       <w:tblBorders>
-        <w:top w:color="000000" w:space="0" w:sz="4" w:themeColor="text1" w:val="single"/>
-        <w:left w:color="000000" w:space="0" w:sz="4" w:themeColor="text1" w:val="single"/>
-        <w:bottom w:color="000000" w:space="0" w:sz="4" w:themeColor="text1" w:val="single"/>
-        <w:right w:color="000000" w:space="0" w:sz="4" w:themeColor="text1" w:val="single"/>
-        <w:insideH w:color="000000" w:space="0" w:sz="4" w:themeColor="text1" w:val="single"/>
-        <w:insideV w:color="000000" w:space="0" w:sz="4" w:themeColor="text1" w:val="single"/>
+        <w:top w:val="single" w:sz="4" w:space="0" w:color="000000" w:themeColor="text1"/>
+        <w:left w:val="single" w:sz="4" w:space="0" w:color="000000" w:themeColor="text1"/>
+        <w:bottom w:val="single" w:sz="4" w:space="0" w:color="000000" w:themeColor="text1"/>
+        <w:right w:val="single" w:sz="4" w:space="0" w:color="000000" w:themeColor="text1"/>
+        <w:insideH w:val="single" w:sz="4" w:space="0" w:color="000000" w:themeColor="text1"/>
+        <w:insideV w:val="single" w:sz="4" w:space="0" w:color="000000" w:themeColor="text1"/>
       </w:tblBorders>
-      <w:tblCellMar>
-        <w:top w:w="0.0" w:type="dxa"/>
-        <w:left w:w="108.0" w:type="dxa"/>
-        <w:bottom w:w="0.0" w:type="dxa"/>
-        <w:right w:w="108.0" w:type="dxa"/>
-      </w:tblCellMar>
     </w:tblPr>
   </w:style>
   <w:style w:type="character" w:styleId="Textodelmarcadordeposicin">
     <w:name w:val="Placeholder Text"/>
     <w:basedOn w:val="Fuentedeprrafopredeter"/>
     <w:uiPriority w:val="99"/>
-    <w:semiHidden w:val="1"/>
+    <w:semiHidden/>
     <w:rsid w:val="00DE6A91"/>
     <w:rPr>
       <w:color w:val="808080"/>
@@ -4443,27 +5169,27 @@
     <w:basedOn w:val="Normal"/>
     <w:link w:val="TextodegloboCar"/>
     <w:uiPriority w:val="99"/>
-    <w:semiHidden w:val="1"/>
-    <w:unhideWhenUsed w:val="1"/>
+    <w:semiHidden/>
+    <w:unhideWhenUsed/>
     <w:rsid w:val="00DE6A91"/>
     <w:pPr>
       <w:spacing w:after="0" w:line="240" w:lineRule="auto"/>
     </w:pPr>
     <w:rPr>
-      <w:rFonts w:ascii="Tahoma" w:cs="Tahoma" w:hAnsi="Tahoma"/>
+      <w:rFonts w:ascii="Tahoma" w:hAnsi="Tahoma" w:cs="Tahoma"/>
       <w:sz w:val="16"/>
       <w:szCs w:val="16"/>
     </w:rPr>
   </w:style>
-  <w:style w:type="character" w:styleId="TextodegloboCar" w:customStyle="1">
+  <w:style w:type="character" w:customStyle="1" w:styleId="TextodegloboCar">
     <w:name w:val="Texto de globo Car"/>
     <w:basedOn w:val="Fuentedeprrafopredeter"/>
     <w:link w:val="Textodeglobo"/>
     <w:uiPriority w:val="99"/>
-    <w:semiHidden w:val="1"/>
+    <w:semiHidden/>
     <w:rsid w:val="00DE6A91"/>
     <w:rPr>
-      <w:rFonts w:ascii="Tahoma" w:cs="Tahoma" w:hAnsi="Tahoma"/>
+      <w:rFonts w:ascii="Tahoma" w:hAnsi="Tahoma" w:cs="Tahoma"/>
       <w:sz w:val="16"/>
       <w:szCs w:val="16"/>
     </w:rPr>
@@ -4472,11 +5198,11 @@
     <w:name w:val="List Paragraph"/>
     <w:basedOn w:val="Normal"/>
     <w:uiPriority w:val="34"/>
-    <w:qFormat w:val="1"/>
+    <w:qFormat/>
     <w:rsid w:val="00790769"/>
     <w:pPr>
       <w:ind w:left="720"/>
-      <w:contextualSpacing w:val="1"/>
+      <w:contextualSpacing/>
     </w:pPr>
   </w:style>
   <w:style w:type="paragraph" w:styleId="Encabezado">
@@ -4484,7 +5210,7 @@
     <w:basedOn w:val="Normal"/>
     <w:link w:val="EncabezadoCar"/>
     <w:uiPriority w:val="99"/>
-    <w:unhideWhenUsed w:val="1"/>
+    <w:unhideWhenUsed/>
     <w:rsid w:val="00936DCE"/>
     <w:pPr>
       <w:tabs>
@@ -4494,7 +5220,7 @@
       <w:spacing w:after="0" w:line="240" w:lineRule="auto"/>
     </w:pPr>
   </w:style>
-  <w:style w:type="character" w:styleId="EncabezadoCar" w:customStyle="1">
+  <w:style w:type="character" w:customStyle="1" w:styleId="EncabezadoCar">
     <w:name w:val="Encabezado Car"/>
     <w:basedOn w:val="Fuentedeprrafopredeter"/>
     <w:link w:val="Encabezado"/>
@@ -4506,7 +5232,7 @@
     <w:basedOn w:val="Normal"/>
     <w:link w:val="PiedepginaCar"/>
     <w:uiPriority w:val="99"/>
-    <w:unhideWhenUsed w:val="1"/>
+    <w:unhideWhenUsed/>
     <w:rsid w:val="00936DCE"/>
     <w:pPr>
       <w:tabs>
@@ -4516,7 +5242,7 @@
       <w:spacing w:after="0" w:line="240" w:lineRule="auto"/>
     </w:pPr>
   </w:style>
-  <w:style w:type="character" w:styleId="PiedepginaCar" w:customStyle="1">
+  <w:style w:type="character" w:customStyle="1" w:styleId="PiedepginaCar">
     <w:name w:val="Pie de página Car"/>
     <w:basedOn w:val="Fuentedeprrafopredeter"/>
     <w:link w:val="Piedepgina"/>
@@ -4527,37 +5253,38 @@
     <w:name w:val="Normal (Web)"/>
     <w:basedOn w:val="Normal"/>
     <w:uiPriority w:val="99"/>
-    <w:semiHidden w:val="1"/>
-    <w:unhideWhenUsed w:val="1"/>
+    <w:semiHidden/>
+    <w:unhideWhenUsed/>
     <w:rsid w:val="009C09F4"/>
     <w:pPr>
-      <w:spacing w:after="100" w:afterAutospacing="1" w:before="100" w:beforeAutospacing="1" w:line="240" w:lineRule="auto"/>
+      <w:spacing w:before="100" w:beforeAutospacing="1" w:after="100" w:afterAutospacing="1" w:line="240" w:lineRule="auto"/>
     </w:pPr>
     <w:rPr>
-      <w:rFonts w:ascii="Times New Roman" w:cs="Times New Roman" w:hAnsi="Times New Roman"/>
+      <w:rFonts w:ascii="Times New Roman" w:hAnsi="Times New Roman" w:cs="Times New Roman"/>
       <w:sz w:val="24"/>
       <w:szCs w:val="24"/>
     </w:rPr>
   </w:style>
-  <w:style w:type="paragraph" w:styleId="Subtitle">
+  <w:style w:type="paragraph" w:styleId="Subttulo">
     <w:name w:val="Subtitle"/>
     <w:basedOn w:val="Normal"/>
     <w:next w:val="Normal"/>
+    <w:uiPriority w:val="11"/>
+    <w:qFormat/>
     <w:pPr>
-      <w:keepNext w:val="1"/>
-      <w:keepLines w:val="1"/>
-      <w:pageBreakBefore w:val="0"/>
-      <w:spacing w:after="80" w:before="360" w:lineRule="auto"/>
+      <w:keepNext/>
+      <w:keepLines/>
+      <w:spacing w:before="360" w:after="80"/>
     </w:pPr>
     <w:rPr>
-      <w:rFonts w:ascii="Georgia" w:cs="Georgia" w:eastAsia="Georgia" w:hAnsi="Georgia"/>
-      <w:i w:val="1"/>
+      <w:rFonts w:ascii="Georgia" w:eastAsia="Georgia" w:hAnsi="Georgia" w:cs="Georgia"/>
+      <w:i/>
       <w:color w:val="666666"/>
       <w:sz w:val="48"/>
       <w:szCs w:val="48"/>
     </w:rPr>
   </w:style>
-  <w:style w:type="table" w:styleId="Table1">
+  <w:style w:type="table" w:customStyle="1" w:styleId="a">
     <w:basedOn w:val="TableNormal"/>
     <w:pPr>
       <w:spacing w:after="0" w:line="240" w:lineRule="auto"/>
@@ -4566,23 +5293,23 @@
       <w:tblStyleRowBandSize w:val="1"/>
       <w:tblStyleColBandSize w:val="1"/>
       <w:tblCellMar>
-        <w:top w:w="0.0" w:type="dxa"/>
-        <w:left w:w="108.0" w:type="dxa"/>
-        <w:bottom w:w="0.0" w:type="dxa"/>
-        <w:right w:w="108.0" w:type="dxa"/>
+        <w:top w:w="0" w:type="dxa"/>
+        <w:left w:w="108" w:type="dxa"/>
+        <w:bottom w:w="0" w:type="dxa"/>
+        <w:right w:w="108" w:type="dxa"/>
       </w:tblCellMar>
     </w:tblPr>
   </w:style>
-  <w:style w:type="table" w:styleId="Table2">
+  <w:style w:type="table" w:customStyle="1" w:styleId="a0">
     <w:basedOn w:val="TableNormal"/>
     <w:tblPr>
       <w:tblStyleRowBandSize w:val="1"/>
       <w:tblStyleColBandSize w:val="1"/>
       <w:tblCellMar>
-        <w:top w:w="0.0" w:type="dxa"/>
-        <w:left w:w="70.0" w:type="dxa"/>
-        <w:bottom w:w="0.0" w:type="dxa"/>
-        <w:right w:w="70.0" w:type="dxa"/>
+        <w:top w:w="0" w:type="dxa"/>
+        <w:left w:w="70" w:type="dxa"/>
+        <w:bottom w:w="0" w:type="dxa"/>
+        <w:right w:w="70" w:type="dxa"/>
       </w:tblCellMar>
     </w:tblPr>
   </w:style>
@@ -4872,17 +5599,17 @@
 </a:theme>
 </file>
 
-<file path=customXML/item1.xml><?xml version="1.0" encoding="utf-8"?>
+<file path=customXml/item1.xml><?xml version="1.0" encoding="utf-8"?>
 <go:gDocsCustomXmlDataStorage xmlns:go="http://customooxmlschemas.google.com/" xmlns:r="http://schemas.openxmlformats.org/officeDocument/2006/relationships" uri="GoogleDocsCustomDataVersion2">
   <go:docsCustomData xmlns:go="http://customooxmlschemas.google.com/" roundtripDataSignature="AMtx7mjdA+TEJ9ltPwRcMVB0/FbHTwcekg==">CgMxLjAyCGguZ2pkZ3hzOAByITFCYmdsUmFGdHJJRjZOX1gyelZHTkVkTE1KN3pzU0tXOA==</go:docsCustomData>
 </go:gDocsCustomXmlDataStorage>
 </file>
 
-<file path=customXML/itemProps1.xml><?xml version="1.0" encoding="utf-8"?>
+<file path=customXml/itemProps1.xml><?xml version="1.0" encoding="utf-8"?>
 <ds:datastoreItem xmlns:ds="http://schemas.openxmlformats.org/officeDocument/2006/customXml" ds:itemID="{11111111-1234-1234-1234-123412341234}">
   <ds:schemaRefs>
+    <ds:schemaRef ds:uri="http://customooxmlschemas.google.com/"/>
     <ds:schemaRef ds:uri="http://schemas.openxmlformats.org/officeDocument/2006/relationships"/>
-    <ds:schemaRef ds:uri="http://customooxmlschemas.google.com/"/>
   </ds:schemaRefs>
 </ds:datastoreItem>
 </file>